--- a/docs/14_아동부_여름성경학교_활동과_장소.docx
+++ b/docs/14_아동부_여름성경학교_활동과_장소.docx
@@ -11,7 +11,7 @@
         <w:rPr>
           <w:b w:val="0"/>
         </w:rPr>
-        <w:t>(교회명) 초등부 여름성경학교 프로그램 기획안</w:t>
+        <w:t>(교회명) 아동부 여름성경학교 활동·방문 장소 선정표</w:t>
       </w:r>
     </w:p>
     <w:p>
@@ -22,355 +22,84 @@
         <w:rPr>
           <w:b w:val="0"/>
         </w:rPr>
-        <w:t>1. 실내 활동 프로그램 (20선)</w:t>
+        <w:t>개요</w:t>
       </w:r>
     </w:p>
     <w:p>
+      <w:pPr>
+        <w:pStyle w:val="ListBullet"/>
+      </w:pPr>
       <w:r>
         <w:rPr>
           <w:b w:val="0"/>
         </w:rPr>
-        <w:t>본 프로그램은 장소의 제약 없이 교회 교육관 및 예배실에서 진행할 수 있는 활동입니다.</w:t>
+        <w:t>주제 : ________</w:t>
       </w:r>
     </w:p>
     <w:p>
       <w:pPr>
-        <w:pStyle w:val="ListNumber"/>
+        <w:pStyle w:val="ListBullet"/>
       </w:pPr>
-      <w:r>
-        <w:rPr>
-          <w:b/>
-        </w:rPr>
-        <w:t>성경 골든벨</w:t>
-      </w:r>
       <w:r>
         <w:rPr>
           <w:b w:val="0"/>
         </w:rPr>
-        <w:t>: 주제 성구와 관련된 핵심 내용 퀴즈 대결</w:t>
+        <w:t>주제 말씀 : ________</w:t>
       </w:r>
     </w:p>
     <w:p>
       <w:pPr>
-        <w:pStyle w:val="ListNumber"/>
+        <w:pStyle w:val="ListBullet"/>
       </w:pPr>
-      <w:r>
-        <w:rPr>
-          <w:b/>
-        </w:rPr>
-        <w:t>말씀 암송 릴레이</w:t>
-      </w:r>
       <w:r>
         <w:rPr>
           <w:b w:val="0"/>
         </w:rPr>
-        <w:t>: 구절을 나누어 외우고 이어 말하기</w:t>
+        <w:t>목적 : 말씀을 배우고 함께 놀며 서로 돌보는 마음을 기른다.</w:t>
       </w:r>
     </w:p>
     <w:p>
       <w:pPr>
-        <w:pStyle w:val="ListNumber"/>
+        <w:pStyle w:val="ListBullet"/>
       </w:pPr>
-      <w:r>
-        <w:rPr>
-          <w:b/>
-        </w:rPr>
-        <w:t>우리 반 찬양 만들기</w:t>
-      </w:r>
       <w:r>
         <w:rPr>
           <w:b w:val="0"/>
         </w:rPr>
-        <w:t>: 주제가에 어울리는 율동 창작</w:t>
+        <w:t>장소 : ________</w:t>
       </w:r>
     </w:p>
     <w:p>
       <w:pPr>
-        <w:pStyle w:val="ListNumber"/>
+        <w:pStyle w:val="ListBullet"/>
       </w:pPr>
-      <w:r>
-        <w:rPr>
-          <w:b/>
-        </w:rPr>
-        <w:t>말씀 캐릭터 그리기</w:t>
-      </w:r>
       <w:r>
         <w:rPr>
           <w:b w:val="0"/>
         </w:rPr>
-        <w:t>: 성경 인물 특징을 살린 캐리커처 그리기</w:t>
+        <w:t>일시 : ________</w:t>
       </w:r>
     </w:p>
     <w:p>
       <w:pPr>
-        <w:pStyle w:val="ListNumber"/>
+        <w:pStyle w:val="ListBullet"/>
       </w:pPr>
-      <w:r>
-        <w:rPr>
-          <w:b/>
-        </w:rPr>
-        <w:t>성경 인물 역할극</w:t>
-      </w:r>
       <w:r>
         <w:rPr>
           <w:b w:val="0"/>
         </w:rPr>
-        <w:t>: 성경 이야기 재구성 및 짧은 연극</w:t>
+        <w:t>담당 : ________</w:t>
       </w:r>
     </w:p>
     <w:p>
       <w:pPr>
-        <w:pStyle w:val="ListNumber"/>
+        <w:pStyle w:val="ListBullet"/>
       </w:pPr>
-      <w:r>
-        <w:rPr>
-          <w:b/>
-        </w:rPr>
-        <w:t>말씀 카드 만들기</w:t>
-      </w:r>
       <w:r>
         <w:rPr>
           <w:b w:val="0"/>
         </w:rPr>
-        <w:t>: 은혜받은 구절을 꾸며 액자 만들기</w:t>
-      </w:r>
-    </w:p>
-    <w:p>
-      <w:pPr>
-        <w:pStyle w:val="ListNumber"/>
-      </w:pPr>
-      <w:r>
-        <w:rPr>
-          <w:b/>
-        </w:rPr>
-        <w:t>성경 스토리 보드</w:t>
-      </w:r>
-      <w:r>
-        <w:rPr>
-          <w:b w:val="0"/>
-        </w:rPr>
-        <w:t>: 이야기 순서대로 그림 그리기</w:t>
-      </w:r>
-    </w:p>
-    <w:p>
-      <w:pPr>
-        <w:pStyle w:val="ListNumber"/>
-      </w:pPr>
-      <w:r>
-        <w:rPr>
-          <w:b/>
-        </w:rPr>
-        <w:t>기도 편지 쓰기</w:t>
-      </w:r>
-      <w:r>
-        <w:rPr>
-          <w:b w:val="0"/>
-        </w:rPr>
-        <w:t>: 하나님께 드리는 편지 낭독회</w:t>
-      </w:r>
-    </w:p>
-    <w:p>
-      <w:pPr>
-        <w:pStyle w:val="ListNumber"/>
-      </w:pPr>
-      <w:r>
-        <w:rPr>
-          <w:b/>
-        </w:rPr>
-        <w:t>교회 보물찾기</w:t>
-      </w:r>
-      <w:r>
-        <w:rPr>
-          <w:b w:val="0"/>
-        </w:rPr>
-        <w:t>: 성경 관련 힌트를 찾아 교회 곳곳 탐방</w:t>
-      </w:r>
-    </w:p>
-    <w:p>
-      <w:pPr>
-        <w:pStyle w:val="ListNumber"/>
-      </w:pPr>
-      <w:r>
-        <w:rPr>
-          <w:b/>
-        </w:rPr>
-        <w:t>말씀 퍼즐 맞추기</w:t>
-      </w:r>
-      <w:r>
-        <w:rPr>
-          <w:b w:val="0"/>
-        </w:rPr>
-        <w:t>: 구절이 적힌 퍼즐 조각 조합하기</w:t>
-      </w:r>
-    </w:p>
-    <w:p>
-      <w:pPr>
-        <w:pStyle w:val="ListNumber"/>
-      </w:pPr>
-      <w:r>
-        <w:rPr>
-          <w:b/>
-        </w:rPr>
-        <w:t>복음 팔찌 만들기</w:t>
-      </w:r>
-      <w:r>
-        <w:rPr>
-          <w:b w:val="0"/>
-        </w:rPr>
-        <w:t>: 복음의 핵심을 색깔 비즈로 표현 (색깔 대응은 교육용 약속이며 성경이 정한 체계가 아님)</w:t>
-      </w:r>
-    </w:p>
-    <w:p>
-      <w:pPr>
-        <w:pStyle w:val="ListNumber"/>
-      </w:pPr>
-      <w:r>
-        <w:rPr>
-          <w:b/>
-        </w:rPr>
-        <w:t>나만의 등불 만들기</w:t>
-      </w:r>
-      <w:r>
-        <w:rPr>
-          <w:b w:val="0"/>
-        </w:rPr>
-        <w:t>: 빛 되신 예수님을 묵상하는 공예 (요한복음 8:12; 등불 공예는 교육적 적용)</w:t>
-      </w:r>
-    </w:p>
-    <w:p>
-      <w:pPr>
-        <w:pStyle w:val="ListNumber"/>
-      </w:pPr>
-      <w:r>
-        <w:rPr>
-          <w:b/>
-        </w:rPr>
-        <w:t>감사 나무 꾸미기</w:t>
-      </w:r>
-      <w:r>
-        <w:rPr>
-          <w:b w:val="0"/>
-        </w:rPr>
-        <w:t>: 한 해 동안 감사한 제목을 적어 나무에 붙이기</w:t>
-      </w:r>
-    </w:p>
-    <w:p>
-      <w:pPr>
-        <w:pStyle w:val="ListNumber"/>
-      </w:pPr>
-      <w:r>
-        <w:rPr>
-          <w:b/>
-        </w:rPr>
-        <w:t>성경 인물 빙고</w:t>
-      </w:r>
-      <w:r>
-        <w:rPr>
-          <w:b w:val="0"/>
-        </w:rPr>
-        <w:t>: 주요 인물 25명을 적고 빙고 게임 진행</w:t>
-      </w:r>
-    </w:p>
-    <w:p>
-      <w:pPr>
-        <w:pStyle w:val="ListNumber"/>
-      </w:pPr>
-      <w:r>
-        <w:rPr>
-          <w:b/>
-        </w:rPr>
-        <w:t>찬양 가사 필사</w:t>
-      </w:r>
-      <w:r>
-        <w:rPr>
-          <w:b w:val="0"/>
-        </w:rPr>
-        <w:t>: 찬양의 의미를 되새기며 정자로 적기</w:t>
-      </w:r>
-    </w:p>
-    <w:p>
-      <w:pPr>
-        <w:pStyle w:val="ListNumber"/>
-      </w:pPr>
-      <w:r>
-        <w:rPr>
-          <w:b/>
-        </w:rPr>
-        <w:t>선교사님께 편지 쓰기</w:t>
-      </w:r>
-      <w:r>
-        <w:rPr>
-          <w:b w:val="0"/>
-        </w:rPr>
-        <w:t>: 해외/국내 선교사님께 응원 편지 쓰기</w:t>
-      </w:r>
-    </w:p>
-    <w:p>
-      <w:pPr>
-        <w:pStyle w:val="ListNumber"/>
-      </w:pPr>
-      <w:r>
-        <w:rPr>
-          <w:b/>
-        </w:rPr>
-        <w:t>에코백 만들기</w:t>
-      </w:r>
-      <w:r>
-        <w:rPr>
-          <w:b w:val="0"/>
-        </w:rPr>
-        <w:t>: 말씀 로고를 도장으로 찍어 디자인</w:t>
-      </w:r>
-    </w:p>
-    <w:p>
-      <w:pPr>
-        <w:pStyle w:val="ListNumber"/>
-      </w:pPr>
-      <w:r>
-        <w:rPr>
-          <w:b/>
-        </w:rPr>
-        <w:t>말씀 젠가</w:t>
-      </w:r>
-      <w:r>
-        <w:rPr>
-          <w:b w:val="0"/>
-        </w:rPr>
-        <w:t>: 젠가 블록에 질문을 적어 뽑고 답하기</w:t>
-      </w:r>
-    </w:p>
-    <w:p>
-      <w:pPr>
-        <w:pStyle w:val="ListNumber"/>
-      </w:pPr>
-      <w:r>
-        <w:rPr>
-          <w:b/>
-        </w:rPr>
-        <w:t>성경 지도 그리기</w:t>
-      </w:r>
-      <w:r>
-        <w:rPr>
-          <w:b w:val="0"/>
-        </w:rPr>
-        <w:t>: 출애굽 여정 혹은 예수님 행적 지도 완성</w:t>
-      </w:r>
-    </w:p>
-    <w:p>
-      <w:pPr>
-        <w:pStyle w:val="ListNumber"/>
-      </w:pPr>
-      <w:r>
-        <w:rPr>
-          <w:b/>
-        </w:rPr>
-        <w:t>나눔의 시간</w:t>
-      </w:r>
-      <w:r>
-        <w:rPr>
-          <w:b w:val="0"/>
-        </w:rPr>
-        <w:t>: 활동 소감 공유 및 간식 나눔</w:t>
+        <w:t>대상 : 초등학생(예상 인원 ________명: 학생 ________, 교사 ________)</w:t>
       </w:r>
     </w:p>
     <w:p>
@@ -381,7 +110,7 @@
         <w:rPr>
           <w:b w:val="0"/>
         </w:rPr>
-        <w:t>2. 외부 활동 프로그램 (15선)</w:t>
+        <w:t>실내 활동 20가지</w:t>
       </w:r>
     </w:p>
     <w:tbl>
@@ -474,7 +203,7 @@
               <w:rPr>
                 <w:b w:val="0"/>
               </w:rPr>
-              <w:t>물풍선 던지기</w:t>
+              <w:t>1. 말씀 순서 맞추기</w:t>
             </w:r>
           </w:p>
         </w:tc>
@@ -487,7 +216,7 @@
               <w:rPr>
                 <w:b w:val="0"/>
               </w:rPr>
-              <w:t>물풍선, 바구니</w:t>
+              <w:t>장절 카드</w:t>
             </w:r>
           </w:p>
         </w:tc>
@@ -500,7 +229,7 @@
               <w:rPr>
                 <w:b w:val="0"/>
               </w:rPr>
-              <w:t>조별</w:t>
+              <w:t>모둠 3~5명</w:t>
             </w:r>
           </w:p>
         </w:tc>
@@ -513,7 +242,7 @@
               <w:rPr>
                 <w:b w:val="0"/>
               </w:rPr>
-              <w:t>짝을 지어 거리두고 던지기</w:t>
+              <w:t>배운 성경 이야기의 순서를 맞춘다.</w:t>
             </w:r>
           </w:p>
         </w:tc>
@@ -526,7 +255,7 @@
               <w:rPr>
                 <w:b w:val="0"/>
               </w:rPr>
-              <w:t>미끄럼 주의</w:t>
+              <w:t>바닥에 앉아 진행</w:t>
             </w:r>
           </w:p>
         </w:tc>
@@ -541,7 +270,7 @@
               <w:rPr>
                 <w:b w:val="0"/>
               </w:rPr>
-              <w:t>자연물 액자 만들기</w:t>
+              <w:t>2. 성경 인물 몸짓 퀴즈</w:t>
             </w:r>
           </w:p>
         </w:tc>
@@ -554,7 +283,275 @@
               <w:rPr>
                 <w:b w:val="0"/>
               </w:rPr>
-              <w:t>풀, 나뭇가지, 도화지</w:t>
+              <w:t>인물 카드</w:t>
+            </w:r>
+          </w:p>
+        </w:tc>
+        <w:tc>
+          <w:tcPr>
+            <w:tcW w:type="dxa" w:w="1728"/>
+          </w:tcPr>
+          <w:p>
+            <w:r>
+              <w:rPr>
+                <w:b w:val="0"/>
+              </w:rPr>
+              <w:t>모둠 3~5명</w:t>
+            </w:r>
+          </w:p>
+        </w:tc>
+        <w:tc>
+          <w:tcPr>
+            <w:tcW w:type="dxa" w:w="1728"/>
+          </w:tcPr>
+          <w:p>
+            <w:r>
+              <w:rPr>
+                <w:b w:val="0"/>
+              </w:rPr>
+              <w:t>몸짓을 보고 인물을 맞춘다.</w:t>
+            </w:r>
+          </w:p>
+        </w:tc>
+        <w:tc>
+          <w:tcPr>
+            <w:tcW w:type="dxa" w:w="1728"/>
+          </w:tcPr>
+          <w:p>
+            <w:r>
+              <w:rPr>
+                <w:b w:val="0"/>
+              </w:rPr>
+              <w:t>뛰거나 올라서지 않기</w:t>
+            </w:r>
+          </w:p>
+        </w:tc>
+      </w:tr>
+      <w:tr>
+        <w:tc>
+          <w:tcPr>
+            <w:tcW w:type="dxa" w:w="1728"/>
+          </w:tcPr>
+          <w:p>
+            <w:r>
+              <w:rPr>
+                <w:b w:val="0"/>
+              </w:rPr>
+              <w:t>3. 창조 세계 공동 그림</w:t>
+            </w:r>
+          </w:p>
+        </w:tc>
+        <w:tc>
+          <w:tcPr>
+            <w:tcW w:type="dxa" w:w="1728"/>
+          </w:tcPr>
+          <w:p>
+            <w:r>
+              <w:rPr>
+                <w:b w:val="0"/>
+              </w:rPr>
+              <w:t>큰 종이, 크레용</w:t>
+            </w:r>
+          </w:p>
+        </w:tc>
+        <w:tc>
+          <w:tcPr>
+            <w:tcW w:type="dxa" w:w="1728"/>
+          </w:tcPr>
+          <w:p>
+            <w:r>
+              <w:rPr>
+                <w:b w:val="0"/>
+              </w:rPr>
+              <w:t>모둠 3~5명</w:t>
+            </w:r>
+          </w:p>
+        </w:tc>
+        <w:tc>
+          <w:tcPr>
+            <w:tcW w:type="dxa" w:w="1728"/>
+          </w:tcPr>
+          <w:p>
+            <w:r>
+              <w:rPr>
+                <w:b w:val="0"/>
+              </w:rPr>
+              <w:t>자연과 사람을 나누어 그린다.</w:t>
+            </w:r>
+          </w:p>
+        </w:tc>
+        <w:tc>
+          <w:tcPr>
+            <w:tcW w:type="dxa" w:w="1728"/>
+          </w:tcPr>
+          <w:p>
+            <w:r>
+              <w:rPr>
+                <w:b w:val="0"/>
+              </w:rPr>
+              <w:t>무독성 재료 사용</w:t>
+            </w:r>
+          </w:p>
+        </w:tc>
+      </w:tr>
+      <w:tr>
+        <w:tc>
+          <w:tcPr>
+            <w:tcW w:type="dxa" w:w="1728"/>
+          </w:tcPr>
+          <w:p>
+            <w:r>
+              <w:rPr>
+                <w:b w:val="0"/>
+              </w:rPr>
+              <w:t>4. 감사 나무</w:t>
+            </w:r>
+          </w:p>
+        </w:tc>
+        <w:tc>
+          <w:tcPr>
+            <w:tcW w:type="dxa" w:w="1728"/>
+          </w:tcPr>
+          <w:p>
+            <w:r>
+              <w:rPr>
+                <w:b w:val="0"/>
+              </w:rPr>
+              <w:t>종이 잎, 붙임쪽지</w:t>
+            </w:r>
+          </w:p>
+        </w:tc>
+        <w:tc>
+          <w:tcPr>
+            <w:tcW w:type="dxa" w:w="1728"/>
+          </w:tcPr>
+          <w:p>
+            <w:r>
+              <w:rPr>
+                <w:b w:val="0"/>
+              </w:rPr>
+              <w:t>전체</w:t>
+            </w:r>
+          </w:p>
+        </w:tc>
+        <w:tc>
+          <w:tcPr>
+            <w:tcW w:type="dxa" w:w="1728"/>
+          </w:tcPr>
+          <w:p>
+            <w:r>
+              <w:rPr>
+                <w:b w:val="0"/>
+              </w:rPr>
+              <w:t>감사 제목을 적어 나무에 붙인다.</w:t>
+            </w:r>
+          </w:p>
+        </w:tc>
+        <w:tc>
+          <w:tcPr>
+            <w:tcW w:type="dxa" w:w="1728"/>
+          </w:tcPr>
+          <w:p>
+            <w:r>
+              <w:rPr>
+                <w:b w:val="0"/>
+              </w:rPr>
+              <w:t>높은 곳은 교사가 부착</w:t>
+            </w:r>
+          </w:p>
+        </w:tc>
+      </w:tr>
+      <w:tr>
+        <w:tc>
+          <w:tcPr>
+            <w:tcW w:type="dxa" w:w="1728"/>
+          </w:tcPr>
+          <w:p>
+            <w:r>
+              <w:rPr>
+                <w:b w:val="0"/>
+              </w:rPr>
+              <w:t>5. 기도 제목 우체통</w:t>
+            </w:r>
+          </w:p>
+        </w:tc>
+        <w:tc>
+          <w:tcPr>
+            <w:tcW w:type="dxa" w:w="1728"/>
+          </w:tcPr>
+          <w:p>
+            <w:r>
+              <w:rPr>
+                <w:b w:val="0"/>
+              </w:rPr>
+              <w:t>상자, 종이</w:t>
+            </w:r>
+          </w:p>
+        </w:tc>
+        <w:tc>
+          <w:tcPr>
+            <w:tcW w:type="dxa" w:w="1728"/>
+          </w:tcPr>
+          <w:p>
+            <w:r>
+              <w:rPr>
+                <w:b w:val="0"/>
+              </w:rPr>
+              <w:t>전체</w:t>
+            </w:r>
+          </w:p>
+        </w:tc>
+        <w:tc>
+          <w:tcPr>
+            <w:tcW w:type="dxa" w:w="1728"/>
+          </w:tcPr>
+          <w:p>
+            <w:r>
+              <w:rPr>
+                <w:b w:val="0"/>
+              </w:rPr>
+              <w:t>기도 제목을 넣고 함께 기도한다.</w:t>
+            </w:r>
+          </w:p>
+        </w:tc>
+        <w:tc>
+          <w:tcPr>
+            <w:tcW w:type="dxa" w:w="1728"/>
+          </w:tcPr>
+          <w:p>
+            <w:r>
+              <w:rPr>
+                <w:b w:val="0"/>
+              </w:rPr>
+              <w:t>공개 여부 확인</w:t>
+            </w:r>
+          </w:p>
+        </w:tc>
+      </w:tr>
+      <w:tr>
+        <w:tc>
+          <w:tcPr>
+            <w:tcW w:type="dxa" w:w="1728"/>
+          </w:tcPr>
+          <w:p>
+            <w:r>
+              <w:rPr>
+                <w:b w:val="0"/>
+              </w:rPr>
+              <w:t>6. 사랑의 말 카드</w:t>
+            </w:r>
+          </w:p>
+        </w:tc>
+        <w:tc>
+          <w:tcPr>
+            <w:tcW w:type="dxa" w:w="1728"/>
+          </w:tcPr>
+          <w:p>
+            <w:r>
+              <w:rPr>
+                <w:b w:val="0"/>
+              </w:rPr>
+              <w:t>카드지, 색연필</w:t>
             </w:r>
           </w:p>
         </w:tc>
@@ -580,7 +577,7 @@
               <w:rPr>
                 <w:b w:val="0"/>
               </w:rPr>
-              <w:t>자연 재료 수집 후 부착</w:t>
+              <w:t>친구에게 격려 카드를 쓴다.</w:t>
             </w:r>
           </w:p>
         </w:tc>
@@ -593,7 +590,7 @@
               <w:rPr>
                 <w:b w:val="0"/>
               </w:rPr>
-              <w:t>벌레 기피제(확인 필요)</w:t>
+              <w:t>놀림·외모 평가 금지</w:t>
             </w:r>
           </w:p>
         </w:tc>
@@ -608,7 +605,7 @@
               <w:rPr>
                 <w:b w:val="0"/>
               </w:rPr>
-              <w:t>보물 지도 탐험</w:t>
+              <w:t>7. 말씀 장절 책갈피</w:t>
             </w:r>
           </w:p>
         </w:tc>
@@ -621,7 +618,7 @@
               <w:rPr>
                 <w:b w:val="0"/>
               </w:rPr>
-              <w:t>나침반, 지도</w:t>
+              <w:t>두꺼운 종이, 펜</w:t>
             </w:r>
           </w:p>
         </w:tc>
@@ -634,7 +631,7 @@
               <w:rPr>
                 <w:b w:val="0"/>
               </w:rPr>
-              <w:t>조별</w:t>
+              <w:t>개인</w:t>
             </w:r>
           </w:p>
         </w:tc>
@@ -647,7 +644,7 @@
               <w:rPr>
                 <w:b w:val="0"/>
               </w:rPr>
-              <w:t>교외 지역 탐색 및 도장 찍기</w:t>
+              <w:t>주제 말씀 장절로 책갈피를 꾸민다.</w:t>
             </w:r>
           </w:p>
         </w:tc>
@@ -660,7 +657,7 @@
               <w:rPr>
                 <w:b w:val="0"/>
               </w:rPr>
-              <w:t>인솔자 동행 필수</w:t>
+              <w:t>모서리 둥글게 자르기</w:t>
             </w:r>
           </w:p>
         </w:tc>
@@ -675,7 +672,7 @@
               <w:rPr>
                 <w:b w:val="0"/>
               </w:rPr>
-              <w:t>꼬리잡기 달리기</w:t>
+              <w:t>8. 종이컵 협동 탑</w:t>
             </w:r>
           </w:p>
         </w:tc>
@@ -688,7 +685,275 @@
               <w:rPr>
                 <w:b w:val="0"/>
               </w:rPr>
-              <w:t>수건</w:t>
+              <w:t>종이컵</w:t>
+            </w:r>
+          </w:p>
+        </w:tc>
+        <w:tc>
+          <w:tcPr>
+            <w:tcW w:type="dxa" w:w="1728"/>
+          </w:tcPr>
+          <w:p>
+            <w:r>
+              <w:rPr>
+                <w:b w:val="0"/>
+              </w:rPr>
+              <w:t>모둠 3~5명</w:t>
+            </w:r>
+          </w:p>
+        </w:tc>
+        <w:tc>
+          <w:tcPr>
+            <w:tcW w:type="dxa" w:w="1728"/>
+          </w:tcPr>
+          <w:p>
+            <w:r>
+              <w:rPr>
+                <w:b w:val="0"/>
+              </w:rPr>
+              <w:t>번갈아 컵을 쌓아 탑을 만든다.</w:t>
+            </w:r>
+          </w:p>
+        </w:tc>
+        <w:tc>
+          <w:tcPr>
+            <w:tcW w:type="dxa" w:w="1728"/>
+          </w:tcPr>
+          <w:p>
+            <w:r>
+              <w:rPr>
+                <w:b w:val="0"/>
+              </w:rPr>
+              <w:t>의자 위에 올라가지 않기</w:t>
+            </w:r>
+          </w:p>
+        </w:tc>
+      </w:tr>
+      <w:tr>
+        <w:tc>
+          <w:tcPr>
+            <w:tcW w:type="dxa" w:w="1728"/>
+          </w:tcPr>
+          <w:p>
+            <w:r>
+              <w:rPr>
+                <w:b w:val="0"/>
+              </w:rPr>
+              <w:t>9. 종이 다리 만들기</w:t>
+            </w:r>
+          </w:p>
+        </w:tc>
+        <w:tc>
+          <w:tcPr>
+            <w:tcW w:type="dxa" w:w="1728"/>
+          </w:tcPr>
+          <w:p>
+            <w:r>
+              <w:rPr>
+                <w:b w:val="0"/>
+              </w:rPr>
+              <w:t>종이, 종이테이프</w:t>
+            </w:r>
+          </w:p>
+        </w:tc>
+        <w:tc>
+          <w:tcPr>
+            <w:tcW w:type="dxa" w:w="1728"/>
+          </w:tcPr>
+          <w:p>
+            <w:r>
+              <w:rPr>
+                <w:b w:val="0"/>
+              </w:rPr>
+              <w:t>모둠 3~5명</w:t>
+            </w:r>
+          </w:p>
+        </w:tc>
+        <w:tc>
+          <w:tcPr>
+            <w:tcW w:type="dxa" w:w="1728"/>
+          </w:tcPr>
+          <w:p>
+            <w:r>
+              <w:rPr>
+                <w:b w:val="0"/>
+              </w:rPr>
+              <w:t>종이 다리를 만들어 지우개를 올린다.</w:t>
+            </w:r>
+          </w:p>
+        </w:tc>
+        <w:tc>
+          <w:tcPr>
+            <w:tcW w:type="dxa" w:w="1728"/>
+          </w:tcPr>
+          <w:p>
+            <w:r>
+              <w:rPr>
+                <w:b w:val="0"/>
+              </w:rPr>
+              <w:t>사람은 올라서지 않기</w:t>
+            </w:r>
+          </w:p>
+        </w:tc>
+      </w:tr>
+      <w:tr>
+        <w:tc>
+          <w:tcPr>
+            <w:tcW w:type="dxa" w:w="1728"/>
+          </w:tcPr>
+          <w:p>
+            <w:r>
+              <w:rPr>
+                <w:b w:val="0"/>
+              </w:rPr>
+              <w:t>10. 협동 그림 퍼즐</w:t>
+            </w:r>
+          </w:p>
+        </w:tc>
+        <w:tc>
+          <w:tcPr>
+            <w:tcW w:type="dxa" w:w="1728"/>
+          </w:tcPr>
+          <w:p>
+            <w:r>
+              <w:rPr>
+                <w:b w:val="0"/>
+              </w:rPr>
+              <w:t>그림 조각</w:t>
+            </w:r>
+          </w:p>
+        </w:tc>
+        <w:tc>
+          <w:tcPr>
+            <w:tcW w:type="dxa" w:w="1728"/>
+          </w:tcPr>
+          <w:p>
+            <w:r>
+              <w:rPr>
+                <w:b w:val="0"/>
+              </w:rPr>
+              <w:t>모둠 3~5명</w:t>
+            </w:r>
+          </w:p>
+        </w:tc>
+        <w:tc>
+          <w:tcPr>
+            <w:tcW w:type="dxa" w:w="1728"/>
+          </w:tcPr>
+          <w:p>
+            <w:r>
+              <w:rPr>
+                <w:b w:val="0"/>
+              </w:rPr>
+              <w:t>조각을 나누어 한 그림을 완성한다.</w:t>
+            </w:r>
+          </w:p>
+        </w:tc>
+        <w:tc>
+          <w:tcPr>
+            <w:tcW w:type="dxa" w:w="1728"/>
+          </w:tcPr>
+          <w:p>
+            <w:r>
+              <w:rPr>
+                <w:b w:val="0"/>
+              </w:rPr>
+              <w:t>큰 조각 사용</w:t>
+            </w:r>
+          </w:p>
+        </w:tc>
+      </w:tr>
+      <w:tr>
+        <w:tc>
+          <w:tcPr>
+            <w:tcW w:type="dxa" w:w="1728"/>
+          </w:tcPr>
+          <w:p>
+            <w:r>
+              <w:rPr>
+                <w:b w:val="0"/>
+              </w:rPr>
+              <w:t>11. 찬양 동작 만들기</w:t>
+            </w:r>
+          </w:p>
+        </w:tc>
+        <w:tc>
+          <w:tcPr>
+            <w:tcW w:type="dxa" w:w="1728"/>
+          </w:tcPr>
+          <w:p>
+            <w:r>
+              <w:rPr>
+                <w:b w:val="0"/>
+              </w:rPr>
+              <w:t>찬양 음원</w:t>
+            </w:r>
+          </w:p>
+        </w:tc>
+        <w:tc>
+          <w:tcPr>
+            <w:tcW w:type="dxa" w:w="1728"/>
+          </w:tcPr>
+          <w:p>
+            <w:r>
+              <w:rPr>
+                <w:b w:val="0"/>
+              </w:rPr>
+              <w:t>모둠 3~5명</w:t>
+            </w:r>
+          </w:p>
+        </w:tc>
+        <w:tc>
+          <w:tcPr>
+            <w:tcW w:type="dxa" w:w="1728"/>
+          </w:tcPr>
+          <w:p>
+            <w:r>
+              <w:rPr>
+                <w:b w:val="0"/>
+              </w:rPr>
+              <w:t>쉬운 동작을 정해 함께 찬양한다.</w:t>
+            </w:r>
+          </w:p>
+        </w:tc>
+        <w:tc>
+          <w:tcPr>
+            <w:tcW w:type="dxa" w:w="1728"/>
+          </w:tcPr>
+          <w:p>
+            <w:r>
+              <w:rPr>
+                <w:b w:val="0"/>
+              </w:rPr>
+              <w:t>팔 간격 확보</w:t>
+            </w:r>
+          </w:p>
+        </w:tc>
+      </w:tr>
+      <w:tr>
+        <w:tc>
+          <w:tcPr>
+            <w:tcW w:type="dxa" w:w="1728"/>
+          </w:tcPr>
+          <w:p>
+            <w:r>
+              <w:rPr>
+                <w:b w:val="0"/>
+              </w:rPr>
+              <w:t>12. 소리 맞히기</w:t>
+            </w:r>
+          </w:p>
+        </w:tc>
+        <w:tc>
+          <w:tcPr>
+            <w:tcW w:type="dxa" w:w="1728"/>
+          </w:tcPr>
+          <w:p>
+            <w:r>
+              <w:rPr>
+                <w:b w:val="0"/>
+              </w:rPr>
+              <w:t>생활용품, 가림판</w:t>
             </w:r>
           </w:p>
         </w:tc>
@@ -714,7 +979,7 @@
               <w:rPr>
                 <w:b w:val="0"/>
               </w:rPr>
-              <w:t>꼬리를 떼어내는 팀이 승리</w:t>
+              <w:t>가림판 뒤의 소리를 맞힌다.</w:t>
             </w:r>
           </w:p>
         </w:tc>
@@ -727,7 +992,7 @@
               <w:rPr>
                 <w:b w:val="0"/>
               </w:rPr>
-              <w:t>넘어짐 주의</w:t>
+              <w:t>큰 소리·귀 가까이 소리 금지</w:t>
             </w:r>
           </w:p>
         </w:tc>
@@ -742,7 +1007,7 @@
               <w:rPr>
                 <w:b w:val="0"/>
               </w:rPr>
-              <w:t>신발 멀리 던지기</w:t>
+              <w:t>13. 주머니 촉감 퀴즈</w:t>
             </w:r>
           </w:p>
         </w:tc>
@@ -755,7 +1020,770 @@
               <w:rPr>
                 <w:b w:val="0"/>
               </w:rPr>
-              <w:t>자기 신발</w:t>
+              <w:t>주머니, 생활용품</w:t>
+            </w:r>
+          </w:p>
+        </w:tc>
+        <w:tc>
+          <w:tcPr>
+            <w:tcW w:type="dxa" w:w="1728"/>
+          </w:tcPr>
+          <w:p>
+            <w:r>
+              <w:rPr>
+                <w:b w:val="0"/>
+              </w:rPr>
+              <w:t>모둠 3~5명</w:t>
+            </w:r>
+          </w:p>
+        </w:tc>
+        <w:tc>
+          <w:tcPr>
+            <w:tcW w:type="dxa" w:w="1728"/>
+          </w:tcPr>
+          <w:p>
+            <w:r>
+              <w:rPr>
+                <w:b w:val="0"/>
+              </w:rPr>
+              <w:t>손으로 만져 물건을 맞힌다.</w:t>
+            </w:r>
+          </w:p>
+        </w:tc>
+        <w:tc>
+          <w:tcPr>
+            <w:tcW w:type="dxa" w:w="1728"/>
+          </w:tcPr>
+          <w:p>
+            <w:r>
+              <w:rPr>
+                <w:b w:val="0"/>
+              </w:rPr>
+              <w:t>날카롭거나 작은 물건 제외</w:t>
+            </w:r>
+          </w:p>
+        </w:tc>
+      </w:tr>
+      <w:tr>
+        <w:tc>
+          <w:tcPr>
+            <w:tcW w:type="dxa" w:w="1728"/>
+          </w:tcPr>
+          <w:p>
+            <w:r>
+              <w:rPr>
+                <w:b w:val="0"/>
+              </w:rPr>
+              <w:t>14. 종이 공 바구니 넣기</w:t>
+            </w:r>
+          </w:p>
+        </w:tc>
+        <w:tc>
+          <w:tcPr>
+            <w:tcW w:type="dxa" w:w="1728"/>
+          </w:tcPr>
+          <w:p>
+            <w:r>
+              <w:rPr>
+                <w:b w:val="0"/>
+              </w:rPr>
+              <w:t>종이 공, 바구니</w:t>
+            </w:r>
+          </w:p>
+        </w:tc>
+        <w:tc>
+          <w:tcPr>
+            <w:tcW w:type="dxa" w:w="1728"/>
+          </w:tcPr>
+          <w:p>
+            <w:r>
+              <w:rPr>
+                <w:b w:val="0"/>
+              </w:rPr>
+              <w:t>모둠 3~5명</w:t>
+            </w:r>
+          </w:p>
+        </w:tc>
+        <w:tc>
+          <w:tcPr>
+            <w:tcW w:type="dxa" w:w="1728"/>
+          </w:tcPr>
+          <w:p>
+            <w:r>
+              <w:rPr>
+                <w:b w:val="0"/>
+              </w:rPr>
+              <w:t>정해진 선에서 차례로 던진다.</w:t>
+            </w:r>
+          </w:p>
+        </w:tc>
+        <w:tc>
+          <w:tcPr>
+            <w:tcW w:type="dxa" w:w="1728"/>
+          </w:tcPr>
+          <w:p>
+            <w:r>
+              <w:rPr>
+                <w:b w:val="0"/>
+              </w:rPr>
+              <w:t>사람을 향해 던지지 않기</w:t>
+            </w:r>
+          </w:p>
+        </w:tc>
+      </w:tr>
+      <w:tr>
+        <w:tc>
+          <w:tcPr>
+            <w:tcW w:type="dxa" w:w="1728"/>
+          </w:tcPr>
+          <w:p>
+            <w:r>
+              <w:rPr>
+                <w:b w:val="0"/>
+              </w:rPr>
+              <w:t>15. 풍선 대신 천 공 놀이</w:t>
+            </w:r>
+          </w:p>
+        </w:tc>
+        <w:tc>
+          <w:tcPr>
+            <w:tcW w:type="dxa" w:w="1728"/>
+          </w:tcPr>
+          <w:p>
+            <w:r>
+              <w:rPr>
+                <w:b w:val="0"/>
+              </w:rPr>
+              <w:t>가벼운 천 공</w:t>
+            </w:r>
+          </w:p>
+        </w:tc>
+        <w:tc>
+          <w:tcPr>
+            <w:tcW w:type="dxa" w:w="1728"/>
+          </w:tcPr>
+          <w:p>
+            <w:r>
+              <w:rPr>
+                <w:b w:val="0"/>
+              </w:rPr>
+              <w:t>모둠 3~5명</w:t>
+            </w:r>
+          </w:p>
+        </w:tc>
+        <w:tc>
+          <w:tcPr>
+            <w:tcW w:type="dxa" w:w="1728"/>
+          </w:tcPr>
+          <w:p>
+            <w:r>
+              <w:rPr>
+                <w:b w:val="0"/>
+              </w:rPr>
+              <w:t>원을 만들어 공을 이어 전달한다.</w:t>
+            </w:r>
+          </w:p>
+        </w:tc>
+        <w:tc>
+          <w:tcPr>
+            <w:tcW w:type="dxa" w:w="1728"/>
+          </w:tcPr>
+          <w:p>
+            <w:r>
+              <w:rPr>
+                <w:b w:val="0"/>
+              </w:rPr>
+              <w:t>얼굴로 던지지 않기</w:t>
+            </w:r>
+          </w:p>
+        </w:tc>
+      </w:tr>
+      <w:tr>
+        <w:tc>
+          <w:tcPr>
+            <w:tcW w:type="dxa" w:w="1728"/>
+          </w:tcPr>
+          <w:p>
+            <w:r>
+              <w:rPr>
+                <w:b w:val="0"/>
+              </w:rPr>
+              <w:t>16. 이웃 사랑 역할극</w:t>
+            </w:r>
+          </w:p>
+        </w:tc>
+        <w:tc>
+          <w:tcPr>
+            <w:tcW w:type="dxa" w:w="1728"/>
+          </w:tcPr>
+          <w:p>
+            <w:r>
+              <w:rPr>
+                <w:b w:val="0"/>
+              </w:rPr>
+              <w:t>상황 카드</w:t>
+            </w:r>
+          </w:p>
+        </w:tc>
+        <w:tc>
+          <w:tcPr>
+            <w:tcW w:type="dxa" w:w="1728"/>
+          </w:tcPr>
+          <w:p>
+            <w:r>
+              <w:rPr>
+                <w:b w:val="0"/>
+              </w:rPr>
+              <w:t>모둠 3~5명</w:t>
+            </w:r>
+          </w:p>
+        </w:tc>
+        <w:tc>
+          <w:tcPr>
+            <w:tcW w:type="dxa" w:w="1728"/>
+          </w:tcPr>
+          <w:p>
+            <w:r>
+              <w:rPr>
+                <w:b w:val="0"/>
+              </w:rPr>
+              <w:t>도움이 필요한 상황을 짧게 연기한다.</w:t>
+            </w:r>
+          </w:p>
+        </w:tc>
+        <w:tc>
+          <w:tcPr>
+            <w:tcW w:type="dxa" w:w="1728"/>
+          </w:tcPr>
+          <w:p>
+            <w:r>
+              <w:rPr>
+                <w:b w:val="0"/>
+              </w:rPr>
+              <w:t>밀기·때리기 연기 금지</w:t>
+            </w:r>
+          </w:p>
+        </w:tc>
+      </w:tr>
+      <w:tr>
+        <w:tc>
+          <w:tcPr>
+            <w:tcW w:type="dxa" w:w="1728"/>
+          </w:tcPr>
+          <w:p>
+            <w:r>
+              <w:rPr>
+                <w:b w:val="0"/>
+              </w:rPr>
+              <w:t>17. 선한 선택 이야기</w:t>
+            </w:r>
+          </w:p>
+        </w:tc>
+        <w:tc>
+          <w:tcPr>
+            <w:tcW w:type="dxa" w:w="1728"/>
+          </w:tcPr>
+          <w:p>
+            <w:r>
+              <w:rPr>
+                <w:b w:val="0"/>
+              </w:rPr>
+              <w:t>선택 카드</w:t>
+            </w:r>
+          </w:p>
+        </w:tc>
+        <w:tc>
+          <w:tcPr>
+            <w:tcW w:type="dxa" w:w="1728"/>
+          </w:tcPr>
+          <w:p>
+            <w:r>
+              <w:rPr>
+                <w:b w:val="0"/>
+              </w:rPr>
+              <w:t>모둠 3~5명</w:t>
+            </w:r>
+          </w:p>
+        </w:tc>
+        <w:tc>
+          <w:tcPr>
+            <w:tcW w:type="dxa" w:w="1728"/>
+          </w:tcPr>
+          <w:p>
+            <w:r>
+              <w:rPr>
+                <w:b w:val="0"/>
+              </w:rPr>
+              <w:t>상황을 읽고 도울 방법을 나눈다.</w:t>
+            </w:r>
+          </w:p>
+        </w:tc>
+        <w:tc>
+          <w:tcPr>
+            <w:tcW w:type="dxa" w:w="1728"/>
+          </w:tcPr>
+          <w:p>
+            <w:r>
+              <w:rPr>
+                <w:b w:val="0"/>
+              </w:rPr>
+              <w:t>개인 경험 발표 강요 금지</w:t>
+            </w:r>
+          </w:p>
+        </w:tc>
+      </w:tr>
+      <w:tr>
+        <w:tc>
+          <w:tcPr>
+            <w:tcW w:type="dxa" w:w="1728"/>
+          </w:tcPr>
+          <w:p>
+            <w:r>
+              <w:rPr>
+                <w:b w:val="0"/>
+              </w:rPr>
+              <w:t>18. 재활용 악기 합주</w:t>
+            </w:r>
+          </w:p>
+        </w:tc>
+        <w:tc>
+          <w:tcPr>
+            <w:tcW w:type="dxa" w:w="1728"/>
+          </w:tcPr>
+          <w:p>
+            <w:r>
+              <w:rPr>
+                <w:b w:val="0"/>
+              </w:rPr>
+              <w:t>종이통, 큰 종이 조각</w:t>
+            </w:r>
+          </w:p>
+        </w:tc>
+        <w:tc>
+          <w:tcPr>
+            <w:tcW w:type="dxa" w:w="1728"/>
+          </w:tcPr>
+          <w:p>
+            <w:r>
+              <w:rPr>
+                <w:b w:val="0"/>
+              </w:rPr>
+              <w:t>모둠 3~5명</w:t>
+            </w:r>
+          </w:p>
+        </w:tc>
+        <w:tc>
+          <w:tcPr>
+            <w:tcW w:type="dxa" w:w="1728"/>
+          </w:tcPr>
+          <w:p>
+            <w:r>
+              <w:rPr>
+                <w:b w:val="0"/>
+              </w:rPr>
+              <w:t>통을 두드려 찬양에 맞춰 연주한다.</w:t>
+            </w:r>
+          </w:p>
+        </w:tc>
+        <w:tc>
+          <w:tcPr>
+            <w:tcW w:type="dxa" w:w="1728"/>
+          </w:tcPr>
+          <w:p>
+            <w:r>
+              <w:rPr>
+                <w:b w:val="0"/>
+              </w:rPr>
+              <w:t>철제 캔·작은 충전재 제외</w:t>
+            </w:r>
+          </w:p>
+        </w:tc>
+      </w:tr>
+      <w:tr>
+        <w:tc>
+          <w:tcPr>
+            <w:tcW w:type="dxa" w:w="1728"/>
+          </w:tcPr>
+          <w:p>
+            <w:r>
+              <w:rPr>
+                <w:b w:val="0"/>
+              </w:rPr>
+              <w:t>19. 공동체 약속판</w:t>
+            </w:r>
+          </w:p>
+        </w:tc>
+        <w:tc>
+          <w:tcPr>
+            <w:tcW w:type="dxa" w:w="1728"/>
+          </w:tcPr>
+          <w:p>
+            <w:r>
+              <w:rPr>
+                <w:b w:val="0"/>
+              </w:rPr>
+              <w:t>전지, 색연필</w:t>
+            </w:r>
+          </w:p>
+        </w:tc>
+        <w:tc>
+          <w:tcPr>
+            <w:tcW w:type="dxa" w:w="1728"/>
+          </w:tcPr>
+          <w:p>
+            <w:r>
+              <w:rPr>
+                <w:b w:val="0"/>
+              </w:rPr>
+              <w:t>전체</w:t>
+            </w:r>
+          </w:p>
+        </w:tc>
+        <w:tc>
+          <w:tcPr>
+            <w:tcW w:type="dxa" w:w="1728"/>
+          </w:tcPr>
+          <w:p>
+            <w:r>
+              <w:rPr>
+                <w:b w:val="0"/>
+              </w:rPr>
+              <w:t>함께 지킬 약속 세 가지를 정한다.</w:t>
+            </w:r>
+          </w:p>
+        </w:tc>
+        <w:tc>
+          <w:tcPr>
+            <w:tcW w:type="dxa" w:w="1728"/>
+          </w:tcPr>
+          <w:p>
+            <w:r>
+              <w:rPr>
+                <w:b w:val="0"/>
+              </w:rPr>
+              <w:t>특정 학생 지목 금지</w:t>
+            </w:r>
+          </w:p>
+        </w:tc>
+      </w:tr>
+      <w:tr>
+        <w:tc>
+          <w:tcPr>
+            <w:tcW w:type="dxa" w:w="1728"/>
+          </w:tcPr>
+          <w:p>
+            <w:r>
+              <w:rPr>
+                <w:b w:val="0"/>
+              </w:rPr>
+              <w:t>20. 성경학교 기억 신문</w:t>
+            </w:r>
+          </w:p>
+        </w:tc>
+        <w:tc>
+          <w:tcPr>
+            <w:tcW w:type="dxa" w:w="1728"/>
+          </w:tcPr>
+          <w:p>
+            <w:r>
+              <w:rPr>
+                <w:b w:val="0"/>
+              </w:rPr>
+              <w:t>종이, 펜</w:t>
+            </w:r>
+          </w:p>
+        </w:tc>
+        <w:tc>
+          <w:tcPr>
+            <w:tcW w:type="dxa" w:w="1728"/>
+          </w:tcPr>
+          <w:p>
+            <w:r>
+              <w:rPr>
+                <w:b w:val="0"/>
+              </w:rPr>
+              <w:t>모둠 3~5명</w:t>
+            </w:r>
+          </w:p>
+        </w:tc>
+        <w:tc>
+          <w:tcPr>
+            <w:tcW w:type="dxa" w:w="1728"/>
+          </w:tcPr>
+          <w:p>
+            <w:r>
+              <w:rPr>
+                <w:b w:val="0"/>
+              </w:rPr>
+              <w:t>배운 점과 즐거웠던 일을 꾸민다.</w:t>
+            </w:r>
+          </w:p>
+        </w:tc>
+        <w:tc>
+          <w:tcPr>
+            <w:tcW w:type="dxa" w:w="1728"/>
+          </w:tcPr>
+          <w:p>
+            <w:r>
+              <w:rPr>
+                <w:b w:val="0"/>
+              </w:rPr>
+              <w:t>사진 사용 전 동의 확인</w:t>
+            </w:r>
+          </w:p>
+        </w:tc>
+      </w:tr>
+    </w:tbl>
+    <w:p/>
+    <w:p>
+      <w:pPr>
+        <w:pStyle w:val="Heading2"/>
+      </w:pPr>
+      <w:r>
+        <w:rPr>
+          <w:b w:val="0"/>
+        </w:rPr>
+        <w:t>외부 활동 15가지</w:t>
+      </w:r>
+    </w:p>
+    <w:tbl>
+      <w:tblPr>
+        <w:tblStyle w:val="TableGrid"/>
+        <w:tblW w:type="auto" w:w="0"/>
+        <w:tblLook w:firstColumn="1" w:firstRow="1" w:lastColumn="0" w:lastRow="0" w:noHBand="0" w:noVBand="1" w:val="04A0"/>
+      </w:tblPr>
+      <w:tblGrid>
+        <w:gridCol w:w="1728"/>
+        <w:gridCol w:w="1728"/>
+        <w:gridCol w:w="1728"/>
+        <w:gridCol w:w="1728"/>
+        <w:gridCol w:w="1728"/>
+      </w:tblGrid>
+      <w:tr>
+        <w:tc>
+          <w:tcPr>
+            <w:tcW w:type="dxa" w:w="1728"/>
+          </w:tcPr>
+          <w:p>
+            <w:r>
+              <w:rPr>
+                <w:b/>
+              </w:rPr>
+              <w:t>활동명</w:t>
+            </w:r>
+          </w:p>
+        </w:tc>
+        <w:tc>
+          <w:tcPr>
+            <w:tcW w:type="dxa" w:w="1728"/>
+          </w:tcPr>
+          <w:p>
+            <w:r>
+              <w:rPr>
+                <w:b/>
+              </w:rPr>
+              <w:t>준비물</w:t>
+            </w:r>
+          </w:p>
+        </w:tc>
+        <w:tc>
+          <w:tcPr>
+            <w:tcW w:type="dxa" w:w="1728"/>
+          </w:tcPr>
+          <w:p>
+            <w:r>
+              <w:rPr>
+                <w:b/>
+              </w:rPr>
+              <w:t>인원</w:t>
+            </w:r>
+          </w:p>
+        </w:tc>
+        <w:tc>
+          <w:tcPr>
+            <w:tcW w:type="dxa" w:w="1728"/>
+          </w:tcPr>
+          <w:p>
+            <w:r>
+              <w:rPr>
+                <w:b/>
+              </w:rPr>
+              <w:t>방법</w:t>
+            </w:r>
+          </w:p>
+        </w:tc>
+        <w:tc>
+          <w:tcPr>
+            <w:tcW w:type="dxa" w:w="1728"/>
+          </w:tcPr>
+          <w:p>
+            <w:r>
+              <w:rPr>
+                <w:b/>
+              </w:rPr>
+              <w:t>안전</w:t>
+            </w:r>
+          </w:p>
+        </w:tc>
+      </w:tr>
+      <w:tr>
+        <w:tc>
+          <w:tcPr>
+            <w:tcW w:type="dxa" w:w="1728"/>
+          </w:tcPr>
+          <w:p>
+            <w:r>
+              <w:rPr>
+                <w:b w:val="0"/>
+              </w:rPr>
+              <w:t>1. 창조 세계 관찰 산책</w:t>
+            </w:r>
+          </w:p>
+        </w:tc>
+        <w:tc>
+          <w:tcPr>
+            <w:tcW w:type="dxa" w:w="1728"/>
+          </w:tcPr>
+          <w:p>
+            <w:r>
+              <w:rPr>
+                <w:b w:val="0"/>
+              </w:rPr>
+              <w:t>관찰지, 연필</w:t>
+            </w:r>
+          </w:p>
+        </w:tc>
+        <w:tc>
+          <w:tcPr>
+            <w:tcW w:type="dxa" w:w="1728"/>
+          </w:tcPr>
+          <w:p>
+            <w:r>
+              <w:rPr>
+                <w:b w:val="0"/>
+              </w:rPr>
+              <w:t>모둠 3~5명</w:t>
+            </w:r>
+          </w:p>
+        </w:tc>
+        <w:tc>
+          <w:tcPr>
+            <w:tcW w:type="dxa" w:w="1728"/>
+          </w:tcPr>
+          <w:p>
+            <w:r>
+              <w:rPr>
+                <w:b w:val="0"/>
+              </w:rPr>
+              <w:t>정해진 길에서 자연을 관찰한다.</w:t>
+            </w:r>
+          </w:p>
+        </w:tc>
+        <w:tc>
+          <w:tcPr>
+            <w:tcW w:type="dxa" w:w="1728"/>
+          </w:tcPr>
+          <w:p>
+            <w:r>
+              <w:rPr>
+                <w:b w:val="0"/>
+              </w:rPr>
+              <w:t>모둠별 교사 동행</w:t>
+            </w:r>
+          </w:p>
+        </w:tc>
+      </w:tr>
+      <w:tr>
+        <w:tc>
+          <w:tcPr>
+            <w:tcW w:type="dxa" w:w="1728"/>
+          </w:tcPr>
+          <w:p>
+            <w:r>
+              <w:rPr>
+                <w:b w:val="0"/>
+              </w:rPr>
+              <w:t>2. 자연 색깔 찾기</w:t>
+            </w:r>
+          </w:p>
+        </w:tc>
+        <w:tc>
+          <w:tcPr>
+            <w:tcW w:type="dxa" w:w="1728"/>
+          </w:tcPr>
+          <w:p>
+            <w:r>
+              <w:rPr>
+                <w:b w:val="0"/>
+              </w:rPr>
+              <w:t>색깔 카드</w:t>
+            </w:r>
+          </w:p>
+        </w:tc>
+        <w:tc>
+          <w:tcPr>
+            <w:tcW w:type="dxa" w:w="1728"/>
+          </w:tcPr>
+          <w:p>
+            <w:r>
+              <w:rPr>
+                <w:b w:val="0"/>
+              </w:rPr>
+              <w:t>모둠 3~5명</w:t>
+            </w:r>
+          </w:p>
+        </w:tc>
+        <w:tc>
+          <w:tcPr>
+            <w:tcW w:type="dxa" w:w="1728"/>
+          </w:tcPr>
+          <w:p>
+            <w:r>
+              <w:rPr>
+                <w:b w:val="0"/>
+              </w:rPr>
+              <w:t>카드와 비슷한 자연의 색을 찾는다.</w:t>
+            </w:r>
+          </w:p>
+        </w:tc>
+        <w:tc>
+          <w:tcPr>
+            <w:tcW w:type="dxa" w:w="1728"/>
+          </w:tcPr>
+          <w:p>
+            <w:r>
+              <w:rPr>
+                <w:b w:val="0"/>
+              </w:rPr>
+              <w:t>식물 채취 금지</w:t>
+            </w:r>
+          </w:p>
+        </w:tc>
+      </w:tr>
+      <w:tr>
+        <w:tc>
+          <w:tcPr>
+            <w:tcW w:type="dxa" w:w="1728"/>
+          </w:tcPr>
+          <w:p>
+            <w:r>
+              <w:rPr>
+                <w:b w:val="0"/>
+              </w:rPr>
+              <w:t>3. 나뭇잎 무늬 찍기</w:t>
+            </w:r>
+          </w:p>
+        </w:tc>
+        <w:tc>
+          <w:tcPr>
+            <w:tcW w:type="dxa" w:w="1728"/>
+          </w:tcPr>
+          <w:p>
+            <w:r>
+              <w:rPr>
+                <w:b w:val="0"/>
+              </w:rPr>
+              <w:t>종이, 크레용</w:t>
             </w:r>
           </w:p>
         </w:tc>
@@ -781,7 +1809,7 @@
               <w:rPr>
                 <w:b w:val="0"/>
               </w:rPr>
-              <w:t>가장 멀리 던지는 사람 승리</w:t>
+              <w:t>떨어진 잎의 무늬를 문질러 찍는다.</w:t>
             </w:r>
           </w:p>
         </w:tc>
@@ -794,7 +1822,7 @@
               <w:rPr>
                 <w:b w:val="0"/>
               </w:rPr>
-              <w:t>발목 보호</w:t>
+              <w:t>모르는 열매·수액 접촉 금지</w:t>
             </w:r>
           </w:p>
         </w:tc>
@@ -809,7 +1837,7 @@
               <w:rPr>
                 <w:b w:val="0"/>
               </w:rPr>
-              <w:t>림보 게임</w:t>
+              <w:t>4. 새소리 듣기</w:t>
             </w:r>
           </w:p>
         </w:tc>
@@ -822,7 +1850,7 @@
               <w:rPr>
                 <w:b w:val="0"/>
               </w:rPr>
-              <w:t>막대기</w:t>
+              <w:t>기록지</w:t>
             </w:r>
           </w:p>
         </w:tc>
@@ -848,7 +1876,7 @@
               <w:rPr>
                 <w:b w:val="0"/>
               </w:rPr>
-              <w:t>막대기 아래로 통과하기</w:t>
+              <w:t>그늘에서 조용히 주변 소리를 듣는다.</w:t>
             </w:r>
           </w:p>
         </w:tc>
@@ -861,7 +1889,7 @@
               <w:rPr>
                 <w:b w:val="0"/>
               </w:rPr>
-              <w:t>허리 주의</w:t>
+              <w:t>벌집·풀숲 접근 금지</w:t>
             </w:r>
           </w:p>
         </w:tc>
@@ -876,7 +1904,7 @@
               <w:rPr>
                 <w:b w:val="0"/>
               </w:rPr>
-              <w:t>찬양 댄스 경연</w:t>
+              <w:t>5. 그림자 관찰</w:t>
             </w:r>
           </w:p>
         </w:tc>
@@ -889,7 +1917,7 @@
               <w:rPr>
                 <w:b w:val="0"/>
               </w:rPr>
-              <w:t>음악 기기</w:t>
+              <w:t>분필, 기록지</w:t>
             </w:r>
           </w:p>
         </w:tc>
@@ -902,7 +1930,7 @@
               <w:rPr>
                 <w:b w:val="0"/>
               </w:rPr>
-              <w:t>조별</w:t>
+              <w:t>모둠 3~5명</w:t>
             </w:r>
           </w:p>
         </w:tc>
@@ -915,7 +1943,7 @@
               <w:rPr>
                 <w:b w:val="0"/>
               </w:rPr>
-              <w:t>팀별 율동 선보이기</w:t>
+              <w:t>그늘 가까이에서 그림자를 비교한다.</w:t>
             </w:r>
           </w:p>
         </w:tc>
@@ -928,7 +1956,7 @@
               <w:rPr>
                 <w:b w:val="0"/>
               </w:rPr>
-              <w:t>발목 준비운동</w:t>
+              <w:t>태양 직접 보기 금지</w:t>
             </w:r>
           </w:p>
         </w:tc>
@@ -943,7 +1971,7 @@
               <w:rPr>
                 <w:b w:val="0"/>
               </w:rPr>
-              <w:t>종이비행기 날리기</w:t>
+              <w:t>6. 야외 감사 찾기</w:t>
             </w:r>
           </w:p>
         </w:tc>
@@ -956,7 +1984,7 @@
               <w:rPr>
                 <w:b w:val="0"/>
               </w:rPr>
-              <w:t>종이, 사인펜</w:t>
+              <w:t>감사 카드</w:t>
             </w:r>
           </w:p>
         </w:tc>
@@ -969,7 +1997,7 @@
               <w:rPr>
                 <w:b w:val="0"/>
               </w:rPr>
-              <w:t>개인</w:t>
+              <w:t>모둠 3~5명</w:t>
             </w:r>
           </w:p>
         </w:tc>
@@ -982,7 +2010,7 @@
               <w:rPr>
                 <w:b w:val="0"/>
               </w:rPr>
-              <w:t>구절 적은 비행기 멀리 날리기</w:t>
+              <w:t>감사한 풍경이나 일을 찾아 나눈다.</w:t>
             </w:r>
           </w:p>
         </w:tc>
@@ -995,7 +2023,7 @@
               <w:rPr>
                 <w:b w:val="0"/>
               </w:rPr>
-              <w:t>찔림 주의</w:t>
+              <w:t>경계 밖 이동 금지</w:t>
             </w:r>
           </w:p>
         </w:tc>
@@ -1010,7 +2038,7 @@
               <w:rPr>
                 <w:b w:val="0"/>
               </w:rPr>
-              <w:t>풍선 배구</w:t>
+              <w:t>7. 그림 단서 보물찾기</w:t>
             </w:r>
           </w:p>
         </w:tc>
@@ -1023,7 +2051,7 @@
               <w:rPr>
                 <w:b w:val="0"/>
               </w:rPr>
-              <w:t>풍선, 테이프</w:t>
+              <w:t>큰 그림 카드</w:t>
             </w:r>
           </w:p>
         </w:tc>
@@ -1036,7 +2064,7 @@
               <w:rPr>
                 <w:b w:val="0"/>
               </w:rPr>
-              <w:t>팀별</w:t>
+              <w:t>모둠 3~5명</w:t>
             </w:r>
           </w:p>
         </w:tc>
@@ -1049,7 +2077,7 @@
               <w:rPr>
                 <w:b w:val="0"/>
               </w:rPr>
-              <w:t>땅에 닿지 않게 주고받기</w:t>
+              <w:t>지정 구역의 카드를 함께 찾는다.</w:t>
             </w:r>
           </w:p>
         </w:tc>
@@ -1062,7 +2090,7 @@
               <w:rPr>
                 <w:b w:val="0"/>
               </w:rPr>
-              <w:t>충돌 주의</w:t>
+              <w:t>차도·계단 주변 배치 금지</w:t>
             </w:r>
           </w:p>
         </w:tc>
@@ -1077,7 +2105,7 @@
               <w:rPr>
                 <w:b w:val="0"/>
               </w:rPr>
-              <w:t>인간 징검다리</w:t>
+              <w:t>8. 협동 공 운반</w:t>
             </w:r>
           </w:p>
         </w:tc>
@@ -1090,7 +2118,7 @@
               <w:rPr>
                 <w:b w:val="0"/>
               </w:rPr>
-              <w:t>신문지</w:t>
+              <w:t>큰 천, 가벼운 공</w:t>
             </w:r>
           </w:p>
         </w:tc>
@@ -1103,7 +2131,7 @@
               <w:rPr>
                 <w:b w:val="0"/>
               </w:rPr>
-              <w:t>조별</w:t>
+              <w:t>모둠 3~5명</w:t>
             </w:r>
           </w:p>
         </w:tc>
@@ -1116,7 +2144,7 @@
               <w:rPr>
                 <w:b w:val="0"/>
               </w:rPr>
-              <w:t>신문지 징검다리 건너기</w:t>
+              <w:t>천 가장자리를 잡고 공을 옮긴다.</w:t>
             </w:r>
           </w:p>
         </w:tc>
@@ -1129,7 +2157,7 @@
               <w:rPr>
                 <w:b w:val="0"/>
               </w:rPr>
-              <w:t>균형 잡기</w:t>
+              <w:t>걷기만 허용</w:t>
             </w:r>
           </w:p>
         </w:tc>
@@ -1144,7 +2172,7 @@
               <w:rPr>
                 <w:b w:val="0"/>
               </w:rPr>
-              <w:t>조각 맞추기 경주</w:t>
+              <w:t>9. 물 붓기 협동 놀이</w:t>
             </w:r>
           </w:p>
         </w:tc>
@@ -1157,7 +2185,7 @@
               <w:rPr>
                 <w:b w:val="0"/>
               </w:rPr>
-              <w:t>퍼즐 도안</w:t>
+              <w:t>작은 컵, 낮은 통</w:t>
             </w:r>
           </w:p>
         </w:tc>
@@ -1170,7 +2198,7 @@
               <w:rPr>
                 <w:b w:val="0"/>
               </w:rPr>
-              <w:t>조별</w:t>
+              <w:t>모둠 3~5명</w:t>
             </w:r>
           </w:p>
         </w:tc>
@@ -1183,7 +2211,7 @@
               <w:rPr>
                 <w:b w:val="0"/>
               </w:rPr>
-              <w:t>흩어진 퍼즐 모아 완성하기</w:t>
+              <w:t>컵으로 물을 옮겨 표시선까지 채운다.</w:t>
             </w:r>
           </w:p>
         </w:tc>
@@ -1196,7 +2224,7 @@
               <w:rPr>
                 <w:b w:val="0"/>
               </w:rPr>
-              <w:t>분실 주의</w:t>
+              <w:t>물 고임 즉시 정리</w:t>
             </w:r>
           </w:p>
         </w:tc>
@@ -1211,7 +2239,7 @@
               <w:rPr>
                 <w:b w:val="0"/>
               </w:rPr>
-              <w:t>물총 사격</w:t>
+              <w:t>10. 비눗방울 관찰</w:t>
             </w:r>
           </w:p>
         </w:tc>
@@ -1224,7 +2252,7 @@
               <w:rPr>
                 <w:b w:val="0"/>
               </w:rPr>
-              <w:t>물총, 컵</w:t>
+              <w:t>비눗방울 도구</w:t>
             </w:r>
           </w:p>
         </w:tc>
@@ -1237,7 +2265,7 @@
               <w:rPr>
                 <w:b w:val="0"/>
               </w:rPr>
-              <w:t>조별</w:t>
+              <w:t>모둠 3~5명</w:t>
             </w:r>
           </w:p>
         </w:tc>
@@ -1250,7 +2278,7 @@
               <w:rPr>
                 <w:b w:val="0"/>
               </w:rPr>
-              <w:t>종이컵 과녁 쓰러뜨리기</w:t>
+              <w:t>크기와 움직임을 관찰한다.</w:t>
             </w:r>
           </w:p>
         </w:tc>
@@ -1263,7 +2291,7 @@
               <w:rPr>
                 <w:b w:val="0"/>
               </w:rPr>
-              <w:t>눈 보호 필수</w:t>
+              <w:t>용액 삼킴·눈 접촉 주의</w:t>
             </w:r>
           </w:p>
         </w:tc>
@@ -1278,7 +2306,7 @@
               <w:rPr>
                 <w:b w:val="0"/>
               </w:rPr>
-              <w:t>릴레이 퀴즈</w:t>
+              <w:t>11. 마당 놀이 순환</w:t>
             </w:r>
           </w:p>
         </w:tc>
@@ -1291,7 +2319,7 @@
               <w:rPr>
                 <w:b w:val="0"/>
               </w:rPr>
-              <w:t>문제지</w:t>
+              <w:t>고리, 표적, 바닥 표시</w:t>
             </w:r>
           </w:p>
         </w:tc>
@@ -1304,7 +2332,7 @@
               <w:rPr>
                 <w:b w:val="0"/>
               </w:rPr>
-              <w:t>조별</w:t>
+              <w:t>모둠 3~5명</w:t>
             </w:r>
           </w:p>
         </w:tc>
@@ -1317,7 +2345,7 @@
               <w:rPr>
                 <w:b w:val="0"/>
               </w:rPr>
-              <w:t>뛰어가서 문제 풀고 돌아오기</w:t>
+              <w:t>고리 던지기 등 쉬운 놀이를 돈다.</w:t>
             </w:r>
           </w:p>
         </w:tc>
@@ -1330,7 +2358,7 @@
               <w:rPr>
                 <w:b w:val="0"/>
               </w:rPr>
-              <w:t>동선 확보</w:t>
+              <w:t>활동 간 간격 확보</w:t>
             </w:r>
           </w:p>
         </w:tc>
@@ -1345,7 +2373,7 @@
               <w:rPr>
                 <w:b w:val="0"/>
               </w:rPr>
-              <w:t>사진 찍기 미션</w:t>
+              <w:t>12. 텃밭 돌보기</w:t>
             </w:r>
           </w:p>
         </w:tc>
@@ -1358,7 +2386,7 @@
               <w:rPr>
                 <w:b w:val="0"/>
               </w:rPr>
-              <w:t>스마트폰</w:t>
+              <w:t>모종, 작은 물뿌리개</w:t>
             </w:r>
           </w:p>
         </w:tc>
@@ -1371,7 +2399,7 @@
               <w:rPr>
                 <w:b w:val="0"/>
               </w:rPr>
-              <w:t>조별</w:t>
+              <w:t>모둠 3~5명</w:t>
             </w:r>
           </w:p>
         </w:tc>
@@ -1384,7 +2412,7 @@
               <w:rPr>
                 <w:b w:val="0"/>
               </w:rPr>
-              <w:t>주제에 맞는 풍경 찾기</w:t>
+              <w:t>심기와 물주기를 체험한다.</w:t>
             </w:r>
           </w:p>
         </w:tc>
@@ -1397,7 +2425,7 @@
               <w:rPr>
                 <w:b w:val="0"/>
               </w:rPr>
-              <w:t>도로 통제(확인 필요)</w:t>
+              <w:t>농기구는 교사 관리</w:t>
             </w:r>
           </w:p>
         </w:tc>
@@ -1412,7 +2440,7 @@
               <w:rPr>
                 <w:b w:val="0"/>
               </w:rPr>
-              <w:t>인간 띠 만들기</w:t>
+              <w:t>13. 마을 환경 돌봄</w:t>
             </w:r>
           </w:p>
         </w:tc>
@@ -1425,7 +2453,7 @@
               <w:rPr>
                 <w:b w:val="0"/>
               </w:rPr>
-              <w:t>줄자</w:t>
+              <w:t>집게, 장갑, 봉투</w:t>
             </w:r>
           </w:p>
         </w:tc>
@@ -1438,7 +2466,7 @@
               <w:rPr>
                 <w:b w:val="0"/>
               </w:rPr>
-              <w:t>조별</w:t>
+              <w:t>모둠 3~5명</w:t>
             </w:r>
           </w:p>
         </w:tc>
@@ -1451,7 +2479,7 @@
               <w:rPr>
                 <w:b w:val="0"/>
               </w:rPr>
-              <w:t>몸을 연결해 가장 길게 만들기</w:t>
+              <w:t>지정 구역의 안전한 쓰레기만 줍는다.</w:t>
             </w:r>
           </w:p>
         </w:tc>
@@ -1464,7 +2492,141 @@
               <w:rPr>
                 <w:b w:val="0"/>
               </w:rPr>
-              <w:t>밀침 주의</w:t>
+              <w:t>유리·주사기·배설물 접근 금지</w:t>
+            </w:r>
+          </w:p>
+        </w:tc>
+      </w:tr>
+      <w:tr>
+        <w:tc>
+          <w:tcPr>
+            <w:tcW w:type="dxa" w:w="1728"/>
+          </w:tcPr>
+          <w:p>
+            <w:r>
+              <w:rPr>
+                <w:b w:val="0"/>
+              </w:rPr>
+              <w:t>14. 전시 관찰 미션</w:t>
+            </w:r>
+          </w:p>
+        </w:tc>
+        <w:tc>
+          <w:tcPr>
+            <w:tcW w:type="dxa" w:w="1728"/>
+          </w:tcPr>
+          <w:p>
+            <w:r>
+              <w:rPr>
+                <w:b w:val="0"/>
+              </w:rPr>
+              <w:t>관찰지, 연필</w:t>
+            </w:r>
+          </w:p>
+        </w:tc>
+        <w:tc>
+          <w:tcPr>
+            <w:tcW w:type="dxa" w:w="1728"/>
+          </w:tcPr>
+          <w:p>
+            <w:r>
+              <w:rPr>
+                <w:b w:val="0"/>
+              </w:rPr>
+              <w:t>모둠 3~5명</w:t>
+            </w:r>
+          </w:p>
+        </w:tc>
+        <w:tc>
+          <w:tcPr>
+            <w:tcW w:type="dxa" w:w="1728"/>
+          </w:tcPr>
+          <w:p>
+            <w:r>
+              <w:rPr>
+                <w:b w:val="0"/>
+              </w:rPr>
+              <w:t>과학관·박물관에서 주제별로 관찰한다.</w:t>
+            </w:r>
+          </w:p>
+        </w:tc>
+        <w:tc>
+          <w:tcPr>
+            <w:tcW w:type="dxa" w:w="1728"/>
+          </w:tcPr>
+          <w:p>
+            <w:r>
+              <w:rPr>
+                <w:b w:val="0"/>
+              </w:rPr>
+              <w:t>집결 장소·인원 수시 확인</w:t>
+            </w:r>
+          </w:p>
+        </w:tc>
+      </w:tr>
+      <w:tr>
+        <w:tc>
+          <w:tcPr>
+            <w:tcW w:type="dxa" w:w="1728"/>
+          </w:tcPr>
+          <w:p>
+            <w:r>
+              <w:rPr>
+                <w:b w:val="0"/>
+              </w:rPr>
+              <w:t>15. 신앙 역사 탐방</w:t>
+            </w:r>
+          </w:p>
+        </w:tc>
+        <w:tc>
+          <w:tcPr>
+            <w:tcW w:type="dxa" w:w="1728"/>
+          </w:tcPr>
+          <w:p>
+            <w:r>
+              <w:rPr>
+                <w:b w:val="0"/>
+              </w:rPr>
+              <w:t>질문지, 연필</w:t>
+            </w:r>
+          </w:p>
+        </w:tc>
+        <w:tc>
+          <w:tcPr>
+            <w:tcW w:type="dxa" w:w="1728"/>
+          </w:tcPr>
+          <w:p>
+            <w:r>
+              <w:rPr>
+                <w:b w:val="0"/>
+              </w:rPr>
+              <w:t>모둠 3~5명</w:t>
+            </w:r>
+          </w:p>
+        </w:tc>
+        <w:tc>
+          <w:tcPr>
+            <w:tcW w:type="dxa" w:w="1728"/>
+          </w:tcPr>
+          <w:p>
+            <w:r>
+              <w:rPr>
+                <w:b w:val="0"/>
+              </w:rPr>
+              <w:t>기독교 유적의 의미를 듣고 나눈다.</w:t>
+            </w:r>
+          </w:p>
+        </w:tc>
+        <w:tc>
+          <w:tcPr>
+            <w:tcW w:type="dxa" w:w="1728"/>
+          </w:tcPr>
+          <w:p>
+            <w:r>
+              <w:rPr>
+                <w:b w:val="0"/>
+              </w:rPr>
+              <w:t>보행 동선·시설 규칙 준수</w:t>
             </w:r>
           </w:p>
         </w:tc>
@@ -1479,313 +2641,391 @@
         <w:rPr>
           <w:b w:val="0"/>
         </w:rPr>
-        <w:t>3. 외부 현장 학습 및 방문 가이드</w:t>
+        <w:t>방문 가능 장소 유형</w:t>
       </w:r>
     </w:p>
-    <w:p>
-      <w:pPr>
-        <w:pStyle w:val="Heading3"/>
-      </w:pPr>
-      <w:r>
-        <w:rPr>
-          <w:b w:val="0"/>
-        </w:rPr>
-        <w:t>가. 방문 장소 유형</w:t>
-      </w:r>
-    </w:p>
-    <w:p>
-      <w:pPr>
-        <w:pStyle w:val="ListBullet"/>
-      </w:pPr>
-      <w:r>
-        <w:rPr>
-          <w:b/>
-        </w:rPr>
-        <w:t>과학관</w:t>
-      </w:r>
-      <w:r>
-        <w:rPr>
-          <w:b w:val="0"/>
-        </w:rPr>
-        <w:t>: 창조 세계의 신비 체험 (국공립 과학관 추천)</w:t>
-      </w:r>
-    </w:p>
-    <w:p>
-      <w:pPr>
-        <w:pStyle w:val="ListBullet"/>
-      </w:pPr>
-      <w:r>
-        <w:rPr>
-          <w:b/>
-        </w:rPr>
-        <w:t>박물관</w:t>
-      </w:r>
-      <w:r>
-        <w:rPr>
-          <w:b w:val="0"/>
-        </w:rPr>
-        <w:t>: 기독교 역사 및 유물 전시관</w:t>
-      </w:r>
-    </w:p>
-    <w:p>
-      <w:pPr>
-        <w:pStyle w:val="ListBullet"/>
-      </w:pPr>
-      <w:r>
-        <w:rPr>
-          <w:b/>
-        </w:rPr>
-        <w:t>수목원/식물원</w:t>
-      </w:r>
-      <w:r>
-        <w:rPr>
-          <w:b w:val="0"/>
-        </w:rPr>
-        <w:t>: 하나님의 창조물을 관찰하는 생태 탐방</w:t>
-      </w:r>
-    </w:p>
-    <w:p>
-      <w:pPr>
-        <w:pStyle w:val="ListBullet"/>
-      </w:pPr>
-      <w:r>
-        <w:rPr>
-          <w:b/>
-        </w:rPr>
-        <w:t>체험농장</w:t>
-      </w:r>
-      <w:r>
-        <w:rPr>
-          <w:b w:val="0"/>
-        </w:rPr>
-        <w:t>: 농작물 수확 및 생명 교육</w:t>
-      </w:r>
-    </w:p>
-    <w:p>
-      <w:pPr>
-        <w:pStyle w:val="ListBullet"/>
-      </w:pPr>
-      <w:r>
-        <w:rPr>
-          <w:b/>
-        </w:rPr>
-        <w:t>기독교 유적지·기념관</w:t>
-      </w:r>
-      <w:r>
-        <w:rPr>
-          <w:b w:val="0"/>
-        </w:rPr>
-        <w:t>: 아래 확인된 장소에서 선교 역사 학습 (묘원·교회·기념관을 모두 순교 사건 현장으로 설명하지 않음)</w:t>
-      </w:r>
-    </w:p>
-    <w:p>
-      <w:pPr>
-        <w:pStyle w:val="Heading3"/>
-      </w:pPr>
-      <w:r>
-        <w:rPr>
-          <w:b w:val="0"/>
-        </w:rPr>
-        <w:t>나. 장소 선정 기준 (Checklist)</w:t>
-      </w:r>
-    </w:p>
-    <w:p>
-      <w:pPr>
-        <w:pStyle w:val="ListNumber"/>
-      </w:pPr>
-      <w:r>
-        <w:rPr>
-          <w:b/>
-        </w:rPr>
-        <w:t>안전성</w:t>
-      </w:r>
-      <w:r>
-        <w:rPr>
-          <w:b w:val="0"/>
-        </w:rPr>
-        <w:t>: 보험 가입 여부 및 인솔자 동선 확보 용이성</w:t>
-      </w:r>
-    </w:p>
-    <w:p>
-      <w:pPr>
-        <w:pStyle w:val="ListNumber"/>
-      </w:pPr>
-      <w:r>
-        <w:rPr>
-          <w:b/>
-        </w:rPr>
-        <w:t>교육성</w:t>
-      </w:r>
-      <w:r>
-        <w:rPr>
-          <w:b w:val="0"/>
-        </w:rPr>
-        <w:t>: 주제 성구(예: 창세기 1:1)와 연계 가능 여부</w:t>
-      </w:r>
-    </w:p>
-    <w:p>
-      <w:pPr>
-        <w:pStyle w:val="ListNumber"/>
-      </w:pPr>
-      <w:r>
-        <w:rPr>
-          <w:b/>
-        </w:rPr>
-        <w:t>접근성</w:t>
-      </w:r>
-      <w:r>
-        <w:rPr>
-          <w:b w:val="0"/>
-        </w:rPr>
-        <w:t>: 이동 거리 및 교통편(대중교통 vs 전세버스)</w:t>
-      </w:r>
-    </w:p>
-    <w:p>
-      <w:pPr>
-        <w:pStyle w:val="ListNumber"/>
-      </w:pPr>
-      <w:r>
-        <w:rPr>
-          <w:b/>
-        </w:rPr>
-        <w:t>비용</w:t>
-      </w:r>
-      <w:r>
-        <w:rPr>
-          <w:b w:val="0"/>
-        </w:rPr>
-        <w:t>: 예산 범위 내 입장료 및 식대 (방문 전 확인)</w:t>
-      </w:r>
-    </w:p>
-    <w:p>
-      <w:pPr>
-        <w:pStyle w:val="ListNumber"/>
-      </w:pPr>
-      <w:r>
-        <w:rPr>
-          <w:b/>
-        </w:rPr>
-        <w:t>예약</w:t>
-      </w:r>
-      <w:r>
-        <w:rPr>
-          <w:b w:val="0"/>
-        </w:rPr>
-        <w:t>: 운영시간·휴관일·단체 관람 예약 가능 여부 및 할인 혜택 (방문 전 확인)</w:t>
-      </w:r>
-    </w:p>
-    <w:p>
-      <w:pPr>
-        <w:pStyle w:val="Heading3"/>
-      </w:pPr>
-      <w:r>
-        <w:rPr>
-          <w:b w:val="0"/>
-        </w:rPr>
-        <w:t>다. 주요 후보군 리스트</w:t>
-      </w:r>
-    </w:p>
-    <w:p>
-      <w:r>
-        <w:rPr>
-          <w:b w:val="0"/>
-        </w:rPr>
-        <w:t>*운영시간·휴관일·입장료·단체 예약·체험 운영 여부는 각 운영 기관에 (방문 전 확인). 방문지의 역사 설명과 성경 말씀을 적용한 교육 활동은 구분하십시오.*</w:t>
-      </w:r>
-    </w:p>
-    <w:p>
-      <w:pPr>
-        <w:pStyle w:val="ListBullet"/>
-      </w:pPr>
-      <w:r>
-        <w:rPr>
-          <w:b/>
-        </w:rPr>
-        <w:t>국립중앙과학관 (대전 유성구)</w:t>
-      </w:r>
-      <w:r>
-        <w:rPr>
-          <w:b w:val="0"/>
-        </w:rPr>
-        <w:t>: 과학 전시와 체험을 통한 과학 원리 학습. 창세기 1:1과 연결하는 것은 교회의 창조 신앙 교육적 적용이며 과학관의 전시 목적을 뜻하지 않음 ([과학관 공식 안내](https://www.science.go.kr/)).</w:t>
-      </w:r>
-    </w:p>
-    <w:p>
-      <w:pPr>
-        <w:pStyle w:val="ListBullet"/>
-      </w:pPr>
-      <w:r>
-        <w:rPr>
-          <w:b/>
-        </w:rPr>
-        <w:t>양화진외국인선교사묘원 (서울 마포구)</w:t>
-      </w:r>
-      <w:r>
-        <w:rPr>
-          <w:b w:val="0"/>
-        </w:rPr>
-        <w:t>: 1890년 시작된 외국인 묘역으로 선교사들의 생애와 선교 역사를 배움 ([묘원 연혁](https://www.rn.yanghwajin.net/yanghwajin/history.php?category=%EA%B5%AC%ED%95%9C+%EB%A7%90+~+%ED%95%B4%EB%B0%A9+%EC%9D%B4%EC%A0%84)).</w:t>
-      </w:r>
-    </w:p>
-    <w:p>
-      <w:pPr>
-        <w:pStyle w:val="ListBullet"/>
-      </w:pPr>
-      <w:r>
-        <w:rPr>
-          <w:b/>
-        </w:rPr>
-        <w:t>새문안교회 (서울 종로구)</w:t>
-      </w:r>
-      <w:r>
-        <w:rPr>
-          <w:b w:val="0"/>
-        </w:rPr>
-        <w:t>: 1887년 창립된 장로교회로 초기 한국 교회 역사를 배움 ([교회 역사](https://saemoonan.org/church/Sub_02_01.aspx)).</w:t>
-      </w:r>
-    </w:p>
-    <w:p>
-      <w:pPr>
-        <w:pStyle w:val="ListBullet"/>
-      </w:pPr>
-      <w:r>
-        <w:rPr>
-          <w:b/>
-        </w:rPr>
-        <w:t>한국기독교순교자기념관 (경기 용인시 처인구)</w:t>
-      </w:r>
-      <w:r>
-        <w:rPr>
-          <w:b w:val="0"/>
-        </w:rPr>
-        <w:t>: 한국 기독교 순교자들의 신앙과 생애를 기리는 기념관; 아동의 연령에 맞게 전시 내용을 사전 검토 ([기념관 안내](https://www.martyr.or.kr/download/F_korean.pdf)).</w:t>
-      </w:r>
-    </w:p>
-    <w:p>
-      <w:pPr>
-        <w:pStyle w:val="ListBullet"/>
-      </w:pPr>
-      <w:r>
-        <w:rPr>
-          <w:b/>
-        </w:rPr>
-        <w:t>수목원·농촌 체험 장소</w:t>
-      </w:r>
-      <w:r>
-        <w:rPr>
-          <w:b w:val="0"/>
-        </w:rPr>
-        <w:t>: ________ (확인 필요: 정확한 시설명·지역·운영 기관을 확인한 뒤 후보로 확정).</w:t>
-      </w:r>
-    </w:p>
-    <w:p>
-      <w:r>
-        <w:rPr>
-          <w:b w:val="0"/>
-        </w:rPr>
-        <w:t>*성경 연결 확인: [창세기 1:1·요한복음 3:16](https://www.biblegateway.com/passage/?search=Genesis+1%3A1%2CJohn+3%3A16&amp;version=NIV), [요한복음 8:12](https://www.biblegateway.com/passage/?search=John+8%3A12&amp;version=NIV). 각각 창조, 하나님의 사랑과 구원, 빛 되신 예수님을 다루는 본문입니다.*</w:t>
-      </w:r>
-    </w:p>
+    <w:tbl>
+      <w:tblPr>
+        <w:tblStyle w:val="TableGrid"/>
+        <w:tblW w:type="auto" w:w="0"/>
+        <w:tblLook w:firstColumn="1" w:firstRow="1" w:lastColumn="0" w:lastRow="0" w:noHBand="0" w:noVBand="1" w:val="04A0"/>
+      </w:tblPr>
+      <w:tblGrid>
+        <w:gridCol w:w="2880"/>
+        <w:gridCol w:w="2880"/>
+        <w:gridCol w:w="2880"/>
+      </w:tblGrid>
+      <w:tr>
+        <w:tc>
+          <w:tcPr>
+            <w:tcW w:type="dxa" w:w="2880"/>
+          </w:tcPr>
+          <w:p>
+            <w:r>
+              <w:rPr>
+                <w:b/>
+              </w:rPr>
+              <w:t>장소 유형</w:t>
+            </w:r>
+          </w:p>
+        </w:tc>
+        <w:tc>
+          <w:tcPr>
+            <w:tcW w:type="dxa" w:w="2880"/>
+          </w:tcPr>
+          <w:p>
+            <w:r>
+              <w:rPr>
+                <w:b/>
+              </w:rPr>
+              <w:t>연계 활동</w:t>
+            </w:r>
+          </w:p>
+        </w:tc>
+        <w:tc>
+          <w:tcPr>
+            <w:tcW w:type="dxa" w:w="2880"/>
+          </w:tcPr>
+          <w:p>
+            <w:r>
+              <w:rPr>
+                <w:b/>
+              </w:rPr>
+              <w:t>사전 확인</w:t>
+            </w:r>
+          </w:p>
+        </w:tc>
+      </w:tr>
+      <w:tr>
+        <w:tc>
+          <w:tcPr>
+            <w:tcW w:type="dxa" w:w="2880"/>
+          </w:tcPr>
+          <w:p>
+            <w:r>
+              <w:rPr>
+                <w:b w:val="0"/>
+              </w:rPr>
+              <w:t>과학관</w:t>
+            </w:r>
+          </w:p>
+        </w:tc>
+        <w:tc>
+          <w:tcPr>
+            <w:tcW w:type="dxa" w:w="2880"/>
+          </w:tcPr>
+          <w:p>
+            <w:r>
+              <w:rPr>
+                <w:b w:val="0"/>
+              </w:rPr>
+              <w:t>창조 세계 관찰, 과학 체험</w:t>
+            </w:r>
+          </w:p>
+        </w:tc>
+        <w:tc>
+          <w:tcPr>
+            <w:tcW w:type="dxa" w:w="2880"/>
+          </w:tcPr>
+          <w:p>
+            <w:r>
+              <w:rPr>
+                <w:b w:val="0"/>
+              </w:rPr>
+              <w:t>초등 대상 전시·예약·요금(확인 필요)</w:t>
+            </w:r>
+          </w:p>
+        </w:tc>
+      </w:tr>
+      <w:tr>
+        <w:tc>
+          <w:tcPr>
+            <w:tcW w:type="dxa" w:w="2880"/>
+          </w:tcPr>
+          <w:p>
+            <w:r>
+              <w:rPr>
+                <w:b w:val="0"/>
+              </w:rPr>
+              <w:t>박물관</w:t>
+            </w:r>
+          </w:p>
+        </w:tc>
+        <w:tc>
+          <w:tcPr>
+            <w:tcW w:type="dxa" w:w="2880"/>
+          </w:tcPr>
+          <w:p>
+            <w:r>
+              <w:rPr>
+                <w:b w:val="0"/>
+              </w:rPr>
+              <w:t>역사·생활문화 관찰</w:t>
+            </w:r>
+          </w:p>
+        </w:tc>
+        <w:tc>
+          <w:tcPr>
+            <w:tcW w:type="dxa" w:w="2880"/>
+          </w:tcPr>
+          <w:p>
+            <w:r>
+              <w:rPr>
+                <w:b w:val="0"/>
+              </w:rPr>
+              <w:t>해설·단체 관람·휴관일(확인 필요)</w:t>
+            </w:r>
+          </w:p>
+        </w:tc>
+      </w:tr>
+      <w:tr>
+        <w:tc>
+          <w:tcPr>
+            <w:tcW w:type="dxa" w:w="2880"/>
+          </w:tcPr>
+          <w:p>
+            <w:r>
+              <w:rPr>
+                <w:b w:val="0"/>
+              </w:rPr>
+              <w:t>수목원·식물원</w:t>
+            </w:r>
+          </w:p>
+        </w:tc>
+        <w:tc>
+          <w:tcPr>
+            <w:tcW w:type="dxa" w:w="2880"/>
+          </w:tcPr>
+          <w:p>
+            <w:r>
+              <w:rPr>
+                <w:b w:val="0"/>
+              </w:rPr>
+              <w:t>식물 관찰, 감사 찾기</w:t>
+            </w:r>
+          </w:p>
+        </w:tc>
+        <w:tc>
+          <w:tcPr>
+            <w:tcW w:type="dxa" w:w="2880"/>
+          </w:tcPr>
+          <w:p>
+            <w:r>
+              <w:rPr>
+                <w:b w:val="0"/>
+              </w:rPr>
+              <w:t>그늘·보행 거리·우천 운영(확인 필요)</w:t>
+            </w:r>
+          </w:p>
+        </w:tc>
+      </w:tr>
+      <w:tr>
+        <w:tc>
+          <w:tcPr>
+            <w:tcW w:type="dxa" w:w="2880"/>
+          </w:tcPr>
+          <w:p>
+            <w:r>
+              <w:rPr>
+                <w:b w:val="0"/>
+              </w:rPr>
+              <w:t>체험농장</w:t>
+            </w:r>
+          </w:p>
+        </w:tc>
+        <w:tc>
+          <w:tcPr>
+            <w:tcW w:type="dxa" w:w="2880"/>
+          </w:tcPr>
+          <w:p>
+            <w:r>
+              <w:rPr>
+                <w:b w:val="0"/>
+              </w:rPr>
+              <w:t>모종 심기, 수확 체험</w:t>
+            </w:r>
+          </w:p>
+        </w:tc>
+        <w:tc>
+          <w:tcPr>
+            <w:tcW w:type="dxa" w:w="2880"/>
+          </w:tcPr>
+          <w:p>
+            <w:r>
+              <w:rPr>
+                <w:b w:val="0"/>
+              </w:rPr>
+              <w:t>위생·알레르기·체험 도구(확인 필요)</w:t>
+            </w:r>
+          </w:p>
+        </w:tc>
+      </w:tr>
+      <w:tr>
+        <w:tc>
+          <w:tcPr>
+            <w:tcW w:type="dxa" w:w="2880"/>
+          </w:tcPr>
+          <w:p>
+            <w:r>
+              <w:rPr>
+                <w:b w:val="0"/>
+              </w:rPr>
+              <w:t>기독교 유적지·기념관</w:t>
+            </w:r>
+          </w:p>
+        </w:tc>
+        <w:tc>
+          <w:tcPr>
+            <w:tcW w:type="dxa" w:w="2880"/>
+          </w:tcPr>
+          <w:p>
+            <w:r>
+              <w:rPr>
+                <w:b w:val="0"/>
+              </w:rPr>
+              <w:t>신앙 역사 탐방</w:t>
+            </w:r>
+          </w:p>
+        </w:tc>
+        <w:tc>
+          <w:tcPr>
+            <w:tcW w:type="dxa" w:w="2880"/>
+          </w:tcPr>
+          <w:p>
+            <w:r>
+              <w:rPr>
+                <w:b w:val="0"/>
+              </w:rPr>
+              <w:t>역사 자료·교단 적합성·해설(확인 필요)</w:t>
+            </w:r>
+          </w:p>
+        </w:tc>
+      </w:tr>
+      <w:tr>
+        <w:tc>
+          <w:tcPr>
+            <w:tcW w:type="dxa" w:w="2880"/>
+          </w:tcPr>
+          <w:p>
+            <w:r>
+              <w:rPr>
+                <w:b w:val="0"/>
+              </w:rPr>
+              <w:t>생태공원·숲체험장</w:t>
+            </w:r>
+          </w:p>
+        </w:tc>
+        <w:tc>
+          <w:tcPr>
+            <w:tcW w:type="dxa" w:w="2880"/>
+          </w:tcPr>
+          <w:p>
+            <w:r>
+              <w:rPr>
+                <w:b w:val="0"/>
+              </w:rPr>
+              <w:t>자연 관찰, 환경 돌봄</w:t>
+            </w:r>
+          </w:p>
+        </w:tc>
+        <w:tc>
+          <w:tcPr>
+            <w:tcW w:type="dxa" w:w="2880"/>
+          </w:tcPr>
+          <w:p>
+            <w:r>
+              <w:rPr>
+                <w:b w:val="0"/>
+              </w:rPr>
+              <w:t>인솔 프로그램·해충·통제 구역(확인 필요)</w:t>
+            </w:r>
+          </w:p>
+        </w:tc>
+      </w:tr>
+      <w:tr>
+        <w:tc>
+          <w:tcPr>
+            <w:tcW w:type="dxa" w:w="2880"/>
+          </w:tcPr>
+          <w:p>
+            <w:r>
+              <w:rPr>
+                <w:b w:val="0"/>
+              </w:rPr>
+              <w:t>공공도서관·어린이도서관</w:t>
+            </w:r>
+          </w:p>
+        </w:tc>
+        <w:tc>
+          <w:tcPr>
+            <w:tcW w:type="dxa" w:w="2880"/>
+          </w:tcPr>
+          <w:p>
+            <w:r>
+              <w:rPr>
+                <w:b w:val="0"/>
+              </w:rPr>
+              <w:t>주제 독서, 이야기 활동</w:t>
+            </w:r>
+          </w:p>
+        </w:tc>
+        <w:tc>
+          <w:tcPr>
+            <w:tcW w:type="dxa" w:w="2880"/>
+          </w:tcPr>
+          <w:p>
+            <w:r>
+              <w:rPr>
+                <w:b w:val="0"/>
+              </w:rPr>
+              <w:t>단체 이용·프로그램·공간(확인 필요)</w:t>
+            </w:r>
+          </w:p>
+        </w:tc>
+      </w:tr>
+      <w:tr>
+        <w:tc>
+          <w:tcPr>
+            <w:tcW w:type="dxa" w:w="2880"/>
+          </w:tcPr>
+          <w:p>
+            <w:r>
+              <w:rPr>
+                <w:b w:val="0"/>
+              </w:rPr>
+              <w:t>안전체험관</w:t>
+            </w:r>
+          </w:p>
+        </w:tc>
+        <w:tc>
+          <w:tcPr>
+            <w:tcW w:type="dxa" w:w="2880"/>
+          </w:tcPr>
+          <w:p>
+            <w:r>
+              <w:rPr>
+                <w:b w:val="0"/>
+              </w:rPr>
+              <w:t>생활안전·재난 대피 체험</w:t>
+            </w:r>
+          </w:p>
+        </w:tc>
+        <w:tc>
+          <w:tcPr>
+            <w:tcW w:type="dxa" w:w="2880"/>
+          </w:tcPr>
+          <w:p>
+            <w:r>
+              <w:rPr>
+                <w:b w:val="0"/>
+              </w:rPr>
+              <w:t>연령 제한·예약·체험 강도(확인 필요)</w:t>
+            </w:r>
+          </w:p>
+        </w:tc>
+      </w:tr>
+    </w:tbl>
+    <w:p/>
     <w:p>
       <w:pPr>
         <w:pStyle w:val="Heading2"/>
@@ -1794,351 +3034,473 @@
         <w:rPr>
           <w:b w:val="0"/>
         </w:rPr>
-        <w:t>4. 성경학교 필수 운영 서식</w:t>
+        <w:t>활동·장소 고르는 기준</w:t>
       </w:r>
     </w:p>
-    <w:p>
-      <w:pPr>
-        <w:pStyle w:val="Heading3"/>
-      </w:pPr>
-      <w:r>
-        <w:rPr>
-          <w:b w:val="0"/>
-        </w:rPr>
-        <w:t>가. 주제 및 목표</w:t>
-      </w:r>
-    </w:p>
-    <w:p>
-      <w:pPr>
-        <w:pStyle w:val="ListBullet"/>
-      </w:pPr>
-      <w:r>
-        <w:rPr>
-          <w:b/>
-        </w:rPr>
-        <w:t>주제</w:t>
-      </w:r>
-      <w:r>
-        <w:rPr>
-          <w:b w:val="0"/>
-        </w:rPr>
-        <w:t>: ________</w:t>
-      </w:r>
-    </w:p>
-    <w:p>
-      <w:pPr>
-        <w:pStyle w:val="ListBullet"/>
-      </w:pPr>
-      <w:r>
-        <w:rPr>
-          <w:b/>
-        </w:rPr>
-        <w:t>주제 성구</w:t>
-      </w:r>
-      <w:r>
-        <w:rPr>
-          <w:b w:val="0"/>
-        </w:rPr>
-        <w:t>: (예: 요한복음 3:16)</w:t>
-      </w:r>
-    </w:p>
-    <w:p>
-      <w:pPr>
-        <w:pStyle w:val="ListBullet"/>
-      </w:pPr>
-      <w:r>
-        <w:rPr>
-          <w:b/>
-        </w:rPr>
-        <w:t>교육 목표</w:t>
-      </w:r>
-      <w:r>
-        <w:rPr>
-          <w:b w:val="0"/>
-        </w:rPr>
-        <w:t>: ________</w:t>
-      </w:r>
-    </w:p>
-    <w:p>
-      <w:pPr>
-        <w:pStyle w:val="Heading3"/>
-      </w:pPr>
-      <w:r>
-        <w:rPr>
-          <w:b w:val="0"/>
-        </w:rPr>
-        <w:t>나. 안전 및 비상 연락망</w:t>
-      </w:r>
-    </w:p>
-    <w:p>
-      <w:pPr>
-        <w:pStyle w:val="ListBullet"/>
-      </w:pPr>
-      <w:r>
-        <w:rPr>
-          <w:b/>
-        </w:rPr>
-        <w:t>안전 관리자</w:t>
-      </w:r>
-      <w:r>
-        <w:rPr>
-          <w:b w:val="0"/>
-        </w:rPr>
-        <w:t>: ________ (직분: ________)</w:t>
-      </w:r>
-    </w:p>
-    <w:p>
-      <w:pPr>
-        <w:pStyle w:val="ListBullet"/>
-      </w:pPr>
-      <w:r>
-        <w:rPr>
-          <w:b/>
-        </w:rPr>
-        <w:t>비상 연락처</w:t>
-      </w:r>
-      <w:r>
-        <w:rPr>
-          <w:b w:val="0"/>
-        </w:rPr>
-        <w:t>: ________</w:t>
-      </w:r>
-    </w:p>
-    <w:p>
-      <w:pPr>
-        <w:pStyle w:val="ListBullet"/>
-      </w:pPr>
-      <w:r>
-        <w:rPr>
-          <w:b/>
-        </w:rPr>
-        <w:t>인근 병원</w:t>
-      </w:r>
-      <w:r>
-        <w:rPr>
-          <w:b w:val="0"/>
-        </w:rPr>
-        <w:t>: ________ (주소: ________)</w:t>
-      </w:r>
-    </w:p>
-    <w:p>
-      <w:pPr>
-        <w:pStyle w:val="ListBullet"/>
-      </w:pPr>
-      <w:r>
-        <w:rPr>
-          <w:b/>
-        </w:rPr>
-        <w:t>보험 가입 여부</w:t>
-      </w:r>
-      <w:r>
-        <w:rPr>
-          <w:b w:val="0"/>
-        </w:rPr>
-        <w:t>: (확인 필요)</w:t>
-      </w:r>
-    </w:p>
-    <w:p>
-      <w:pPr>
-        <w:pStyle w:val="Heading3"/>
-      </w:pPr>
-      <w:r>
-        <w:rPr>
-          <w:b w:val="0"/>
-        </w:rPr>
-        <w:t>다. 예산 계획</w:t>
-      </w:r>
-    </w:p>
-    <w:p>
-      <w:pPr>
-        <w:pStyle w:val="ListBullet"/>
-      </w:pPr>
-      <w:r>
-        <w:rPr>
-          <w:b/>
-        </w:rPr>
-        <w:t>총예산</w:t>
-      </w:r>
-      <w:r>
-        <w:rPr>
-          <w:b w:val="0"/>
-        </w:rPr>
-        <w:t>: ________ 원</w:t>
-      </w:r>
-    </w:p>
-    <w:p>
-      <w:pPr>
-        <w:pStyle w:val="ListBullet"/>
-      </w:pPr>
-      <w:r>
-        <w:rPr>
-          <w:b/>
-        </w:rPr>
-        <w:t>주요 항목</w:t>
-      </w:r>
-      <w:r>
-        <w:rPr>
-          <w:b w:val="0"/>
-        </w:rPr>
-        <w:t>:</w:t>
-      </w:r>
-    </w:p>
-    <w:p>
-      <w:pPr>
-        <w:pStyle w:val="ListBullet"/>
-      </w:pPr>
-      <w:r>
-        <w:rPr>
-          <w:b w:val="0"/>
-        </w:rPr>
-        <w:t>간식비: ________ 원</w:t>
-      </w:r>
-    </w:p>
-    <w:p>
-      <w:pPr>
-        <w:pStyle w:val="ListBullet"/>
-      </w:pPr>
-      <w:r>
-        <w:rPr>
-          <w:b w:val="0"/>
-        </w:rPr>
-        <w:t>준비물 구입비: ________ 원</w:t>
-      </w:r>
-    </w:p>
-    <w:p>
-      <w:pPr>
-        <w:pStyle w:val="ListBullet"/>
-      </w:pPr>
-      <w:r>
-        <w:rPr>
-          <w:b w:val="0"/>
-        </w:rPr>
-        <w:t>외부 체험비: ________ 원</w:t>
-      </w:r>
-    </w:p>
-    <w:p>
-      <w:pPr>
-        <w:pStyle w:val="ListBullet"/>
-      </w:pPr>
-      <w:r>
-        <w:rPr>
-          <w:b w:val="0"/>
-        </w:rPr>
-        <w:t>기타(대관료/교통비): ________ 원</w:t>
-      </w:r>
-    </w:p>
-    <w:p>
-      <w:pPr>
-        <w:pStyle w:val="Heading3"/>
-      </w:pPr>
-      <w:r>
-        <w:rPr>
-          <w:b w:val="0"/>
-        </w:rPr>
-        <w:t>라. 사역 분담</w:t>
-      </w:r>
-    </w:p>
-    <w:p>
-      <w:pPr>
-        <w:pStyle w:val="ListBullet"/>
-      </w:pPr>
-      <w:r>
-        <w:rPr>
-          <w:b/>
-        </w:rPr>
-        <w:t>총괄</w:t>
-      </w:r>
-      <w:r>
-        <w:rPr>
-          <w:b w:val="0"/>
-        </w:rPr>
-        <w:t>: ________</w:t>
-      </w:r>
-    </w:p>
-    <w:p>
-      <w:pPr>
-        <w:pStyle w:val="ListBullet"/>
-      </w:pPr>
-      <w:r>
-        <w:rPr>
-          <w:b/>
-        </w:rPr>
-        <w:t>진행/사회</w:t>
-      </w:r>
-      <w:r>
-        <w:rPr>
-          <w:b w:val="0"/>
-        </w:rPr>
-        <w:t>: ________</w:t>
-      </w:r>
-    </w:p>
-    <w:p>
-      <w:pPr>
-        <w:pStyle w:val="ListBullet"/>
-      </w:pPr>
-      <w:r>
-        <w:rPr>
-          <w:b/>
-        </w:rPr>
-        <w:t>안전/시설</w:t>
-      </w:r>
-      <w:r>
-        <w:rPr>
-          <w:b w:val="0"/>
-        </w:rPr>
-        <w:t>: ________</w:t>
-      </w:r>
-    </w:p>
-    <w:p>
-      <w:pPr>
-        <w:pStyle w:val="ListBullet"/>
-      </w:pPr>
-      <w:r>
-        <w:rPr>
-          <w:b/>
-        </w:rPr>
-        <w:t>식사/간식</w:t>
-      </w:r>
-      <w:r>
-        <w:rPr>
-          <w:b w:val="0"/>
-        </w:rPr>
-        <w:t>: ________</w:t>
-      </w:r>
-    </w:p>
-    <w:p>
-      <w:pPr>
-        <w:pStyle w:val="ListBullet"/>
-      </w:pPr>
-      <w:r>
-        <w:rPr>
-          <w:b/>
-        </w:rPr>
-        <w:t>교사/지도교사</w:t>
-      </w:r>
-      <w:r>
-        <w:rPr>
-          <w:b w:val="0"/>
-        </w:rPr>
-        <w:t>: ________</w:t>
-      </w:r>
-    </w:p>
-    <w:p>
-      <w:r>
-        <w:rPr>
-          <w:b/>
-        </w:rPr>
-        <w:t>[작성 안내]</w:t>
-      </w:r>
-    </w:p>
-    <w:p>
-      <w:r>
-        <w:rPr>
-          <w:b w:val="0"/>
-        </w:rPr>
-        <w:t>본 문서는 (교회명)의 형편에 맞게 수정하여 사용하시기 바랍니다. 모든 활동은 성경 본문에 기초하여 진행하며, 외부 활동 시에는 반드시 사전에 답사하거나 운영 기관의 안전 수칙을 확인하십시오. 모든 행정 서류 및 예약 사항은 성경학교 4주 전까지 완료하는 것을 권장합니다.</w:t>
-      </w:r>
-    </w:p>
+    <w:tbl>
+      <w:tblPr>
+        <w:tblStyle w:val="TableGrid"/>
+        <w:tblW w:type="auto" w:w="0"/>
+        <w:tblLook w:firstColumn="1" w:firstRow="1" w:lastColumn="0" w:lastRow="0" w:noHBand="0" w:noVBand="1" w:val="04A0"/>
+      </w:tblPr>
+      <w:tblGrid>
+        <w:gridCol w:w="2880"/>
+        <w:gridCol w:w="2880"/>
+        <w:gridCol w:w="2880"/>
+      </w:tblGrid>
+      <w:tr>
+        <w:tc>
+          <w:tcPr>
+            <w:tcW w:type="dxa" w:w="2880"/>
+          </w:tcPr>
+          <w:p>
+            <w:r>
+              <w:rPr>
+                <w:b/>
+              </w:rPr>
+              <w:t>기준</w:t>
+            </w:r>
+          </w:p>
+        </w:tc>
+        <w:tc>
+          <w:tcPr>
+            <w:tcW w:type="dxa" w:w="2880"/>
+          </w:tcPr>
+          <w:p>
+            <w:r>
+              <w:rPr>
+                <w:b/>
+              </w:rPr>
+              <w:t>확인할 내용</w:t>
+            </w:r>
+          </w:p>
+        </w:tc>
+        <w:tc>
+          <w:tcPr>
+            <w:tcW w:type="dxa" w:w="2880"/>
+          </w:tcPr>
+          <w:p>
+            <w:r>
+              <w:rPr>
+                <w:b/>
+              </w:rPr>
+              <w:t>기록</w:t>
+            </w:r>
+          </w:p>
+        </w:tc>
+      </w:tr>
+      <w:tr>
+        <w:tc>
+          <w:tcPr>
+            <w:tcW w:type="dxa" w:w="2880"/>
+          </w:tcPr>
+          <w:p>
+            <w:r>
+              <w:rPr>
+                <w:b w:val="0"/>
+              </w:rPr>
+              <w:t>신앙·교육 목적</w:t>
+            </w:r>
+          </w:p>
+        </w:tc>
+        <w:tc>
+          <w:tcPr>
+            <w:tcW w:type="dxa" w:w="2880"/>
+          </w:tcPr>
+          <w:p>
+            <w:r>
+              <w:rPr>
+                <w:b w:val="0"/>
+              </w:rPr>
+              <w:t>주제와 연결되는가? 예장 통합의 신앙교육에 적합한가?</w:t>
+            </w:r>
+          </w:p>
+        </w:tc>
+        <w:tc>
+          <w:tcPr>
+            <w:tcW w:type="dxa" w:w="2880"/>
+          </w:tcPr>
+          <w:p>
+            <w:r>
+              <w:rPr>
+                <w:b w:val="0"/>
+              </w:rPr>
+              <w:t>________</w:t>
+            </w:r>
+          </w:p>
+        </w:tc>
+      </w:tr>
+      <w:tr>
+        <w:tc>
+          <w:tcPr>
+            <w:tcW w:type="dxa" w:w="2880"/>
+          </w:tcPr>
+          <w:p>
+            <w:r>
+              <w:rPr>
+                <w:b w:val="0"/>
+              </w:rPr>
+              <w:t>연령·참여</w:t>
+            </w:r>
+          </w:p>
+        </w:tc>
+        <w:tc>
+          <w:tcPr>
+            <w:tcW w:type="dxa" w:w="2880"/>
+          </w:tcPr>
+          <w:p>
+            <w:r>
+              <w:rPr>
+                <w:b w:val="0"/>
+              </w:rPr>
+              <w:t>저학년도 이해하며, 이동·감각 지원이 필요한 학생도 참여할 수 있는가?</w:t>
+            </w:r>
+          </w:p>
+        </w:tc>
+        <w:tc>
+          <w:tcPr>
+            <w:tcW w:type="dxa" w:w="2880"/>
+          </w:tcPr>
+          <w:p>
+            <w:r>
+              <w:rPr>
+                <w:b w:val="0"/>
+              </w:rPr>
+              <w:t>________</w:t>
+            </w:r>
+          </w:p>
+        </w:tc>
+      </w:tr>
+      <w:tr>
+        <w:tc>
+          <w:tcPr>
+            <w:tcW w:type="dxa" w:w="2880"/>
+          </w:tcPr>
+          <w:p>
+            <w:r>
+              <w:rPr>
+                <w:b w:val="0"/>
+              </w:rPr>
+              <w:t>인솔 여건</w:t>
+            </w:r>
+          </w:p>
+        </w:tc>
+        <w:tc>
+          <w:tcPr>
+            <w:tcW w:type="dxa" w:w="2880"/>
+          </w:tcPr>
+          <w:p>
+            <w:r>
+              <w:rPr>
+                <w:b w:val="0"/>
+              </w:rPr>
+              <w:t>학생 특성과 동선에 맞게 교사를 배치할 수 있는가?</w:t>
+            </w:r>
+          </w:p>
+        </w:tc>
+        <w:tc>
+          <w:tcPr>
+            <w:tcW w:type="dxa" w:w="2880"/>
+          </w:tcPr>
+          <w:p>
+            <w:r>
+              <w:rPr>
+                <w:b w:val="0"/>
+              </w:rPr>
+              <w:t>________</w:t>
+            </w:r>
+          </w:p>
+        </w:tc>
+      </w:tr>
+      <w:tr>
+        <w:tc>
+          <w:tcPr>
+            <w:tcW w:type="dxa" w:w="2880"/>
+          </w:tcPr>
+          <w:p>
+            <w:r>
+              <w:rPr>
+                <w:b w:val="0"/>
+              </w:rPr>
+              <w:t>이동</w:t>
+            </w:r>
+          </w:p>
+        </w:tc>
+        <w:tc>
+          <w:tcPr>
+            <w:tcW w:type="dxa" w:w="2880"/>
+          </w:tcPr>
+          <w:p>
+            <w:r>
+              <w:rPr>
+                <w:b w:val="0"/>
+              </w:rPr>
+              <w:t>이동 시간, 차량 안전띠, 승하차 장소가 적절한가?</w:t>
+            </w:r>
+          </w:p>
+        </w:tc>
+        <w:tc>
+          <w:tcPr>
+            <w:tcW w:type="dxa" w:w="2880"/>
+          </w:tcPr>
+          <w:p>
+            <w:r>
+              <w:rPr>
+                <w:b w:val="0"/>
+              </w:rPr>
+              <w:t>________</w:t>
+            </w:r>
+          </w:p>
+        </w:tc>
+      </w:tr>
+      <w:tr>
+        <w:tc>
+          <w:tcPr>
+            <w:tcW w:type="dxa" w:w="2880"/>
+          </w:tcPr>
+          <w:p>
+            <w:r>
+              <w:rPr>
+                <w:b w:val="0"/>
+              </w:rPr>
+              <w:t>시설</w:t>
+            </w:r>
+          </w:p>
+        </w:tc>
+        <w:tc>
+          <w:tcPr>
+            <w:tcW w:type="dxa" w:w="2880"/>
+          </w:tcPr>
+          <w:p>
+            <w:r>
+              <w:rPr>
+                <w:b w:val="0"/>
+              </w:rPr>
+              <w:t>화장실·음수·그늘·실내 대피 공간이 있는가?</w:t>
+            </w:r>
+          </w:p>
+        </w:tc>
+        <w:tc>
+          <w:tcPr>
+            <w:tcW w:type="dxa" w:w="2880"/>
+          </w:tcPr>
+          <w:p>
+            <w:r>
+              <w:rPr>
+                <w:b w:val="0"/>
+              </w:rPr>
+              <w:t>________</w:t>
+            </w:r>
+          </w:p>
+        </w:tc>
+      </w:tr>
+      <w:tr>
+        <w:tc>
+          <w:tcPr>
+            <w:tcW w:type="dxa" w:w="2880"/>
+          </w:tcPr>
+          <w:p>
+            <w:r>
+              <w:rPr>
+                <w:b w:val="0"/>
+              </w:rPr>
+              <w:t>날씨</w:t>
+            </w:r>
+          </w:p>
+        </w:tc>
+        <w:tc>
+          <w:tcPr>
+            <w:tcW w:type="dxa" w:w="2880"/>
+          </w:tcPr>
+          <w:p>
+            <w:r>
+              <w:rPr>
+                <w:b w:val="0"/>
+              </w:rPr>
+              <w:t>폭염·호우·낙뢰·미세먼지 때 변경할 실내 활동이 있는가?</w:t>
+            </w:r>
+          </w:p>
+        </w:tc>
+        <w:tc>
+          <w:tcPr>
+            <w:tcW w:type="dxa" w:w="2880"/>
+          </w:tcPr>
+          <w:p>
+            <w:r>
+              <w:rPr>
+                <w:b w:val="0"/>
+              </w:rPr>
+              <w:t>________</w:t>
+            </w:r>
+          </w:p>
+        </w:tc>
+      </w:tr>
+      <w:tr>
+        <w:tc>
+          <w:tcPr>
+            <w:tcW w:type="dxa" w:w="2880"/>
+          </w:tcPr>
+          <w:p>
+            <w:r>
+              <w:rPr>
+                <w:b w:val="0"/>
+              </w:rPr>
+              <w:t>건강·응급</w:t>
+            </w:r>
+          </w:p>
+        </w:tc>
+        <w:tc>
+          <w:tcPr>
+            <w:tcW w:type="dxa" w:w="2880"/>
+          </w:tcPr>
+          <w:p>
+            <w:r>
+              <w:rPr>
+                <w:b w:val="0"/>
+              </w:rPr>
+              <w:t>알레르기·복약 사항, 구급함, 비상 연락·의료기관을 확인했는가?</w:t>
+            </w:r>
+          </w:p>
+        </w:tc>
+        <w:tc>
+          <w:tcPr>
+            <w:tcW w:type="dxa" w:w="2880"/>
+          </w:tcPr>
+          <w:p>
+            <w:r>
+              <w:rPr>
+                <w:b w:val="0"/>
+              </w:rPr>
+              <w:t>________</w:t>
+            </w:r>
+          </w:p>
+        </w:tc>
+      </w:tr>
+      <w:tr>
+        <w:tc>
+          <w:tcPr>
+            <w:tcW w:type="dxa" w:w="2880"/>
+          </w:tcPr>
+          <w:p>
+            <w:r>
+              <w:rPr>
+                <w:b w:val="0"/>
+              </w:rPr>
+              <w:t>비용·운영</w:t>
+            </w:r>
+          </w:p>
+        </w:tc>
+        <w:tc>
+          <w:tcPr>
+            <w:tcW w:type="dxa" w:w="2880"/>
+          </w:tcPr>
+          <w:p>
+            <w:r>
+              <w:rPr>
+                <w:b w:val="0"/>
+              </w:rPr>
+              <w:t>교통·입장·체험 비용, 예약·취소 조건을 확인했는가?</w:t>
+            </w:r>
+          </w:p>
+        </w:tc>
+        <w:tc>
+          <w:tcPr>
+            <w:tcW w:type="dxa" w:w="2880"/>
+          </w:tcPr>
+          <w:p>
+            <w:r>
+              <w:rPr>
+                <w:b w:val="0"/>
+              </w:rPr>
+              <w:t>________</w:t>
+            </w:r>
+          </w:p>
+        </w:tc>
+      </w:tr>
+      <w:tr>
+        <w:tc>
+          <w:tcPr>
+            <w:tcW w:type="dxa" w:w="2880"/>
+          </w:tcPr>
+          <w:p>
+            <w:r>
+              <w:rPr>
+                <w:b w:val="0"/>
+              </w:rPr>
+              <w:t>보호자 안내</w:t>
+            </w:r>
+          </w:p>
+        </w:tc>
+        <w:tc>
+          <w:tcPr>
+            <w:tcW w:type="dxa" w:w="2880"/>
+          </w:tcPr>
+          <w:p>
+            <w:r>
+              <w:rPr>
+                <w:b w:val="0"/>
+              </w:rPr>
+              <w:t>일정·이동·준비물·참가 및 사진 동의를 안내했는가?</w:t>
+            </w:r>
+          </w:p>
+        </w:tc>
+        <w:tc>
+          <w:tcPr>
+            <w:tcW w:type="dxa" w:w="2880"/>
+          </w:tcPr>
+          <w:p>
+            <w:r>
+              <w:rPr>
+                <w:b w:val="0"/>
+              </w:rPr>
+              <w:t>________</w:t>
+            </w:r>
+          </w:p>
+        </w:tc>
+      </w:tr>
+      <w:tr>
+        <w:tc>
+          <w:tcPr>
+            <w:tcW w:type="dxa" w:w="2880"/>
+          </w:tcPr>
+          <w:p>
+            <w:r>
+              <w:rPr>
+                <w:b w:val="0"/>
+              </w:rPr>
+              <w:t>최종 선정</w:t>
+            </w:r>
+          </w:p>
+        </w:tc>
+        <w:tc>
+          <w:tcPr>
+            <w:tcW w:type="dxa" w:w="2880"/>
+          </w:tcPr>
+          <w:p>
+            <w:r>
+              <w:rPr>
+                <w:b w:val="0"/>
+              </w:rPr>
+              <w:t>활동 ________ / 방문 장소 ________ / 확인 담당 ________</w:t>
+            </w:r>
+          </w:p>
+        </w:tc>
+        <w:tc>
+          <w:tcPr>
+            <w:tcW w:type="dxa" w:w="2880"/>
+          </w:tcPr>
+          <w:p>
+            <w:r>
+              <w:rPr>
+                <w:b w:val="0"/>
+              </w:rPr>
+              <w:t>________</w:t>
+            </w:r>
+          </w:p>
+        </w:tc>
+      </w:tr>
+    </w:tbl>
+    <w:p/>
     <w:sectPr>
       <w:pgSz w:w="12240" w:h="15840"/>
       <w:pgMar w:top="1440" w:right="1800" w:bottom="1440" w:left="1800" w:header="720" w:footer="720" w:gutter="0"/>

--- a/docs/14_아동부_여름성경학교_활동과_장소.docx
+++ b/docs/14_아동부_여름성경학교_활동과_장소.docx
@@ -11,100 +11,185 @@
         <w:rPr>
           <w:b w:val="0"/>
         </w:rPr>
-        <w:t>(교회명) 아동부 여름성경학교 활동·방문 장소 선정표</w:t>
+        <w:t>[연도] (교회명) (부서명) 아동부 여름성경학교 활동 선정 안내</w:t>
       </w:r>
     </w:p>
+    <w:tbl>
+      <w:tblPr>
+        <w:tblStyle w:val="TableGrid"/>
+        <w:tblW w:type="auto" w:w="0"/>
+        <w:tblLook w:firstColumn="1" w:firstRow="1" w:lastColumn="0" w:lastRow="0" w:noHBand="0" w:noVBand="1" w:val="04A0"/>
+      </w:tblPr>
+      <w:tblGrid>
+        <w:gridCol w:w="2160"/>
+        <w:gridCol w:w="2160"/>
+        <w:gridCol w:w="2160"/>
+        <w:gridCol w:w="2160"/>
+      </w:tblGrid>
+      <w:tr>
+        <w:tc>
+          <w:tcPr>
+            <w:tcW w:type="dxa" w:w="2160"/>
+          </w:tcPr>
+          <w:p>
+            <w:r>
+              <w:rPr>
+                <w:b/>
+              </w:rPr>
+              <w:t>작성일</w:t>
+            </w:r>
+          </w:p>
+        </w:tc>
+        <w:tc>
+          <w:tcPr>
+            <w:tcW w:type="dxa" w:w="2160"/>
+          </w:tcPr>
+          <w:p>
+            <w:r>
+              <w:rPr>
+                <w:b/>
+              </w:rPr>
+              <w:t>작성자</w:t>
+            </w:r>
+          </w:p>
+        </w:tc>
+        <w:tc>
+          <w:tcPr>
+            <w:tcW w:type="dxa" w:w="2160"/>
+          </w:tcPr>
+          <w:p>
+            <w:r>
+              <w:rPr>
+                <w:b/>
+              </w:rPr>
+              <w:t>부서</w:t>
+            </w:r>
+          </w:p>
+        </w:tc>
+        <w:tc>
+          <w:tcPr>
+            <w:tcW w:type="dxa" w:w="2160"/>
+          </w:tcPr>
+          <w:p>
+            <w:r>
+              <w:rPr>
+                <w:b/>
+              </w:rPr>
+              <w:t>문서 상태(초안/확정)</w:t>
+            </w:r>
+          </w:p>
+        </w:tc>
+      </w:tr>
+      <w:tr>
+        <w:tc>
+          <w:tcPr>
+            <w:tcW w:type="dxa" w:w="2160"/>
+          </w:tcPr>
+          <w:p>
+            <w:r>
+              <w:rPr>
+                <w:b w:val="0"/>
+              </w:rPr>
+              <w:t>________</w:t>
+            </w:r>
+          </w:p>
+        </w:tc>
+        <w:tc>
+          <w:tcPr>
+            <w:tcW w:type="dxa" w:w="2160"/>
+          </w:tcPr>
+          <w:p>
+            <w:r>
+              <w:rPr>
+                <w:b w:val="0"/>
+              </w:rPr>
+              <w:t>________</w:t>
+            </w:r>
+          </w:p>
+        </w:tc>
+        <w:tc>
+          <w:tcPr>
+            <w:tcW w:type="dxa" w:w="2160"/>
+          </w:tcPr>
+          <w:p>
+            <w:r>
+              <w:rPr>
+                <w:b w:val="0"/>
+              </w:rPr>
+              <w:t>(부서명)</w:t>
+            </w:r>
+          </w:p>
+        </w:tc>
+        <w:tc>
+          <w:tcPr>
+            <w:tcW w:type="dxa" w:w="2160"/>
+          </w:tcPr>
+          <w:p>
+            <w:r>
+              <w:rPr>
+                <w:b w:val="0"/>
+              </w:rPr>
+              <w:t>________</w:t>
+            </w:r>
+          </w:p>
+        </w:tc>
+      </w:tr>
+    </w:tbl>
+    <w:p/>
     <w:p>
       <w:pPr>
-        <w:pStyle w:val="Heading2"/>
+        <w:pStyle w:val="ListNumber"/>
       </w:pPr>
       <w:r>
         <w:rPr>
           <w:b w:val="0"/>
         </w:rPr>
-        <w:t>개요</w:t>
+        <w:t>활용 목적 및 작성 기준</w:t>
+      </w:r>
+    </w:p>
+    <w:p>
+      <w:r>
+        <w:rPr>
+          <w:b w:val="0"/>
+        </w:rPr>
+        <w:t>가. 신앙적 목적: 말씀을 배우고 서로 협력하며 하나님과 이웃, 창조세계를 사랑하는 태도를 기릅니다.</w:t>
+      </w:r>
+    </w:p>
+    <w:p>
+      <w:r>
+        <w:rPr>
+          <w:b w:val="0"/>
+        </w:rPr>
+        <w:t>나. 주제 말씀: 디모데전서 4:12</w:t>
+      </w:r>
+    </w:p>
+    <w:p>
+      <w:r>
+        <w:rPr>
+          <w:b w:val="0"/>
+        </w:rPr>
+        <w:t>다. 확인 가능한 결과: 참여 인원 ________명, 활동 완료 ________개, 아동 소감 회신 ________건을 기록합니다.</w:t>
+      </w:r>
+    </w:p>
+    <w:p>
+      <w:r>
+        <w:rPr>
+          <w:b w:val="0"/>
+        </w:rPr>
+        <w:t>라. 아래 활동은 선택용 자료입니다. 실제 운영할 활동의 담당자와 기한을 기입하고, 공간·인력·아동 특성에 맞게 조정합니다. 인원은 활동 편성을 위한 예시입니다.</w:t>
+      </w:r>
+    </w:p>
+    <w:p>
+      <w:r>
+        <w:rPr>
+          <w:b w:val="0"/>
+        </w:rPr>
+        <w:t>마. 날짜는 ‘2026. 10. 24.(토)’, 시간은 ‘09:00’ 형식으로 기재합니다. 기한은 활동 준비 또는 확인을 완료할 날짜를 뜻합니다.</w:t>
       </w:r>
     </w:p>
     <w:p>
       <w:pPr>
-        <w:pStyle w:val="ListBullet"/>
-      </w:pPr>
-      <w:r>
-        <w:rPr>
-          <w:b w:val="0"/>
-        </w:rPr>
-        <w:t>주제 : ________</w:t>
-      </w:r>
-    </w:p>
-    <w:p>
-      <w:pPr>
-        <w:pStyle w:val="ListBullet"/>
-      </w:pPr>
-      <w:r>
-        <w:rPr>
-          <w:b w:val="0"/>
-        </w:rPr>
-        <w:t>주제 말씀 : ________</w:t>
-      </w:r>
-    </w:p>
-    <w:p>
-      <w:pPr>
-        <w:pStyle w:val="ListBullet"/>
-      </w:pPr>
-      <w:r>
-        <w:rPr>
-          <w:b w:val="0"/>
-        </w:rPr>
-        <w:t>목적 : 말씀을 배우고 함께 놀며 서로 돌보는 마음을 기른다.</w:t>
-      </w:r>
-    </w:p>
-    <w:p>
-      <w:pPr>
-        <w:pStyle w:val="ListBullet"/>
-      </w:pPr>
-      <w:r>
-        <w:rPr>
-          <w:b w:val="0"/>
-        </w:rPr>
-        <w:t>장소 : ________</w:t>
-      </w:r>
-    </w:p>
-    <w:p>
-      <w:pPr>
-        <w:pStyle w:val="ListBullet"/>
-      </w:pPr>
-      <w:r>
-        <w:rPr>
-          <w:b w:val="0"/>
-        </w:rPr>
-        <w:t>일시 : ________</w:t>
-      </w:r>
-    </w:p>
-    <w:p>
-      <w:pPr>
-        <w:pStyle w:val="ListBullet"/>
-      </w:pPr>
-      <w:r>
-        <w:rPr>
-          <w:b w:val="0"/>
-        </w:rPr>
-        <w:t>담당 : ________</w:t>
-      </w:r>
-    </w:p>
-    <w:p>
-      <w:pPr>
-        <w:pStyle w:val="ListBullet"/>
-      </w:pPr>
-      <w:r>
-        <w:rPr>
-          <w:b w:val="0"/>
-        </w:rPr>
-        <w:t>대상 : 초등학생(예상 인원 ________명: 학생 ________, 교사 ________)</w:t>
-      </w:r>
-    </w:p>
-    <w:p>
-      <w:pPr>
-        <w:pStyle w:val="Heading2"/>
+        <w:pStyle w:val="ListNumber"/>
       </w:pPr>
       <w:r>
         <w:rPr>
@@ -120,16 +205,17 @@
         <w:tblLook w:firstColumn="1" w:firstRow="1" w:lastColumn="0" w:lastRow="0" w:noHBand="0" w:noVBand="1" w:val="04A0"/>
       </w:tblPr>
       <w:tblGrid>
-        <w:gridCol w:w="1728"/>
-        <w:gridCol w:w="1728"/>
-        <w:gridCol w:w="1728"/>
-        <w:gridCol w:w="1728"/>
-        <w:gridCol w:w="1728"/>
+        <w:gridCol w:w="1440"/>
+        <w:gridCol w:w="1440"/>
+        <w:gridCol w:w="1440"/>
+        <w:gridCol w:w="1440"/>
+        <w:gridCol w:w="1440"/>
+        <w:gridCol w:w="1440"/>
       </w:tblGrid>
       <w:tr>
         <w:tc>
           <w:tcPr>
-            <w:tcW w:type="dxa" w:w="1728"/>
+            <w:tcW w:type="dxa" w:w="1440"/>
           </w:tcPr>
           <w:p>
             <w:r>
@@ -142,7 +228,7 @@
         </w:tc>
         <w:tc>
           <w:tcPr>
-            <w:tcW w:type="dxa" w:w="1728"/>
+            <w:tcW w:type="dxa" w:w="1440"/>
           </w:tcPr>
           <w:p>
             <w:r>
@@ -155,7 +241,7 @@
         </w:tc>
         <w:tc>
           <w:tcPr>
-            <w:tcW w:type="dxa" w:w="1728"/>
+            <w:tcW w:type="dxa" w:w="1440"/>
           </w:tcPr>
           <w:p>
             <w:r>
@@ -168,7 +254,7 @@
         </w:tc>
         <w:tc>
           <w:tcPr>
-            <w:tcW w:type="dxa" w:w="1728"/>
+            <w:tcW w:type="dxa" w:w="1440"/>
           </w:tcPr>
           <w:p>
             <w:r>
@@ -181,7 +267,7 @@
         </w:tc>
         <w:tc>
           <w:tcPr>
-            <w:tcW w:type="dxa" w:w="1728"/>
+            <w:tcW w:type="dxa" w:w="1440"/>
           </w:tcPr>
           <w:p>
             <w:r>
@@ -189,6 +275,19 @@
                 <w:b/>
               </w:rPr>
               <w:t>안전</w:t>
+            </w:r>
+          </w:p>
+        </w:tc>
+        <w:tc>
+          <w:tcPr>
+            <w:tcW w:type="dxa" w:w="1440"/>
+          </w:tcPr>
+          <w:p>
+            <w:r>
+              <w:rPr>
+                <w:b/>
+              </w:rPr>
+              <w:t>담당·기한</w:t>
             </w:r>
           </w:p>
         </w:tc>
@@ -196,66 +295,79 @@
       <w:tr>
         <w:tc>
           <w:tcPr>
-            <w:tcW w:type="dxa" w:w="1728"/>
-          </w:tcPr>
-          <w:p>
-            <w:r>
-              <w:rPr>
-                <w:b w:val="0"/>
-              </w:rPr>
-              <w:t>1. 말씀 순서 맞추기</w:t>
-            </w:r>
-          </w:p>
-        </w:tc>
-        <w:tc>
-          <w:tcPr>
-            <w:tcW w:type="dxa" w:w="1728"/>
-          </w:tcPr>
-          <w:p>
-            <w:r>
-              <w:rPr>
-                <w:b w:val="0"/>
-              </w:rPr>
-              <w:t>장절 카드</w:t>
-            </w:r>
-          </w:p>
-        </w:tc>
-        <w:tc>
-          <w:tcPr>
-            <w:tcW w:type="dxa" w:w="1728"/>
-          </w:tcPr>
-          <w:p>
-            <w:r>
-              <w:rPr>
-                <w:b w:val="0"/>
-              </w:rPr>
-              <w:t>모둠 3~5명</w:t>
-            </w:r>
-          </w:p>
-        </w:tc>
-        <w:tc>
-          <w:tcPr>
-            <w:tcW w:type="dxa" w:w="1728"/>
-          </w:tcPr>
-          <w:p>
-            <w:r>
-              <w:rPr>
-                <w:b w:val="0"/>
-              </w:rPr>
-              <w:t>배운 성경 이야기의 순서를 맞춘다.</w:t>
-            </w:r>
-          </w:p>
-        </w:tc>
-        <w:tc>
-          <w:tcPr>
-            <w:tcW w:type="dxa" w:w="1728"/>
-          </w:tcPr>
-          <w:p>
-            <w:r>
-              <w:rPr>
-                <w:b w:val="0"/>
-              </w:rPr>
-              <w:t>바닥에 앉아 진행</w:t>
+            <w:tcW w:type="dxa" w:w="1440"/>
+          </w:tcPr>
+          <w:p>
+            <w:r>
+              <w:rPr>
+                <w:b w:val="0"/>
+              </w:rPr>
+              <w:t>말씀 장절 짝 찾기</w:t>
+            </w:r>
+          </w:p>
+        </w:tc>
+        <w:tc>
+          <w:tcPr>
+            <w:tcW w:type="dxa" w:w="1440"/>
+          </w:tcPr>
+          <w:p>
+            <w:r>
+              <w:rPr>
+                <w:b w:val="0"/>
+              </w:rPr>
+              <w:t>장절·주제 카드</w:t>
+            </w:r>
+          </w:p>
+        </w:tc>
+        <w:tc>
+          <w:tcPr>
+            <w:tcW w:type="dxa" w:w="1440"/>
+          </w:tcPr>
+          <w:p>
+            <w:r>
+              <w:rPr>
+                <w:b w:val="0"/>
+              </w:rPr>
+              <w:t>모둠별 4~6명</w:t>
+            </w:r>
+          </w:p>
+        </w:tc>
+        <w:tc>
+          <w:tcPr>
+            <w:tcW w:type="dxa" w:w="1440"/>
+          </w:tcPr>
+          <w:p>
+            <w:r>
+              <w:rPr>
+                <w:b w:val="0"/>
+              </w:rPr>
+              <w:t>장절과 배운 주제를 연결하고 이유 나누기</w:t>
+            </w:r>
+          </w:p>
+        </w:tc>
+        <w:tc>
+          <w:tcPr>
+            <w:tcW w:type="dxa" w:w="1440"/>
+          </w:tcPr>
+          <w:p>
+            <w:r>
+              <w:rPr>
+                <w:b w:val="0"/>
+              </w:rPr>
+              <w:t>뛰지 않고 이동</w:t>
+            </w:r>
+          </w:p>
+        </w:tc>
+        <w:tc>
+          <w:tcPr>
+            <w:tcW w:type="dxa" w:w="1440"/>
+          </w:tcPr>
+          <w:p>
+            <w:r>
+              <w:rPr>
+                <w:b w:val="0"/>
+              </w:rPr>
+              <w:t>담당 ________ / 기한 ________</w:t>
             </w:r>
           </w:p>
         </w:tc>
@@ -263,66 +375,79 @@
       <w:tr>
         <w:tc>
           <w:tcPr>
-            <w:tcW w:type="dxa" w:w="1728"/>
-          </w:tcPr>
-          <w:p>
-            <w:r>
-              <w:rPr>
-                <w:b w:val="0"/>
-              </w:rPr>
-              <w:t>2. 성경 인물 몸짓 퀴즈</w:t>
-            </w:r>
-          </w:p>
-        </w:tc>
-        <w:tc>
-          <w:tcPr>
-            <w:tcW w:type="dxa" w:w="1728"/>
-          </w:tcPr>
-          <w:p>
-            <w:r>
-              <w:rPr>
-                <w:b w:val="0"/>
-              </w:rPr>
-              <w:t>인물 카드</w:t>
-            </w:r>
-          </w:p>
-        </w:tc>
-        <w:tc>
-          <w:tcPr>
-            <w:tcW w:type="dxa" w:w="1728"/>
-          </w:tcPr>
-          <w:p>
-            <w:r>
-              <w:rPr>
-                <w:b w:val="0"/>
-              </w:rPr>
-              <w:t>모둠 3~5명</w:t>
-            </w:r>
-          </w:p>
-        </w:tc>
-        <w:tc>
-          <w:tcPr>
-            <w:tcW w:type="dxa" w:w="1728"/>
-          </w:tcPr>
-          <w:p>
-            <w:r>
-              <w:rPr>
-                <w:b w:val="0"/>
-              </w:rPr>
-              <w:t>몸짓을 보고 인물을 맞춘다.</w:t>
-            </w:r>
-          </w:p>
-        </w:tc>
-        <w:tc>
-          <w:tcPr>
-            <w:tcW w:type="dxa" w:w="1728"/>
-          </w:tcPr>
-          <w:p>
-            <w:r>
-              <w:rPr>
-                <w:b w:val="0"/>
-              </w:rPr>
-              <w:t>뛰거나 올라서지 않기</w:t>
+            <w:tcW w:type="dxa" w:w="1440"/>
+          </w:tcPr>
+          <w:p>
+            <w:r>
+              <w:rPr>
+                <w:b w:val="0"/>
+              </w:rPr>
+              <w:t>성경 사건 순서 맞추기</w:t>
+            </w:r>
+          </w:p>
+        </w:tc>
+        <w:tc>
+          <w:tcPr>
+            <w:tcW w:type="dxa" w:w="1440"/>
+          </w:tcPr>
+          <w:p>
+            <w:r>
+              <w:rPr>
+                <w:b w:val="0"/>
+              </w:rPr>
+              <w:t>사건 그림 카드</w:t>
+            </w:r>
+          </w:p>
+        </w:tc>
+        <w:tc>
+          <w:tcPr>
+            <w:tcW w:type="dxa" w:w="1440"/>
+          </w:tcPr>
+          <w:p>
+            <w:r>
+              <w:rPr>
+                <w:b w:val="0"/>
+              </w:rPr>
+              <w:t>모둠별 4~6명</w:t>
+            </w:r>
+          </w:p>
+        </w:tc>
+        <w:tc>
+          <w:tcPr>
+            <w:tcW w:type="dxa" w:w="1440"/>
+          </w:tcPr>
+          <w:p>
+            <w:r>
+              <w:rPr>
+                <w:b w:val="0"/>
+              </w:rPr>
+              <w:t>배운 사건을 순서대로 놓고 설명하기</w:t>
+            </w:r>
+          </w:p>
+        </w:tc>
+        <w:tc>
+          <w:tcPr>
+            <w:tcW w:type="dxa" w:w="1440"/>
+          </w:tcPr>
+          <w:p>
+            <w:r>
+              <w:rPr>
+                <w:b w:val="0"/>
+              </w:rPr>
+              <w:t>바닥 통로 확보</w:t>
+            </w:r>
+          </w:p>
+        </w:tc>
+        <w:tc>
+          <w:tcPr>
+            <w:tcW w:type="dxa" w:w="1440"/>
+          </w:tcPr>
+          <w:p>
+            <w:r>
+              <w:rPr>
+                <w:b w:val="0"/>
+              </w:rPr>
+              <w:t>담당 ________ / 기한 ________</w:t>
             </w:r>
           </w:p>
         </w:tc>
@@ -330,66 +455,79 @@
       <w:tr>
         <w:tc>
           <w:tcPr>
-            <w:tcW w:type="dxa" w:w="1728"/>
-          </w:tcPr>
-          <w:p>
-            <w:r>
-              <w:rPr>
-                <w:b w:val="0"/>
-              </w:rPr>
-              <w:t>3. 창조 세계 공동 그림</w:t>
-            </w:r>
-          </w:p>
-        </w:tc>
-        <w:tc>
-          <w:tcPr>
-            <w:tcW w:type="dxa" w:w="1728"/>
-          </w:tcPr>
-          <w:p>
-            <w:r>
-              <w:rPr>
-                <w:b w:val="0"/>
-              </w:rPr>
-              <w:t>큰 종이, 크레용</w:t>
-            </w:r>
-          </w:p>
-        </w:tc>
-        <w:tc>
-          <w:tcPr>
-            <w:tcW w:type="dxa" w:w="1728"/>
-          </w:tcPr>
-          <w:p>
-            <w:r>
-              <w:rPr>
-                <w:b w:val="0"/>
-              </w:rPr>
-              <w:t>모둠 3~5명</w:t>
-            </w:r>
-          </w:p>
-        </w:tc>
-        <w:tc>
-          <w:tcPr>
-            <w:tcW w:type="dxa" w:w="1728"/>
-          </w:tcPr>
-          <w:p>
-            <w:r>
-              <w:rPr>
-                <w:b w:val="0"/>
-              </w:rPr>
-              <w:t>자연과 사람을 나누어 그린다.</w:t>
-            </w:r>
-          </w:p>
-        </w:tc>
-        <w:tc>
-          <w:tcPr>
-            <w:tcW w:type="dxa" w:w="1728"/>
-          </w:tcPr>
-          <w:p>
-            <w:r>
-              <w:rPr>
-                <w:b w:val="0"/>
-              </w:rPr>
-              <w:t>무독성 재료 사용</w:t>
+            <w:tcW w:type="dxa" w:w="1440"/>
+          </w:tcPr>
+          <w:p>
+            <w:r>
+              <w:rPr>
+                <w:b w:val="0"/>
+              </w:rPr>
+              <w:t>성경 인물 몸짓 퀴즈</w:t>
+            </w:r>
+          </w:p>
+        </w:tc>
+        <w:tc>
+          <w:tcPr>
+            <w:tcW w:type="dxa" w:w="1440"/>
+          </w:tcPr>
+          <w:p>
+            <w:r>
+              <w:rPr>
+                <w:b w:val="0"/>
+              </w:rPr>
+              <w:t>인물 카드</w:t>
+            </w:r>
+          </w:p>
+        </w:tc>
+        <w:tc>
+          <w:tcPr>
+            <w:tcW w:type="dxa" w:w="1440"/>
+          </w:tcPr>
+          <w:p>
+            <w:r>
+              <w:rPr>
+                <w:b w:val="0"/>
+              </w:rPr>
+              <w:t>모둠별 4~6명</w:t>
+            </w:r>
+          </w:p>
+        </w:tc>
+        <w:tc>
+          <w:tcPr>
+            <w:tcW w:type="dxa" w:w="1440"/>
+          </w:tcPr>
+          <w:p>
+            <w:r>
+              <w:rPr>
+                <w:b w:val="0"/>
+              </w:rPr>
+              <w:t>말 없이 몸짓으로 인물 표현하기</w:t>
+            </w:r>
+          </w:p>
+        </w:tc>
+        <w:tc>
+          <w:tcPr>
+            <w:tcW w:type="dxa" w:w="1440"/>
+          </w:tcPr>
+          <w:p>
+            <w:r>
+              <w:rPr>
+                <w:b w:val="0"/>
+              </w:rPr>
+              <w:t>접촉·과격한 동작 금지</w:t>
+            </w:r>
+          </w:p>
+        </w:tc>
+        <w:tc>
+          <w:tcPr>
+            <w:tcW w:type="dxa" w:w="1440"/>
+          </w:tcPr>
+          <w:p>
+            <w:r>
+              <w:rPr>
+                <w:b w:val="0"/>
+              </w:rPr>
+              <w:t>담당 ________ / 기한 ________</w:t>
             </w:r>
           </w:p>
         </w:tc>
@@ -397,66 +535,79 @@
       <w:tr>
         <w:tc>
           <w:tcPr>
-            <w:tcW w:type="dxa" w:w="1728"/>
-          </w:tcPr>
-          <w:p>
-            <w:r>
-              <w:rPr>
-                <w:b w:val="0"/>
-              </w:rPr>
-              <w:t>4. 감사 나무</w:t>
-            </w:r>
-          </w:p>
-        </w:tc>
-        <w:tc>
-          <w:tcPr>
-            <w:tcW w:type="dxa" w:w="1728"/>
-          </w:tcPr>
-          <w:p>
-            <w:r>
-              <w:rPr>
-                <w:b w:val="0"/>
-              </w:rPr>
-              <w:t>종이 잎, 붙임쪽지</w:t>
-            </w:r>
-          </w:p>
-        </w:tc>
-        <w:tc>
-          <w:tcPr>
-            <w:tcW w:type="dxa" w:w="1728"/>
-          </w:tcPr>
-          <w:p>
-            <w:r>
-              <w:rPr>
-                <w:b w:val="0"/>
-              </w:rPr>
-              <w:t>전체</w:t>
-            </w:r>
-          </w:p>
-        </w:tc>
-        <w:tc>
-          <w:tcPr>
-            <w:tcW w:type="dxa" w:w="1728"/>
-          </w:tcPr>
-          <w:p>
-            <w:r>
-              <w:rPr>
-                <w:b w:val="0"/>
-              </w:rPr>
-              <w:t>감사 제목을 적어 나무에 붙인다.</w:t>
-            </w:r>
-          </w:p>
-        </w:tc>
-        <w:tc>
-          <w:tcPr>
-            <w:tcW w:type="dxa" w:w="1728"/>
-          </w:tcPr>
-          <w:p>
-            <w:r>
-              <w:rPr>
-                <w:b w:val="0"/>
-              </w:rPr>
-              <w:t>높은 곳은 교사가 부착</w:t>
+            <w:tcW w:type="dxa" w:w="1440"/>
+          </w:tcPr>
+          <w:p>
+            <w:r>
+              <w:rPr>
+                <w:b w:val="0"/>
+              </w:rPr>
+              <w:t>말씀 장면 정지극</w:t>
+            </w:r>
+          </w:p>
+        </w:tc>
+        <w:tc>
+          <w:tcPr>
+            <w:tcW w:type="dxa" w:w="1440"/>
+          </w:tcPr>
+          <w:p>
+            <w:r>
+              <w:rPr>
+                <w:b w:val="0"/>
+              </w:rPr>
+              <w:t>상황 카드</w:t>
+            </w:r>
+          </w:p>
+        </w:tc>
+        <w:tc>
+          <w:tcPr>
+            <w:tcW w:type="dxa" w:w="1440"/>
+          </w:tcPr>
+          <w:p>
+            <w:r>
+              <w:rPr>
+                <w:b w:val="0"/>
+              </w:rPr>
+              <w:t>모둠별 4~6명</w:t>
+            </w:r>
+          </w:p>
+        </w:tc>
+        <w:tc>
+          <w:tcPr>
+            <w:tcW w:type="dxa" w:w="1440"/>
+          </w:tcPr>
+          <w:p>
+            <w:r>
+              <w:rPr>
+                <w:b w:val="0"/>
+              </w:rPr>
+              <w:t>한 장면을 정지 자세로 표현하기</w:t>
+            </w:r>
+          </w:p>
+        </w:tc>
+        <w:tc>
+          <w:tcPr>
+            <w:tcW w:type="dxa" w:w="1440"/>
+          </w:tcPr>
+          <w:p>
+            <w:r>
+              <w:rPr>
+                <w:b w:val="0"/>
+              </w:rPr>
+              <w:t>올라서기·들어 올리기 금지</w:t>
+            </w:r>
+          </w:p>
+        </w:tc>
+        <w:tc>
+          <w:tcPr>
+            <w:tcW w:type="dxa" w:w="1440"/>
+          </w:tcPr>
+          <w:p>
+            <w:r>
+              <w:rPr>
+                <w:b w:val="0"/>
+              </w:rPr>
+              <w:t>담당 ________ / 기한 ________</w:t>
             </w:r>
           </w:p>
         </w:tc>
@@ -464,66 +615,79 @@
       <w:tr>
         <w:tc>
           <w:tcPr>
-            <w:tcW w:type="dxa" w:w="1728"/>
-          </w:tcPr>
-          <w:p>
-            <w:r>
-              <w:rPr>
-                <w:b w:val="0"/>
-              </w:rPr>
-              <w:t>5. 기도 제목 우체통</w:t>
-            </w:r>
-          </w:p>
-        </w:tc>
-        <w:tc>
-          <w:tcPr>
-            <w:tcW w:type="dxa" w:w="1728"/>
-          </w:tcPr>
-          <w:p>
-            <w:r>
-              <w:rPr>
-                <w:b w:val="0"/>
-              </w:rPr>
-              <w:t>상자, 종이</w:t>
-            </w:r>
-          </w:p>
-        </w:tc>
-        <w:tc>
-          <w:tcPr>
-            <w:tcW w:type="dxa" w:w="1728"/>
-          </w:tcPr>
-          <w:p>
-            <w:r>
-              <w:rPr>
-                <w:b w:val="0"/>
-              </w:rPr>
-              <w:t>전체</w:t>
-            </w:r>
-          </w:p>
-        </w:tc>
-        <w:tc>
-          <w:tcPr>
-            <w:tcW w:type="dxa" w:w="1728"/>
-          </w:tcPr>
-          <w:p>
-            <w:r>
-              <w:rPr>
-                <w:b w:val="0"/>
-              </w:rPr>
-              <w:t>기도 제목을 넣고 함께 기도한다.</w:t>
-            </w:r>
-          </w:p>
-        </w:tc>
-        <w:tc>
-          <w:tcPr>
-            <w:tcW w:type="dxa" w:w="1728"/>
-          </w:tcPr>
-          <w:p>
-            <w:r>
-              <w:rPr>
-                <w:b w:val="0"/>
-              </w:rPr>
-              <w:t>공개 여부 확인</w:t>
+            <w:tcW w:type="dxa" w:w="1440"/>
+          </w:tcPr>
+          <w:p>
+            <w:r>
+              <w:rPr>
+                <w:b w:val="0"/>
+              </w:rPr>
+              <w:t>감사 나무 만들기</w:t>
+            </w:r>
+          </w:p>
+        </w:tc>
+        <w:tc>
+          <w:tcPr>
+            <w:tcW w:type="dxa" w:w="1440"/>
+          </w:tcPr>
+          <w:p>
+            <w:r>
+              <w:rPr>
+                <w:b w:val="0"/>
+              </w:rPr>
+              <w:t>큰 종이, 잎 모양 종이</w:t>
+            </w:r>
+          </w:p>
+        </w:tc>
+        <w:tc>
+          <w:tcPr>
+            <w:tcW w:type="dxa" w:w="1440"/>
+          </w:tcPr>
+          <w:p>
+            <w:r>
+              <w:rPr>
+                <w:b w:val="0"/>
+              </w:rPr>
+              <w:t>모둠별 4~6명</w:t>
+            </w:r>
+          </w:p>
+        </w:tc>
+        <w:tc>
+          <w:tcPr>
+            <w:tcW w:type="dxa" w:w="1440"/>
+          </w:tcPr>
+          <w:p>
+            <w:r>
+              <w:rPr>
+                <w:b w:val="0"/>
+              </w:rPr>
+              <w:t>감사 제목을 적어 나무에 붙이기</w:t>
+            </w:r>
+          </w:p>
+        </w:tc>
+        <w:tc>
+          <w:tcPr>
+            <w:tcW w:type="dxa" w:w="1440"/>
+          </w:tcPr>
+          <w:p>
+            <w:r>
+              <w:rPr>
+                <w:b w:val="0"/>
+              </w:rPr>
+              <w:t>압정 대신 접착테이프 사용</w:t>
+            </w:r>
+          </w:p>
+        </w:tc>
+        <w:tc>
+          <w:tcPr>
+            <w:tcW w:type="dxa" w:w="1440"/>
+          </w:tcPr>
+          <w:p>
+            <w:r>
+              <w:rPr>
+                <w:b w:val="0"/>
+              </w:rPr>
+              <w:t>담당 ________ / 기한 ________</w:t>
             </w:r>
           </w:p>
         </w:tc>
@@ -531,66 +695,79 @@
       <w:tr>
         <w:tc>
           <w:tcPr>
-            <w:tcW w:type="dxa" w:w="1728"/>
-          </w:tcPr>
-          <w:p>
-            <w:r>
-              <w:rPr>
-                <w:b w:val="0"/>
-              </w:rPr>
-              <w:t>6. 사랑의 말 카드</w:t>
-            </w:r>
-          </w:p>
-        </w:tc>
-        <w:tc>
-          <w:tcPr>
-            <w:tcW w:type="dxa" w:w="1728"/>
-          </w:tcPr>
-          <w:p>
-            <w:r>
-              <w:rPr>
-                <w:b w:val="0"/>
-              </w:rPr>
-              <w:t>카드지, 색연필</w:t>
-            </w:r>
-          </w:p>
-        </w:tc>
-        <w:tc>
-          <w:tcPr>
-            <w:tcW w:type="dxa" w:w="1728"/>
-          </w:tcPr>
-          <w:p>
-            <w:r>
-              <w:rPr>
-                <w:b w:val="0"/>
-              </w:rPr>
-              <w:t>개인</w:t>
-            </w:r>
-          </w:p>
-        </w:tc>
-        <w:tc>
-          <w:tcPr>
-            <w:tcW w:type="dxa" w:w="1728"/>
-          </w:tcPr>
-          <w:p>
-            <w:r>
-              <w:rPr>
-                <w:b w:val="0"/>
-              </w:rPr>
-              <w:t>친구에게 격려 카드를 쓴다.</w:t>
-            </w:r>
-          </w:p>
-        </w:tc>
-        <w:tc>
-          <w:tcPr>
-            <w:tcW w:type="dxa" w:w="1728"/>
-          </w:tcPr>
-          <w:p>
-            <w:r>
-              <w:rPr>
-                <w:b w:val="0"/>
-              </w:rPr>
-              <w:t>놀림·외모 평가 금지</w:t>
+            <w:tcW w:type="dxa" w:w="1440"/>
+          </w:tcPr>
+          <w:p>
+            <w:r>
+              <w:rPr>
+                <w:b w:val="0"/>
+              </w:rPr>
+              <w:t>중보기도 지도</w:t>
+            </w:r>
+          </w:p>
+        </w:tc>
+        <w:tc>
+          <w:tcPr>
+            <w:tcW w:type="dxa" w:w="1440"/>
+          </w:tcPr>
+          <w:p>
+            <w:r>
+              <w:rPr>
+                <w:b w:val="0"/>
+              </w:rPr>
+              <w:t>종이 지도, 색연필</w:t>
+            </w:r>
+          </w:p>
+        </w:tc>
+        <w:tc>
+          <w:tcPr>
+            <w:tcW w:type="dxa" w:w="1440"/>
+          </w:tcPr>
+          <w:p>
+            <w:r>
+              <w:rPr>
+                <w:b w:val="0"/>
+              </w:rPr>
+              <w:t>모둠별 4~6명</w:t>
+            </w:r>
+          </w:p>
+        </w:tc>
+        <w:tc>
+          <w:tcPr>
+            <w:tcW w:type="dxa" w:w="1440"/>
+          </w:tcPr>
+          <w:p>
+            <w:r>
+              <w:rPr>
+                <w:b w:val="0"/>
+              </w:rPr>
+              <w:t>가정·교회·이웃을 위한 기도 제목 표시</w:t>
+            </w:r>
+          </w:p>
+        </w:tc>
+        <w:tc>
+          <w:tcPr>
+            <w:tcW w:type="dxa" w:w="1440"/>
+          </w:tcPr>
+          <w:p>
+            <w:r>
+              <w:rPr>
+                <w:b w:val="0"/>
+              </w:rPr>
+              <w:t>개인 사정 공개 강요 금지</w:t>
+            </w:r>
+          </w:p>
+        </w:tc>
+        <w:tc>
+          <w:tcPr>
+            <w:tcW w:type="dxa" w:w="1440"/>
+          </w:tcPr>
+          <w:p>
+            <w:r>
+              <w:rPr>
+                <w:b w:val="0"/>
+              </w:rPr>
+              <w:t>담당 ________ / 기한 ________</w:t>
             </w:r>
           </w:p>
         </w:tc>
@@ -598,66 +775,79 @@
       <w:tr>
         <w:tc>
           <w:tcPr>
-            <w:tcW w:type="dxa" w:w="1728"/>
-          </w:tcPr>
-          <w:p>
-            <w:r>
-              <w:rPr>
-                <w:b w:val="0"/>
-              </w:rPr>
-              <w:t>7. 말씀 장절 책갈피</w:t>
-            </w:r>
-          </w:p>
-        </w:tc>
-        <w:tc>
-          <w:tcPr>
-            <w:tcW w:type="dxa" w:w="1728"/>
-          </w:tcPr>
-          <w:p>
-            <w:r>
-              <w:rPr>
-                <w:b w:val="0"/>
-              </w:rPr>
-              <w:t>두꺼운 종이, 펜</w:t>
-            </w:r>
-          </w:p>
-        </w:tc>
-        <w:tc>
-          <w:tcPr>
-            <w:tcW w:type="dxa" w:w="1728"/>
-          </w:tcPr>
-          <w:p>
-            <w:r>
-              <w:rPr>
-                <w:b w:val="0"/>
-              </w:rPr>
-              <w:t>개인</w:t>
-            </w:r>
-          </w:p>
-        </w:tc>
-        <w:tc>
-          <w:tcPr>
-            <w:tcW w:type="dxa" w:w="1728"/>
-          </w:tcPr>
-          <w:p>
-            <w:r>
-              <w:rPr>
-                <w:b w:val="0"/>
-              </w:rPr>
-              <w:t>주제 말씀 장절로 책갈피를 꾸민다.</w:t>
-            </w:r>
-          </w:p>
-        </w:tc>
-        <w:tc>
-          <w:tcPr>
-            <w:tcW w:type="dxa" w:w="1728"/>
-          </w:tcPr>
-          <w:p>
-            <w:r>
-              <w:rPr>
-                <w:b w:val="0"/>
-              </w:rPr>
-              <w:t>모서리 둥글게 자르기</w:t>
+            <w:tcW w:type="dxa" w:w="1440"/>
+          </w:tcPr>
+          <w:p>
+            <w:r>
+              <w:rPr>
+                <w:b w:val="0"/>
+              </w:rPr>
+              <w:t>찬양 리듬 합주</w:t>
+            </w:r>
+          </w:p>
+        </w:tc>
+        <w:tc>
+          <w:tcPr>
+            <w:tcW w:type="dxa" w:w="1440"/>
+          </w:tcPr>
+          <w:p>
+            <w:r>
+              <w:rPr>
+                <w:b w:val="0"/>
+              </w:rPr>
+              <w:t>손북, 리듬 악기</w:t>
+            </w:r>
+          </w:p>
+        </w:tc>
+        <w:tc>
+          <w:tcPr>
+            <w:tcW w:type="dxa" w:w="1440"/>
+          </w:tcPr>
+          <w:p>
+            <w:r>
+              <w:rPr>
+                <w:b w:val="0"/>
+              </w:rPr>
+              <w:t>모둠별 4~6명</w:t>
+            </w:r>
+          </w:p>
+        </w:tc>
+        <w:tc>
+          <w:tcPr>
+            <w:tcW w:type="dxa" w:w="1440"/>
+          </w:tcPr>
+          <w:p>
+            <w:r>
+              <w:rPr>
+                <w:b w:val="0"/>
+              </w:rPr>
+              <w:t>찬양에 맞춰 간단한 리듬 합주하기</w:t>
+            </w:r>
+          </w:p>
+        </w:tc>
+        <w:tc>
+          <w:tcPr>
+            <w:tcW w:type="dxa" w:w="1440"/>
+          </w:tcPr>
+          <w:p>
+            <w:r>
+              <w:rPr>
+                <w:b w:val="0"/>
+              </w:rPr>
+              <w:t>음량 조절, 악기 휘두르지 않기</w:t>
+            </w:r>
+          </w:p>
+        </w:tc>
+        <w:tc>
+          <w:tcPr>
+            <w:tcW w:type="dxa" w:w="1440"/>
+          </w:tcPr>
+          <w:p>
+            <w:r>
+              <w:rPr>
+                <w:b w:val="0"/>
+              </w:rPr>
+              <w:t>담당 ________ / 기한 ________</w:t>
             </w:r>
           </w:p>
         </w:tc>
@@ -665,20 +855,20 @@
       <w:tr>
         <w:tc>
           <w:tcPr>
-            <w:tcW w:type="dxa" w:w="1728"/>
-          </w:tcPr>
-          <w:p>
-            <w:r>
-              <w:rPr>
-                <w:b w:val="0"/>
-              </w:rPr>
-              <w:t>8. 종이컵 협동 탑</w:t>
-            </w:r>
-          </w:p>
-        </w:tc>
-        <w:tc>
-          <w:tcPr>
-            <w:tcW w:type="dxa" w:w="1728"/>
+            <w:tcW w:type="dxa" w:w="1440"/>
+          </w:tcPr>
+          <w:p>
+            <w:r>
+              <w:rPr>
+                <w:b w:val="0"/>
+              </w:rPr>
+              <w:t>종이컵 협력 탑</w:t>
+            </w:r>
+          </w:p>
+        </w:tc>
+        <w:tc>
+          <w:tcPr>
+            <w:tcW w:type="dxa" w:w="1440"/>
           </w:tcPr>
           <w:p>
             <w:r>
@@ -691,40 +881,53 @@
         </w:tc>
         <w:tc>
           <w:tcPr>
-            <w:tcW w:type="dxa" w:w="1728"/>
-          </w:tcPr>
-          <w:p>
-            <w:r>
-              <w:rPr>
-                <w:b w:val="0"/>
-              </w:rPr>
-              <w:t>모둠 3~5명</w:t>
-            </w:r>
-          </w:p>
-        </w:tc>
-        <w:tc>
-          <w:tcPr>
-            <w:tcW w:type="dxa" w:w="1728"/>
-          </w:tcPr>
-          <w:p>
-            <w:r>
-              <w:rPr>
-                <w:b w:val="0"/>
-              </w:rPr>
-              <w:t>번갈아 컵을 쌓아 탑을 만든다.</w:t>
-            </w:r>
-          </w:p>
-        </w:tc>
-        <w:tc>
-          <w:tcPr>
-            <w:tcW w:type="dxa" w:w="1728"/>
-          </w:tcPr>
-          <w:p>
-            <w:r>
-              <w:rPr>
-                <w:b w:val="0"/>
-              </w:rPr>
-              <w:t>의자 위에 올라가지 않기</w:t>
+            <w:tcW w:type="dxa" w:w="1440"/>
+          </w:tcPr>
+          <w:p>
+            <w:r>
+              <w:rPr>
+                <w:b w:val="0"/>
+              </w:rPr>
+              <w:t>모둠별 4~6명</w:t>
+            </w:r>
+          </w:p>
+        </w:tc>
+        <w:tc>
+          <w:tcPr>
+            <w:tcW w:type="dxa" w:w="1440"/>
+          </w:tcPr>
+          <w:p>
+            <w:r>
+              <w:rPr>
+                <w:b w:val="0"/>
+              </w:rPr>
+              <w:t>역할을 나눠 정해진 시간에 탑 쌓기</w:t>
+            </w:r>
+          </w:p>
+        </w:tc>
+        <w:tc>
+          <w:tcPr>
+            <w:tcW w:type="dxa" w:w="1440"/>
+          </w:tcPr>
+          <w:p>
+            <w:r>
+              <w:rPr>
+                <w:b w:val="0"/>
+              </w:rPr>
+              <w:t>의자 위 올라서기 금지</w:t>
+            </w:r>
+          </w:p>
+        </w:tc>
+        <w:tc>
+          <w:tcPr>
+            <w:tcW w:type="dxa" w:w="1440"/>
+          </w:tcPr>
+          <w:p>
+            <w:r>
+              <w:rPr>
+                <w:b w:val="0"/>
+              </w:rPr>
+              <w:t>담당 ________ / 기한 ________</w:t>
             </w:r>
           </w:p>
         </w:tc>
@@ -732,66 +935,79 @@
       <w:tr>
         <w:tc>
           <w:tcPr>
-            <w:tcW w:type="dxa" w:w="1728"/>
-          </w:tcPr>
-          <w:p>
-            <w:r>
-              <w:rPr>
-                <w:b w:val="0"/>
-              </w:rPr>
-              <w:t>9. 종이 다리 만들기</w:t>
-            </w:r>
-          </w:p>
-        </w:tc>
-        <w:tc>
-          <w:tcPr>
-            <w:tcW w:type="dxa" w:w="1728"/>
-          </w:tcPr>
-          <w:p>
-            <w:r>
-              <w:rPr>
-                <w:b w:val="0"/>
-              </w:rPr>
-              <w:t>종이, 종이테이프</w:t>
-            </w:r>
-          </w:p>
-        </w:tc>
-        <w:tc>
-          <w:tcPr>
-            <w:tcW w:type="dxa" w:w="1728"/>
-          </w:tcPr>
-          <w:p>
-            <w:r>
-              <w:rPr>
-                <w:b w:val="0"/>
-              </w:rPr>
-              <w:t>모둠 3~5명</w:t>
-            </w:r>
-          </w:p>
-        </w:tc>
-        <w:tc>
-          <w:tcPr>
-            <w:tcW w:type="dxa" w:w="1728"/>
-          </w:tcPr>
-          <w:p>
-            <w:r>
-              <w:rPr>
-                <w:b w:val="0"/>
-              </w:rPr>
-              <w:t>종이 다리를 만들어 지우개를 올린다.</w:t>
-            </w:r>
-          </w:p>
-        </w:tc>
-        <w:tc>
-          <w:tcPr>
-            <w:tcW w:type="dxa" w:w="1728"/>
-          </w:tcPr>
-          <w:p>
-            <w:r>
-              <w:rPr>
-                <w:b w:val="0"/>
-              </w:rPr>
-              <w:t>사람은 올라서지 않기</w:t>
+            <w:tcW w:type="dxa" w:w="1440"/>
+          </w:tcPr>
+          <w:p>
+            <w:r>
+              <w:rPr>
+                <w:b w:val="0"/>
+              </w:rPr>
+              <w:t>종이 다리 만들기</w:t>
+            </w:r>
+          </w:p>
+        </w:tc>
+        <w:tc>
+          <w:tcPr>
+            <w:tcW w:type="dxa" w:w="1440"/>
+          </w:tcPr>
+          <w:p>
+            <w:r>
+              <w:rPr>
+                <w:b w:val="0"/>
+              </w:rPr>
+              <w:t>종이, 테이프, 블록</w:t>
+            </w:r>
+          </w:p>
+        </w:tc>
+        <w:tc>
+          <w:tcPr>
+            <w:tcW w:type="dxa" w:w="1440"/>
+          </w:tcPr>
+          <w:p>
+            <w:r>
+              <w:rPr>
+                <w:b w:val="0"/>
+              </w:rPr>
+              <w:t>모둠별 4~6명</w:t>
+            </w:r>
+          </w:p>
+        </w:tc>
+        <w:tc>
+          <w:tcPr>
+            <w:tcW w:type="dxa" w:w="1440"/>
+          </w:tcPr>
+          <w:p>
+            <w:r>
+              <w:rPr>
+                <w:b w:val="0"/>
+              </w:rPr>
+              <w:t>종이 다리를 만들고 블록으로 시험하기</w:t>
+            </w:r>
+          </w:p>
+        </w:tc>
+        <w:tc>
+          <w:tcPr>
+            <w:tcW w:type="dxa" w:w="1440"/>
+          </w:tcPr>
+          <w:p>
+            <w:r>
+              <w:rPr>
+                <w:b w:val="0"/>
+              </w:rPr>
+              <w:t>사람의 체중 싣지 않기</w:t>
+            </w:r>
+          </w:p>
+        </w:tc>
+        <w:tc>
+          <w:tcPr>
+            <w:tcW w:type="dxa" w:w="1440"/>
+          </w:tcPr>
+          <w:p>
+            <w:r>
+              <w:rPr>
+                <w:b w:val="0"/>
+              </w:rPr>
+              <w:t>담당 ________ / 기한 ________</w:t>
             </w:r>
           </w:p>
         </w:tc>
@@ -799,66 +1015,79 @@
       <w:tr>
         <w:tc>
           <w:tcPr>
-            <w:tcW w:type="dxa" w:w="1728"/>
-          </w:tcPr>
-          <w:p>
-            <w:r>
-              <w:rPr>
-                <w:b w:val="0"/>
-              </w:rPr>
-              <w:t>10. 협동 그림 퍼즐</w:t>
-            </w:r>
-          </w:p>
-        </w:tc>
-        <w:tc>
-          <w:tcPr>
-            <w:tcW w:type="dxa" w:w="1728"/>
-          </w:tcPr>
-          <w:p>
-            <w:r>
-              <w:rPr>
-                <w:b w:val="0"/>
-              </w:rPr>
-              <w:t>그림 조각</w:t>
-            </w:r>
-          </w:p>
-        </w:tc>
-        <w:tc>
-          <w:tcPr>
-            <w:tcW w:type="dxa" w:w="1728"/>
-          </w:tcPr>
-          <w:p>
-            <w:r>
-              <w:rPr>
-                <w:b w:val="0"/>
-              </w:rPr>
-              <w:t>모둠 3~5명</w:t>
-            </w:r>
-          </w:p>
-        </w:tc>
-        <w:tc>
-          <w:tcPr>
-            <w:tcW w:type="dxa" w:w="1728"/>
-          </w:tcPr>
-          <w:p>
-            <w:r>
-              <w:rPr>
-                <w:b w:val="0"/>
-              </w:rPr>
-              <w:t>조각을 나누어 한 그림을 완성한다.</w:t>
-            </w:r>
-          </w:p>
-        </w:tc>
-        <w:tc>
-          <w:tcPr>
-            <w:tcW w:type="dxa" w:w="1728"/>
-          </w:tcPr>
-          <w:p>
-            <w:r>
-              <w:rPr>
-                <w:b w:val="0"/>
-              </w:rPr>
-              <w:t>큰 조각 사용</w:t>
+            <w:tcW w:type="dxa" w:w="1440"/>
+          </w:tcPr>
+          <w:p>
+            <w:r>
+              <w:rPr>
+                <w:b w:val="0"/>
+              </w:rPr>
+              <w:t>종이 모자이크</w:t>
+            </w:r>
+          </w:p>
+        </w:tc>
+        <w:tc>
+          <w:tcPr>
+            <w:tcW w:type="dxa" w:w="1440"/>
+          </w:tcPr>
+          <w:p>
+            <w:r>
+              <w:rPr>
+                <w:b w:val="0"/>
+              </w:rPr>
+              <w:t>색종이, 풀, 도화지</w:t>
+            </w:r>
+          </w:p>
+        </w:tc>
+        <w:tc>
+          <w:tcPr>
+            <w:tcW w:type="dxa" w:w="1440"/>
+          </w:tcPr>
+          <w:p>
+            <w:r>
+              <w:rPr>
+                <w:b w:val="0"/>
+              </w:rPr>
+              <w:t>모둠별 4~6명</w:t>
+            </w:r>
+          </w:p>
+        </w:tc>
+        <w:tc>
+          <w:tcPr>
+            <w:tcW w:type="dxa" w:w="1440"/>
+          </w:tcPr>
+          <w:p>
+            <w:r>
+              <w:rPr>
+                <w:b w:val="0"/>
+              </w:rPr>
+              <w:t>종이를 찢어 공동 주제 그림 완성하기</w:t>
+            </w:r>
+          </w:p>
+        </w:tc>
+        <w:tc>
+          <w:tcPr>
+            <w:tcW w:type="dxa" w:w="1440"/>
+          </w:tcPr>
+          <w:p>
+            <w:r>
+              <w:rPr>
+                <w:b w:val="0"/>
+              </w:rPr>
+              <w:t>작은 조각 입에 넣지 않기</w:t>
+            </w:r>
+          </w:p>
+        </w:tc>
+        <w:tc>
+          <w:tcPr>
+            <w:tcW w:type="dxa" w:w="1440"/>
+          </w:tcPr>
+          <w:p>
+            <w:r>
+              <w:rPr>
+                <w:b w:val="0"/>
+              </w:rPr>
+              <w:t>담당 ________ / 기한 ________</w:t>
             </w:r>
           </w:p>
         </w:tc>
@@ -866,66 +1095,79 @@
       <w:tr>
         <w:tc>
           <w:tcPr>
-            <w:tcW w:type="dxa" w:w="1728"/>
-          </w:tcPr>
-          <w:p>
-            <w:r>
-              <w:rPr>
-                <w:b w:val="0"/>
-              </w:rPr>
-              <w:t>11. 찬양 동작 만들기</w:t>
-            </w:r>
-          </w:p>
-        </w:tc>
-        <w:tc>
-          <w:tcPr>
-            <w:tcW w:type="dxa" w:w="1728"/>
-          </w:tcPr>
-          <w:p>
-            <w:r>
-              <w:rPr>
-                <w:b w:val="0"/>
-              </w:rPr>
-              <w:t>찬양 음원</w:t>
-            </w:r>
-          </w:p>
-        </w:tc>
-        <w:tc>
-          <w:tcPr>
-            <w:tcW w:type="dxa" w:w="1728"/>
-          </w:tcPr>
-          <w:p>
-            <w:r>
-              <w:rPr>
-                <w:b w:val="0"/>
-              </w:rPr>
-              <w:t>모둠 3~5명</w:t>
-            </w:r>
-          </w:p>
-        </w:tc>
-        <w:tc>
-          <w:tcPr>
-            <w:tcW w:type="dxa" w:w="1728"/>
-          </w:tcPr>
-          <w:p>
-            <w:r>
-              <w:rPr>
-                <w:b w:val="0"/>
-              </w:rPr>
-              <w:t>쉬운 동작을 정해 함께 찬양한다.</w:t>
-            </w:r>
-          </w:p>
-        </w:tc>
-        <w:tc>
-          <w:tcPr>
-            <w:tcW w:type="dxa" w:w="1728"/>
-          </w:tcPr>
-          <w:p>
-            <w:r>
-              <w:rPr>
-                <w:b w:val="0"/>
-              </w:rPr>
-              <w:t>팔 간격 확보</w:t>
+            <w:tcW w:type="dxa" w:w="1440"/>
+          </w:tcPr>
+          <w:p>
+            <w:r>
+              <w:rPr>
+                <w:b w:val="0"/>
+              </w:rPr>
+              <w:t>창조세계 공동 벽화</w:t>
+            </w:r>
+          </w:p>
+        </w:tc>
+        <w:tc>
+          <w:tcPr>
+            <w:tcW w:type="dxa" w:w="1440"/>
+          </w:tcPr>
+          <w:p>
+            <w:r>
+              <w:rPr>
+                <w:b w:val="0"/>
+              </w:rPr>
+              <w:t>큰 종이, 크레용</w:t>
+            </w:r>
+          </w:p>
+        </w:tc>
+        <w:tc>
+          <w:tcPr>
+            <w:tcW w:type="dxa" w:w="1440"/>
+          </w:tcPr>
+          <w:p>
+            <w:r>
+              <w:rPr>
+                <w:b w:val="0"/>
+              </w:rPr>
+              <w:t>모둠별 4~6명</w:t>
+            </w:r>
+          </w:p>
+        </w:tc>
+        <w:tc>
+          <w:tcPr>
+            <w:tcW w:type="dxa" w:w="1440"/>
+          </w:tcPr>
+          <w:p>
+            <w:r>
+              <w:rPr>
+                <w:b w:val="0"/>
+              </w:rPr>
+              <w:t>자연을 돌보는 모습을 함께 그리기</w:t>
+            </w:r>
+          </w:p>
+        </w:tc>
+        <w:tc>
+          <w:tcPr>
+            <w:tcW w:type="dxa" w:w="1440"/>
+          </w:tcPr>
+          <w:p>
+            <w:r>
+              <w:rPr>
+                <w:b w:val="0"/>
+              </w:rPr>
+              <w:t>바닥 종이 고정, 통로 확보</w:t>
+            </w:r>
+          </w:p>
+        </w:tc>
+        <w:tc>
+          <w:tcPr>
+            <w:tcW w:type="dxa" w:w="1440"/>
+          </w:tcPr>
+          <w:p>
+            <w:r>
+              <w:rPr>
+                <w:b w:val="0"/>
+              </w:rPr>
+              <w:t>담당 ________ / 기한 ________</w:t>
             </w:r>
           </w:p>
         </w:tc>
@@ -933,66 +1175,79 @@
       <w:tr>
         <w:tc>
           <w:tcPr>
-            <w:tcW w:type="dxa" w:w="1728"/>
-          </w:tcPr>
-          <w:p>
-            <w:r>
-              <w:rPr>
-                <w:b w:val="0"/>
-              </w:rPr>
-              <w:t>12. 소리 맞히기</w:t>
-            </w:r>
-          </w:p>
-        </w:tc>
-        <w:tc>
-          <w:tcPr>
-            <w:tcW w:type="dxa" w:w="1728"/>
-          </w:tcPr>
-          <w:p>
-            <w:r>
-              <w:rPr>
-                <w:b w:val="0"/>
-              </w:rPr>
-              <w:t>생활용품, 가림판</w:t>
-            </w:r>
-          </w:p>
-        </w:tc>
-        <w:tc>
-          <w:tcPr>
-            <w:tcW w:type="dxa" w:w="1728"/>
-          </w:tcPr>
-          <w:p>
-            <w:r>
-              <w:rPr>
-                <w:b w:val="0"/>
-              </w:rPr>
-              <w:t>전체</w:t>
-            </w:r>
-          </w:p>
-        </w:tc>
-        <w:tc>
-          <w:tcPr>
-            <w:tcW w:type="dxa" w:w="1728"/>
-          </w:tcPr>
-          <w:p>
-            <w:r>
-              <w:rPr>
-                <w:b w:val="0"/>
-              </w:rPr>
-              <w:t>가림판 뒤의 소리를 맞힌다.</w:t>
-            </w:r>
-          </w:p>
-        </w:tc>
-        <w:tc>
-          <w:tcPr>
-            <w:tcW w:type="dxa" w:w="1728"/>
-          </w:tcPr>
-          <w:p>
-            <w:r>
-              <w:rPr>
-                <w:b w:val="0"/>
-              </w:rPr>
-              <w:t>큰 소리·귀 가까이 소리 금지</w:t>
+            <w:tcW w:type="dxa" w:w="1440"/>
+          </w:tcPr>
+          <w:p>
+            <w:r>
+              <w:rPr>
+                <w:b w:val="0"/>
+              </w:rPr>
+              <w:t>말씀 장절 책갈피</w:t>
+            </w:r>
+          </w:p>
+        </w:tc>
+        <w:tc>
+          <w:tcPr>
+            <w:tcW w:type="dxa" w:w="1440"/>
+          </w:tcPr>
+          <w:p>
+            <w:r>
+              <w:rPr>
+                <w:b w:val="0"/>
+              </w:rPr>
+              <w:t>두꺼운 종이, 색연필</w:t>
+            </w:r>
+          </w:p>
+        </w:tc>
+        <w:tc>
+          <w:tcPr>
+            <w:tcW w:type="dxa" w:w="1440"/>
+          </w:tcPr>
+          <w:p>
+            <w:r>
+              <w:rPr>
+                <w:b w:val="0"/>
+              </w:rPr>
+              <w:t>개인</w:t>
+            </w:r>
+          </w:p>
+        </w:tc>
+        <w:tc>
+          <w:tcPr>
+            <w:tcW w:type="dxa" w:w="1440"/>
+          </w:tcPr>
+          <w:p>
+            <w:r>
+              <w:rPr>
+                <w:b w:val="0"/>
+              </w:rPr>
+              <w:t>주제 말씀 장절과 실천 다짐 적기</w:t>
+            </w:r>
+          </w:p>
+        </w:tc>
+        <w:tc>
+          <w:tcPr>
+            <w:tcW w:type="dxa" w:w="1440"/>
+          </w:tcPr>
+          <w:p>
+            <w:r>
+              <w:rPr>
+                <w:b w:val="0"/>
+              </w:rPr>
+              <w:t>끝이 둥근 가위 사용</w:t>
+            </w:r>
+          </w:p>
+        </w:tc>
+        <w:tc>
+          <w:tcPr>
+            <w:tcW w:type="dxa" w:w="1440"/>
+          </w:tcPr>
+          <w:p>
+            <w:r>
+              <w:rPr>
+                <w:b w:val="0"/>
+              </w:rPr>
+              <w:t>담당 ________ / 기한 ________</w:t>
             </w:r>
           </w:p>
         </w:tc>
@@ -1000,66 +1255,79 @@
       <w:tr>
         <w:tc>
           <w:tcPr>
-            <w:tcW w:type="dxa" w:w="1728"/>
-          </w:tcPr>
-          <w:p>
-            <w:r>
-              <w:rPr>
-                <w:b w:val="0"/>
-              </w:rPr>
-              <w:t>13. 주머니 촉감 퀴즈</w:t>
-            </w:r>
-          </w:p>
-        </w:tc>
-        <w:tc>
-          <w:tcPr>
-            <w:tcW w:type="dxa" w:w="1728"/>
-          </w:tcPr>
-          <w:p>
-            <w:r>
-              <w:rPr>
-                <w:b w:val="0"/>
-              </w:rPr>
-              <w:t>주머니, 생활용품</w:t>
-            </w:r>
-          </w:p>
-        </w:tc>
-        <w:tc>
-          <w:tcPr>
-            <w:tcW w:type="dxa" w:w="1728"/>
-          </w:tcPr>
-          <w:p>
-            <w:r>
-              <w:rPr>
-                <w:b w:val="0"/>
-              </w:rPr>
-              <w:t>모둠 3~5명</w:t>
-            </w:r>
-          </w:p>
-        </w:tc>
-        <w:tc>
-          <w:tcPr>
-            <w:tcW w:type="dxa" w:w="1728"/>
-          </w:tcPr>
-          <w:p>
-            <w:r>
-              <w:rPr>
-                <w:b w:val="0"/>
-              </w:rPr>
-              <w:t>손으로 만져 물건을 맞힌다.</w:t>
-            </w:r>
-          </w:p>
-        </w:tc>
-        <w:tc>
-          <w:tcPr>
-            <w:tcW w:type="dxa" w:w="1728"/>
-          </w:tcPr>
-          <w:p>
-            <w:r>
-              <w:rPr>
-                <w:b w:val="0"/>
-              </w:rPr>
-              <w:t>날카롭거나 작은 물건 제외</w:t>
+            <w:tcW w:type="dxa" w:w="1440"/>
+          </w:tcPr>
+          <w:p>
+            <w:r>
+              <w:rPr>
+                <w:b w:val="0"/>
+              </w:rPr>
+              <w:t>이웃 사랑 역할극</w:t>
+            </w:r>
+          </w:p>
+        </w:tc>
+        <w:tc>
+          <w:tcPr>
+            <w:tcW w:type="dxa" w:w="1440"/>
+          </w:tcPr>
+          <w:p>
+            <w:r>
+              <w:rPr>
+                <w:b w:val="0"/>
+              </w:rPr>
+              <w:t>상황 카드</w:t>
+            </w:r>
+          </w:p>
+        </w:tc>
+        <w:tc>
+          <w:tcPr>
+            <w:tcW w:type="dxa" w:w="1440"/>
+          </w:tcPr>
+          <w:p>
+            <w:r>
+              <w:rPr>
+                <w:b w:val="0"/>
+              </w:rPr>
+              <w:t>모둠별 4~6명</w:t>
+            </w:r>
+          </w:p>
+        </w:tc>
+        <w:tc>
+          <w:tcPr>
+            <w:tcW w:type="dxa" w:w="1440"/>
+          </w:tcPr>
+          <w:p>
+            <w:r>
+              <w:rPr>
+                <w:b w:val="0"/>
+              </w:rPr>
+              <w:t>도움이 필요한 상황과 실천 방법 연기</w:t>
+            </w:r>
+          </w:p>
+        </w:tc>
+        <w:tc>
+          <w:tcPr>
+            <w:tcW w:type="dxa" w:w="1440"/>
+          </w:tcPr>
+          <w:p>
+            <w:r>
+              <w:rPr>
+                <w:b w:val="0"/>
+              </w:rPr>
+              <w:t>놀림·차별 표현 금지</w:t>
+            </w:r>
+          </w:p>
+        </w:tc>
+        <w:tc>
+          <w:tcPr>
+            <w:tcW w:type="dxa" w:w="1440"/>
+          </w:tcPr>
+          <w:p>
+            <w:r>
+              <w:rPr>
+                <w:b w:val="0"/>
+              </w:rPr>
+              <w:t>담당 ________ / 기한 ________</w:t>
             </w:r>
           </w:p>
         </w:tc>
@@ -1067,66 +1335,79 @@
       <w:tr>
         <w:tc>
           <w:tcPr>
-            <w:tcW w:type="dxa" w:w="1728"/>
-          </w:tcPr>
-          <w:p>
-            <w:r>
-              <w:rPr>
-                <w:b w:val="0"/>
-              </w:rPr>
-              <w:t>14. 종이 공 바구니 넣기</w:t>
-            </w:r>
-          </w:p>
-        </w:tc>
-        <w:tc>
-          <w:tcPr>
-            <w:tcW w:type="dxa" w:w="1728"/>
-          </w:tcPr>
-          <w:p>
-            <w:r>
-              <w:rPr>
-                <w:b w:val="0"/>
-              </w:rPr>
-              <w:t>종이 공, 바구니</w:t>
-            </w:r>
-          </w:p>
-        </w:tc>
-        <w:tc>
-          <w:tcPr>
-            <w:tcW w:type="dxa" w:w="1728"/>
-          </w:tcPr>
-          <w:p>
-            <w:r>
-              <w:rPr>
-                <w:b w:val="0"/>
-              </w:rPr>
-              <w:t>모둠 3~5명</w:t>
-            </w:r>
-          </w:p>
-        </w:tc>
-        <w:tc>
-          <w:tcPr>
-            <w:tcW w:type="dxa" w:w="1728"/>
-          </w:tcPr>
-          <w:p>
-            <w:r>
-              <w:rPr>
-                <w:b w:val="0"/>
-              </w:rPr>
-              <w:t>정해진 선에서 차례로 던진다.</w:t>
-            </w:r>
-          </w:p>
-        </w:tc>
-        <w:tc>
-          <w:tcPr>
-            <w:tcW w:type="dxa" w:w="1728"/>
-          </w:tcPr>
-          <w:p>
-            <w:r>
-              <w:rPr>
-                <w:b w:val="0"/>
-              </w:rPr>
-              <w:t>사람을 향해 던지지 않기</w:t>
+            <w:tcW w:type="dxa" w:w="1440"/>
+          </w:tcPr>
+          <w:p>
+            <w:r>
+              <w:rPr>
+                <w:b w:val="0"/>
+              </w:rPr>
+              <w:t>칭찬 우체통</w:t>
+            </w:r>
+          </w:p>
+        </w:tc>
+        <w:tc>
+          <w:tcPr>
+            <w:tcW w:type="dxa" w:w="1440"/>
+          </w:tcPr>
+          <w:p>
+            <w:r>
+              <w:rPr>
+                <w:b w:val="0"/>
+              </w:rPr>
+              <w:t>종이, 상자</w:t>
+            </w:r>
+          </w:p>
+        </w:tc>
+        <w:tc>
+          <w:tcPr>
+            <w:tcW w:type="dxa" w:w="1440"/>
+          </w:tcPr>
+          <w:p>
+            <w:r>
+              <w:rPr>
+                <w:b w:val="0"/>
+              </w:rPr>
+              <w:t>모둠별 4~6명</w:t>
+            </w:r>
+          </w:p>
+        </w:tc>
+        <w:tc>
+          <w:tcPr>
+            <w:tcW w:type="dxa" w:w="1440"/>
+          </w:tcPr>
+          <w:p>
+            <w:r>
+              <w:rPr>
+                <w:b w:val="0"/>
+              </w:rPr>
+              <w:t>관찰한 친구의 좋은 행동을 적어 전달</w:t>
+            </w:r>
+          </w:p>
+        </w:tc>
+        <w:tc>
+          <w:tcPr>
+            <w:tcW w:type="dxa" w:w="1440"/>
+          </w:tcPr>
+          <w:p>
+            <w:r>
+              <w:rPr>
+                <w:b w:val="0"/>
+              </w:rPr>
+              <w:t>교사가 내용 확인 후 전달</w:t>
+            </w:r>
+          </w:p>
+        </w:tc>
+        <w:tc>
+          <w:tcPr>
+            <w:tcW w:type="dxa" w:w="1440"/>
+          </w:tcPr>
+          <w:p>
+            <w:r>
+              <w:rPr>
+                <w:b w:val="0"/>
+              </w:rPr>
+              <w:t>담당 ________ / 기한 ________</w:t>
             </w:r>
           </w:p>
         </w:tc>
@@ -1134,66 +1415,79 @@
       <w:tr>
         <w:tc>
           <w:tcPr>
-            <w:tcW w:type="dxa" w:w="1728"/>
-          </w:tcPr>
-          <w:p>
-            <w:r>
-              <w:rPr>
-                <w:b w:val="0"/>
-              </w:rPr>
-              <w:t>15. 풍선 대신 천 공 놀이</w:t>
-            </w:r>
-          </w:p>
-        </w:tc>
-        <w:tc>
-          <w:tcPr>
-            <w:tcW w:type="dxa" w:w="1728"/>
-          </w:tcPr>
-          <w:p>
-            <w:r>
-              <w:rPr>
-                <w:b w:val="0"/>
-              </w:rPr>
-              <w:t>가벼운 천 공</w:t>
-            </w:r>
-          </w:p>
-        </w:tc>
-        <w:tc>
-          <w:tcPr>
-            <w:tcW w:type="dxa" w:w="1728"/>
-          </w:tcPr>
-          <w:p>
-            <w:r>
-              <w:rPr>
-                <w:b w:val="0"/>
-              </w:rPr>
-              <w:t>모둠 3~5명</w:t>
-            </w:r>
-          </w:p>
-        </w:tc>
-        <w:tc>
-          <w:tcPr>
-            <w:tcW w:type="dxa" w:w="1728"/>
-          </w:tcPr>
-          <w:p>
-            <w:r>
-              <w:rPr>
-                <w:b w:val="0"/>
-              </w:rPr>
-              <w:t>원을 만들어 공을 이어 전달한다.</w:t>
-            </w:r>
-          </w:p>
-        </w:tc>
-        <w:tc>
-          <w:tcPr>
-            <w:tcW w:type="dxa" w:w="1728"/>
-          </w:tcPr>
-          <w:p>
-            <w:r>
-              <w:rPr>
-                <w:b w:val="0"/>
-              </w:rPr>
-              <w:t>얼굴로 던지지 않기</w:t>
+            <w:tcW w:type="dxa" w:w="1440"/>
+          </w:tcPr>
+          <w:p>
+            <w:r>
+              <w:rPr>
+                <w:b w:val="0"/>
+              </w:rPr>
+              <w:t>협력 그림 이어 그리기</w:t>
+            </w:r>
+          </w:p>
+        </w:tc>
+        <w:tc>
+          <w:tcPr>
+            <w:tcW w:type="dxa" w:w="1440"/>
+          </w:tcPr>
+          <w:p>
+            <w:r>
+              <w:rPr>
+                <w:b w:val="0"/>
+              </w:rPr>
+              <w:t>종이, 사인펜</w:t>
+            </w:r>
+          </w:p>
+        </w:tc>
+        <w:tc>
+          <w:tcPr>
+            <w:tcW w:type="dxa" w:w="1440"/>
+          </w:tcPr>
+          <w:p>
+            <w:r>
+              <w:rPr>
+                <w:b w:val="0"/>
+              </w:rPr>
+              <w:t>모둠별 4~6명</w:t>
+            </w:r>
+          </w:p>
+        </w:tc>
+        <w:tc>
+          <w:tcPr>
+            <w:tcW w:type="dxa" w:w="1440"/>
+          </w:tcPr>
+          <w:p>
+            <w:r>
+              <w:rPr>
+                <w:b w:val="0"/>
+              </w:rPr>
+              <w:t>차례로 그림을 더해 이야기 완성하기</w:t>
+            </w:r>
+          </w:p>
+        </w:tc>
+        <w:tc>
+          <w:tcPr>
+            <w:tcW w:type="dxa" w:w="1440"/>
+          </w:tcPr>
+          <w:p>
+            <w:r>
+              <w:rPr>
+                <w:b w:val="0"/>
+              </w:rPr>
+              <w:t>도구 던지지 않기</w:t>
+            </w:r>
+          </w:p>
+        </w:tc>
+        <w:tc>
+          <w:tcPr>
+            <w:tcW w:type="dxa" w:w="1440"/>
+          </w:tcPr>
+          <w:p>
+            <w:r>
+              <w:rPr>
+                <w:b w:val="0"/>
+              </w:rPr>
+              <w:t>담당 ________ / 기한 ________</w:t>
             </w:r>
           </w:p>
         </w:tc>
@@ -1201,66 +1495,79 @@
       <w:tr>
         <w:tc>
           <w:tcPr>
-            <w:tcW w:type="dxa" w:w="1728"/>
-          </w:tcPr>
-          <w:p>
-            <w:r>
-              <w:rPr>
-                <w:b w:val="0"/>
-              </w:rPr>
-              <w:t>16. 이웃 사랑 역할극</w:t>
-            </w:r>
-          </w:p>
-        </w:tc>
-        <w:tc>
-          <w:tcPr>
-            <w:tcW w:type="dxa" w:w="1728"/>
-          </w:tcPr>
-          <w:p>
-            <w:r>
-              <w:rPr>
-                <w:b w:val="0"/>
-              </w:rPr>
-              <w:t>상황 카드</w:t>
-            </w:r>
-          </w:p>
-        </w:tc>
-        <w:tc>
-          <w:tcPr>
-            <w:tcW w:type="dxa" w:w="1728"/>
-          </w:tcPr>
-          <w:p>
-            <w:r>
-              <w:rPr>
-                <w:b w:val="0"/>
-              </w:rPr>
-              <w:t>모둠 3~5명</w:t>
-            </w:r>
-          </w:p>
-        </w:tc>
-        <w:tc>
-          <w:tcPr>
-            <w:tcW w:type="dxa" w:w="1728"/>
-          </w:tcPr>
-          <w:p>
-            <w:r>
-              <w:rPr>
-                <w:b w:val="0"/>
-              </w:rPr>
-              <w:t>도움이 필요한 상황을 짧게 연기한다.</w:t>
-            </w:r>
-          </w:p>
-        </w:tc>
-        <w:tc>
-          <w:tcPr>
-            <w:tcW w:type="dxa" w:w="1728"/>
-          </w:tcPr>
-          <w:p>
-            <w:r>
-              <w:rPr>
-                <w:b w:val="0"/>
-              </w:rPr>
-              <w:t>밀기·때리기 연기 금지</w:t>
+            <w:tcW w:type="dxa" w:w="1440"/>
+          </w:tcPr>
+          <w:p>
+            <w:r>
+              <w:rPr>
+                <w:b w:val="0"/>
+              </w:rPr>
+              <w:t>교실 보물 지도</w:t>
+            </w:r>
+          </w:p>
+        </w:tc>
+        <w:tc>
+          <w:tcPr>
+            <w:tcW w:type="dxa" w:w="1440"/>
+          </w:tcPr>
+          <w:p>
+            <w:r>
+              <w:rPr>
+                <w:b w:val="0"/>
+              </w:rPr>
+              <w:t>그림 단서, 지도</w:t>
+            </w:r>
+          </w:p>
+        </w:tc>
+        <w:tc>
+          <w:tcPr>
+            <w:tcW w:type="dxa" w:w="1440"/>
+          </w:tcPr>
+          <w:p>
+            <w:r>
+              <w:rPr>
+                <w:b w:val="0"/>
+              </w:rPr>
+              <w:t>모둠별 4~6명</w:t>
+            </w:r>
+          </w:p>
+        </w:tc>
+        <w:tc>
+          <w:tcPr>
+            <w:tcW w:type="dxa" w:w="1440"/>
+          </w:tcPr>
+          <w:p>
+            <w:r>
+              <w:rPr>
+                <w:b w:val="0"/>
+              </w:rPr>
+              <w:t>지정 구역의 단서를 찾아 주제 완성하기</w:t>
+            </w:r>
+          </w:p>
+        </w:tc>
+        <w:tc>
+          <w:tcPr>
+            <w:tcW w:type="dxa" w:w="1440"/>
+          </w:tcPr>
+          <w:p>
+            <w:r>
+              <w:rPr>
+                <w:b w:val="0"/>
+              </w:rPr>
+              <w:t>수납장·출입금지 구역 제외</w:t>
+            </w:r>
+          </w:p>
+        </w:tc>
+        <w:tc>
+          <w:tcPr>
+            <w:tcW w:type="dxa" w:w="1440"/>
+          </w:tcPr>
+          <w:p>
+            <w:r>
+              <w:rPr>
+                <w:b w:val="0"/>
+              </w:rPr>
+              <w:t>담당 ________ / 기한 ________</w:t>
             </w:r>
           </w:p>
         </w:tc>
@@ -1268,66 +1575,79 @@
       <w:tr>
         <w:tc>
           <w:tcPr>
-            <w:tcW w:type="dxa" w:w="1728"/>
-          </w:tcPr>
-          <w:p>
-            <w:r>
-              <w:rPr>
-                <w:b w:val="0"/>
-              </w:rPr>
-              <w:t>17. 선한 선택 이야기</w:t>
-            </w:r>
-          </w:p>
-        </w:tc>
-        <w:tc>
-          <w:tcPr>
-            <w:tcW w:type="dxa" w:w="1728"/>
-          </w:tcPr>
-          <w:p>
-            <w:r>
-              <w:rPr>
-                <w:b w:val="0"/>
-              </w:rPr>
-              <w:t>선택 카드</w:t>
-            </w:r>
-          </w:p>
-        </w:tc>
-        <w:tc>
-          <w:tcPr>
-            <w:tcW w:type="dxa" w:w="1728"/>
-          </w:tcPr>
-          <w:p>
-            <w:r>
-              <w:rPr>
-                <w:b w:val="0"/>
-              </w:rPr>
-              <w:t>모둠 3~5명</w:t>
-            </w:r>
-          </w:p>
-        </w:tc>
-        <w:tc>
-          <w:tcPr>
-            <w:tcW w:type="dxa" w:w="1728"/>
-          </w:tcPr>
-          <w:p>
-            <w:r>
-              <w:rPr>
-                <w:b w:val="0"/>
-              </w:rPr>
-              <w:t>상황을 읽고 도울 방법을 나눈다.</w:t>
-            </w:r>
-          </w:p>
-        </w:tc>
-        <w:tc>
-          <w:tcPr>
-            <w:tcW w:type="dxa" w:w="1728"/>
-          </w:tcPr>
-          <w:p>
-            <w:r>
-              <w:rPr>
-                <w:b w:val="0"/>
-              </w:rPr>
-              <w:t>개인 경험 발표 강요 금지</w:t>
+            <w:tcW w:type="dxa" w:w="1440"/>
+          </w:tcPr>
+          <w:p>
+            <w:r>
+              <w:rPr>
+                <w:b w:val="0"/>
+              </w:rPr>
+              <w:t>바닥 길 따라 공 옮기기</w:t>
+            </w:r>
+          </w:p>
+        </w:tc>
+        <w:tc>
+          <w:tcPr>
+            <w:tcW w:type="dxa" w:w="1440"/>
+          </w:tcPr>
+          <w:p>
+            <w:r>
+              <w:rPr>
+                <w:b w:val="0"/>
+              </w:rPr>
+              <w:t>테이프, 부드러운 공</w:t>
+            </w:r>
+          </w:p>
+        </w:tc>
+        <w:tc>
+          <w:tcPr>
+            <w:tcW w:type="dxa" w:w="1440"/>
+          </w:tcPr>
+          <w:p>
+            <w:r>
+              <w:rPr>
+                <w:b w:val="0"/>
+              </w:rPr>
+              <w:t>모둠별 4~6명</w:t>
+            </w:r>
+          </w:p>
+        </w:tc>
+        <w:tc>
+          <w:tcPr>
+            <w:tcW w:type="dxa" w:w="1440"/>
+          </w:tcPr>
+          <w:p>
+            <w:r>
+              <w:rPr>
+                <w:b w:val="0"/>
+              </w:rPr>
+              <w:t>바닥 선을 따라 공을 천천히 굴리기</w:t>
+            </w:r>
+          </w:p>
+        </w:tc>
+        <w:tc>
+          <w:tcPr>
+            <w:tcW w:type="dxa" w:w="1440"/>
+          </w:tcPr>
+          <w:p>
+            <w:r>
+              <w:rPr>
+                <w:b w:val="0"/>
+              </w:rPr>
+              <w:t>계단 제외, 미끄럼 확인</w:t>
+            </w:r>
+          </w:p>
+        </w:tc>
+        <w:tc>
+          <w:tcPr>
+            <w:tcW w:type="dxa" w:w="1440"/>
+          </w:tcPr>
+          <w:p>
+            <w:r>
+              <w:rPr>
+                <w:b w:val="0"/>
+              </w:rPr>
+              <w:t>담당 ________ / 기한 ________</w:t>
             </w:r>
           </w:p>
         </w:tc>
@@ -1335,66 +1655,79 @@
       <w:tr>
         <w:tc>
           <w:tcPr>
-            <w:tcW w:type="dxa" w:w="1728"/>
-          </w:tcPr>
-          <w:p>
-            <w:r>
-              <w:rPr>
-                <w:b w:val="0"/>
-              </w:rPr>
-              <w:t>18. 재활용 악기 합주</w:t>
-            </w:r>
-          </w:p>
-        </w:tc>
-        <w:tc>
-          <w:tcPr>
-            <w:tcW w:type="dxa" w:w="1728"/>
-          </w:tcPr>
-          <w:p>
-            <w:r>
-              <w:rPr>
-                <w:b w:val="0"/>
-              </w:rPr>
-              <w:t>종이통, 큰 종이 조각</w:t>
-            </w:r>
-          </w:p>
-        </w:tc>
-        <w:tc>
-          <w:tcPr>
-            <w:tcW w:type="dxa" w:w="1728"/>
-          </w:tcPr>
-          <w:p>
-            <w:r>
-              <w:rPr>
-                <w:b w:val="0"/>
-              </w:rPr>
-              <w:t>모둠 3~5명</w:t>
-            </w:r>
-          </w:p>
-        </w:tc>
-        <w:tc>
-          <w:tcPr>
-            <w:tcW w:type="dxa" w:w="1728"/>
-          </w:tcPr>
-          <w:p>
-            <w:r>
-              <w:rPr>
-                <w:b w:val="0"/>
-              </w:rPr>
-              <w:t>통을 두드려 찬양에 맞춰 연주한다.</w:t>
-            </w:r>
-          </w:p>
-        </w:tc>
-        <w:tc>
-          <w:tcPr>
-            <w:tcW w:type="dxa" w:w="1728"/>
-          </w:tcPr>
-          <w:p>
-            <w:r>
-              <w:rPr>
-                <w:b w:val="0"/>
-              </w:rPr>
-              <w:t>철제 캔·작은 충전재 제외</w:t>
+            <w:tcW w:type="dxa" w:w="1440"/>
+          </w:tcPr>
+          <w:p>
+            <w:r>
+              <w:rPr>
+                <w:b w:val="0"/>
+              </w:rPr>
+              <w:t>분리배출 분류 놀이</w:t>
+            </w:r>
+          </w:p>
+        </w:tc>
+        <w:tc>
+          <w:tcPr>
+            <w:tcW w:type="dxa" w:w="1440"/>
+          </w:tcPr>
+          <w:p>
+            <w:r>
+              <w:rPr>
+                <w:b w:val="0"/>
+              </w:rPr>
+              <w:t>그림 카드, 분류 상자</w:t>
+            </w:r>
+          </w:p>
+        </w:tc>
+        <w:tc>
+          <w:tcPr>
+            <w:tcW w:type="dxa" w:w="1440"/>
+          </w:tcPr>
+          <w:p>
+            <w:r>
+              <w:rPr>
+                <w:b w:val="0"/>
+              </w:rPr>
+              <w:t>모둠별 4~6명</w:t>
+            </w:r>
+          </w:p>
+        </w:tc>
+        <w:tc>
+          <w:tcPr>
+            <w:tcW w:type="dxa" w:w="1440"/>
+          </w:tcPr>
+          <w:p>
+            <w:r>
+              <w:rPr>
+                <w:b w:val="0"/>
+              </w:rPr>
+              <w:t>카드 속 물건을 분류하고 이유 설명하기</w:t>
+            </w:r>
+          </w:p>
+        </w:tc>
+        <w:tc>
+          <w:tcPr>
+            <w:tcW w:type="dxa" w:w="1440"/>
+          </w:tcPr>
+          <w:p>
+            <w:r>
+              <w:rPr>
+                <w:b w:val="0"/>
+              </w:rPr>
+              <w:t>실제 유리·캔 사용 금지</w:t>
+            </w:r>
+          </w:p>
+        </w:tc>
+        <w:tc>
+          <w:tcPr>
+            <w:tcW w:type="dxa" w:w="1440"/>
+          </w:tcPr>
+          <w:p>
+            <w:r>
+              <w:rPr>
+                <w:b w:val="0"/>
+              </w:rPr>
+              <w:t>담당 ________ / 기한 ________</w:t>
             </w:r>
           </w:p>
         </w:tc>
@@ -1402,66 +1735,79 @@
       <w:tr>
         <w:tc>
           <w:tcPr>
-            <w:tcW w:type="dxa" w:w="1728"/>
-          </w:tcPr>
-          <w:p>
-            <w:r>
-              <w:rPr>
-                <w:b w:val="0"/>
-              </w:rPr>
-              <w:t>19. 공동체 약속판</w:t>
-            </w:r>
-          </w:p>
-        </w:tc>
-        <w:tc>
-          <w:tcPr>
-            <w:tcW w:type="dxa" w:w="1728"/>
-          </w:tcPr>
-          <w:p>
-            <w:r>
-              <w:rPr>
-                <w:b w:val="0"/>
-              </w:rPr>
-              <w:t>전지, 색연필</w:t>
-            </w:r>
-          </w:p>
-        </w:tc>
-        <w:tc>
-          <w:tcPr>
-            <w:tcW w:type="dxa" w:w="1728"/>
-          </w:tcPr>
-          <w:p>
-            <w:r>
-              <w:rPr>
-                <w:b w:val="0"/>
-              </w:rPr>
-              <w:t>전체</w:t>
-            </w:r>
-          </w:p>
-        </w:tc>
-        <w:tc>
-          <w:tcPr>
-            <w:tcW w:type="dxa" w:w="1728"/>
-          </w:tcPr>
-          <w:p>
-            <w:r>
-              <w:rPr>
-                <w:b w:val="0"/>
-              </w:rPr>
-              <w:t>함께 지킬 약속 세 가지를 정한다.</w:t>
-            </w:r>
-          </w:p>
-        </w:tc>
-        <w:tc>
-          <w:tcPr>
-            <w:tcW w:type="dxa" w:w="1728"/>
-          </w:tcPr>
-          <w:p>
-            <w:r>
-              <w:rPr>
-                <w:b w:val="0"/>
-              </w:rPr>
-              <w:t>특정 학생 지목 금지</w:t>
+            <w:tcW w:type="dxa" w:w="1440"/>
+          </w:tcPr>
+          <w:p>
+            <w:r>
+              <w:rPr>
+                <w:b w:val="0"/>
+              </w:rPr>
+              <w:t>섬김 쿠폰 만들기</w:t>
+            </w:r>
+          </w:p>
+        </w:tc>
+        <w:tc>
+          <w:tcPr>
+            <w:tcW w:type="dxa" w:w="1440"/>
+          </w:tcPr>
+          <w:p>
+            <w:r>
+              <w:rPr>
+                <w:b w:val="0"/>
+              </w:rPr>
+              <w:t>종이, 색연필</w:t>
+            </w:r>
+          </w:p>
+        </w:tc>
+        <w:tc>
+          <w:tcPr>
+            <w:tcW w:type="dxa" w:w="1440"/>
+          </w:tcPr>
+          <w:p>
+            <w:r>
+              <w:rPr>
+                <w:b w:val="0"/>
+              </w:rPr>
+              <w:t>개인</w:t>
+            </w:r>
+          </w:p>
+        </w:tc>
+        <w:tc>
+          <w:tcPr>
+            <w:tcW w:type="dxa" w:w="1440"/>
+          </w:tcPr>
+          <w:p>
+            <w:r>
+              <w:rPr>
+                <w:b w:val="0"/>
+              </w:rPr>
+              <w:t>집과 교회에서 할 수 있는 섬김 적기</w:t>
+            </w:r>
+          </w:p>
+        </w:tc>
+        <w:tc>
+          <w:tcPr>
+            <w:tcW w:type="dxa" w:w="1440"/>
+          </w:tcPr>
+          <w:p>
+            <w:r>
+              <w:rPr>
+                <w:b w:val="0"/>
+              </w:rPr>
+              <w:t>위험한 집안일 제외</w:t>
+            </w:r>
+          </w:p>
+        </w:tc>
+        <w:tc>
+          <w:tcPr>
+            <w:tcW w:type="dxa" w:w="1440"/>
+          </w:tcPr>
+          <w:p>
+            <w:r>
+              <w:rPr>
+                <w:b w:val="0"/>
+              </w:rPr>
+              <w:t>담당 ________ / 기한 ________</w:t>
             </w:r>
           </w:p>
         </w:tc>
@@ -1469,66 +1815,79 @@
       <w:tr>
         <w:tc>
           <w:tcPr>
-            <w:tcW w:type="dxa" w:w="1728"/>
-          </w:tcPr>
-          <w:p>
-            <w:r>
-              <w:rPr>
-                <w:b w:val="0"/>
-              </w:rPr>
-              <w:t>20. 성경학교 기억 신문</w:t>
-            </w:r>
-          </w:p>
-        </w:tc>
-        <w:tc>
-          <w:tcPr>
-            <w:tcW w:type="dxa" w:w="1728"/>
-          </w:tcPr>
-          <w:p>
-            <w:r>
-              <w:rPr>
-                <w:b w:val="0"/>
-              </w:rPr>
-              <w:t>종이, 펜</w:t>
-            </w:r>
-          </w:p>
-        </w:tc>
-        <w:tc>
-          <w:tcPr>
-            <w:tcW w:type="dxa" w:w="1728"/>
-          </w:tcPr>
-          <w:p>
-            <w:r>
-              <w:rPr>
-                <w:b w:val="0"/>
-              </w:rPr>
-              <w:t>모둠 3~5명</w:t>
-            </w:r>
-          </w:p>
-        </w:tc>
-        <w:tc>
-          <w:tcPr>
-            <w:tcW w:type="dxa" w:w="1728"/>
-          </w:tcPr>
-          <w:p>
-            <w:r>
-              <w:rPr>
-                <w:b w:val="0"/>
-              </w:rPr>
-              <w:t>배운 점과 즐거웠던 일을 꾸민다.</w:t>
-            </w:r>
-          </w:p>
-        </w:tc>
-        <w:tc>
-          <w:tcPr>
-            <w:tcW w:type="dxa" w:w="1728"/>
-          </w:tcPr>
-          <w:p>
-            <w:r>
-              <w:rPr>
-                <w:b w:val="0"/>
-              </w:rPr>
-              <w:t>사진 사용 전 동의 확인</w:t>
+            <w:tcW w:type="dxa" w:w="1440"/>
+          </w:tcPr>
+          <w:p>
+            <w:r>
+              <w:rPr>
+                <w:b w:val="0"/>
+              </w:rPr>
+              <w:t>배움 돌아보기 전시</w:t>
+            </w:r>
+          </w:p>
+        </w:tc>
+        <w:tc>
+          <w:tcPr>
+            <w:tcW w:type="dxa" w:w="1440"/>
+          </w:tcPr>
+          <w:p>
+            <w:r>
+              <w:rPr>
+                <w:b w:val="0"/>
+              </w:rPr>
+              <w:t>활동 결과물, 전시판</w:t>
+            </w:r>
+          </w:p>
+        </w:tc>
+        <w:tc>
+          <w:tcPr>
+            <w:tcW w:type="dxa" w:w="1440"/>
+          </w:tcPr>
+          <w:p>
+            <w:r>
+              <w:rPr>
+                <w:b w:val="0"/>
+              </w:rPr>
+              <w:t>전체</w:t>
+            </w:r>
+          </w:p>
+        </w:tc>
+        <w:tc>
+          <w:tcPr>
+            <w:tcW w:type="dxa" w:w="1440"/>
+          </w:tcPr>
+          <w:p>
+            <w:r>
+              <w:rPr>
+                <w:b w:val="0"/>
+              </w:rPr>
+              <w:t>배운 점과 실천 다짐을 전시하고 나누기</w:t>
+            </w:r>
+          </w:p>
+        </w:tc>
+        <w:tc>
+          <w:tcPr>
+            <w:tcW w:type="dxa" w:w="1440"/>
+          </w:tcPr>
+          <w:p>
+            <w:r>
+              <w:rPr>
+                <w:b w:val="0"/>
+              </w:rPr>
+              <w:t>게시물 고정, 출입구 확보</w:t>
+            </w:r>
+          </w:p>
+        </w:tc>
+        <w:tc>
+          <w:tcPr>
+            <w:tcW w:type="dxa" w:w="1440"/>
+          </w:tcPr>
+          <w:p>
+            <w:r>
+              <w:rPr>
+                <w:b w:val="0"/>
+              </w:rPr>
+              <w:t>담당 ________ / 기한 ________</w:t>
             </w:r>
           </w:p>
         </w:tc>
@@ -1537,13 +1896,29 @@
     <w:p/>
     <w:p>
       <w:pPr>
-        <w:pStyle w:val="Heading2"/>
+        <w:pStyle w:val="ListNumber"/>
       </w:pPr>
       <w:r>
         <w:rPr>
           <w:b w:val="0"/>
         </w:rPr>
         <w:t>외부 활동 15가지</w:t>
+      </w:r>
+    </w:p>
+    <w:p>
+      <w:r>
+        <w:rPr>
+          <w:b w:val="0"/>
+        </w:rPr>
+        <w:t>가. 외부 활동은 보호자 동의와 장소 사용 가능 여부를 확인한 후 실시합니다.</w:t>
+      </w:r>
+    </w:p>
+    <w:p>
+      <w:r>
+        <w:rPr>
+          <w:b w:val="0"/>
+        </w:rPr>
+        <w:t>나. 인솔 인원은 이동 경로, 장소 규정, 아동의 지원 필요를 고려하여 정합니다. 법령·시설별 기준은 별도 확인합니다(확인 필요).</w:t>
       </w:r>
     </w:p>
     <w:tbl>
@@ -1553,16 +1928,17 @@
         <w:tblLook w:firstColumn="1" w:firstRow="1" w:lastColumn="0" w:lastRow="0" w:noHBand="0" w:noVBand="1" w:val="04A0"/>
       </w:tblPr>
       <w:tblGrid>
-        <w:gridCol w:w="1728"/>
-        <w:gridCol w:w="1728"/>
-        <w:gridCol w:w="1728"/>
-        <w:gridCol w:w="1728"/>
-        <w:gridCol w:w="1728"/>
+        <w:gridCol w:w="1440"/>
+        <w:gridCol w:w="1440"/>
+        <w:gridCol w:w="1440"/>
+        <w:gridCol w:w="1440"/>
+        <w:gridCol w:w="1440"/>
+        <w:gridCol w:w="1440"/>
       </w:tblGrid>
       <w:tr>
         <w:tc>
           <w:tcPr>
-            <w:tcW w:type="dxa" w:w="1728"/>
+            <w:tcW w:type="dxa" w:w="1440"/>
           </w:tcPr>
           <w:p>
             <w:r>
@@ -1575,7 +1951,7 @@
         </w:tc>
         <w:tc>
           <w:tcPr>
-            <w:tcW w:type="dxa" w:w="1728"/>
+            <w:tcW w:type="dxa" w:w="1440"/>
           </w:tcPr>
           <w:p>
             <w:r>
@@ -1588,7 +1964,7 @@
         </w:tc>
         <w:tc>
           <w:tcPr>
-            <w:tcW w:type="dxa" w:w="1728"/>
+            <w:tcW w:type="dxa" w:w="1440"/>
           </w:tcPr>
           <w:p>
             <w:r>
@@ -1601,7 +1977,7 @@
         </w:tc>
         <w:tc>
           <w:tcPr>
-            <w:tcW w:type="dxa" w:w="1728"/>
+            <w:tcW w:type="dxa" w:w="1440"/>
           </w:tcPr>
           <w:p>
             <w:r>
@@ -1614,7 +1990,7 @@
         </w:tc>
         <w:tc>
           <w:tcPr>
-            <w:tcW w:type="dxa" w:w="1728"/>
+            <w:tcW w:type="dxa" w:w="1440"/>
           </w:tcPr>
           <w:p>
             <w:r>
@@ -1622,6 +1998,19 @@
                 <w:b/>
               </w:rPr>
               <w:t>안전</w:t>
+            </w:r>
+          </w:p>
+        </w:tc>
+        <w:tc>
+          <w:tcPr>
+            <w:tcW w:type="dxa" w:w="1440"/>
+          </w:tcPr>
+          <w:p>
+            <w:r>
+              <w:rPr>
+                <w:b/>
+              </w:rPr>
+              <w:t>담당·기한</w:t>
             </w:r>
           </w:p>
         </w:tc>
@@ -1629,20 +2018,20 @@
       <w:tr>
         <w:tc>
           <w:tcPr>
-            <w:tcW w:type="dxa" w:w="1728"/>
-          </w:tcPr>
-          <w:p>
-            <w:r>
-              <w:rPr>
-                <w:b w:val="0"/>
-              </w:rPr>
-              <w:t>1. 창조 세계 관찰 산책</w:t>
-            </w:r>
-          </w:p>
-        </w:tc>
-        <w:tc>
-          <w:tcPr>
-            <w:tcW w:type="dxa" w:w="1728"/>
+            <w:tcW w:type="dxa" w:w="1440"/>
+          </w:tcPr>
+          <w:p>
+            <w:r>
+              <w:rPr>
+                <w:b w:val="0"/>
+              </w:rPr>
+              <w:t>창조세계 관찰 산책</w:t>
+            </w:r>
+          </w:p>
+        </w:tc>
+        <w:tc>
+          <w:tcPr>
+            <w:tcW w:type="dxa" w:w="1440"/>
           </w:tcPr>
           <w:p>
             <w:r>
@@ -1655,40 +2044,53 @@
         </w:tc>
         <w:tc>
           <w:tcPr>
-            <w:tcW w:type="dxa" w:w="1728"/>
-          </w:tcPr>
-          <w:p>
-            <w:r>
-              <w:rPr>
-                <w:b w:val="0"/>
-              </w:rPr>
-              <w:t>모둠 3~5명</w:t>
-            </w:r>
-          </w:p>
-        </w:tc>
-        <w:tc>
-          <w:tcPr>
-            <w:tcW w:type="dxa" w:w="1728"/>
-          </w:tcPr>
-          <w:p>
-            <w:r>
-              <w:rPr>
-                <w:b w:val="0"/>
-              </w:rPr>
-              <w:t>정해진 길에서 자연을 관찰한다.</w:t>
-            </w:r>
-          </w:p>
-        </w:tc>
-        <w:tc>
-          <w:tcPr>
-            <w:tcW w:type="dxa" w:w="1728"/>
-          </w:tcPr>
-          <w:p>
-            <w:r>
-              <w:rPr>
-                <w:b w:val="0"/>
-              </w:rPr>
-              <w:t>모둠별 교사 동행</w:t>
+            <w:tcW w:type="dxa" w:w="1440"/>
+          </w:tcPr>
+          <w:p>
+            <w:r>
+              <w:rPr>
+                <w:b w:val="0"/>
+              </w:rPr>
+              <w:t>모둠별 4~6명</w:t>
+            </w:r>
+          </w:p>
+        </w:tc>
+        <w:tc>
+          <w:tcPr>
+            <w:tcW w:type="dxa" w:w="1440"/>
+          </w:tcPr>
+          <w:p>
+            <w:r>
+              <w:rPr>
+                <w:b w:val="0"/>
+              </w:rPr>
+              <w:t>정해진 길에서 자연의 색·모양 찾기</w:t>
+            </w:r>
+          </w:p>
+        </w:tc>
+        <w:tc>
+          <w:tcPr>
+            <w:tcW w:type="dxa" w:w="1440"/>
+          </w:tcPr>
+          <w:p>
+            <w:r>
+              <w:rPr>
+                <w:b w:val="0"/>
+              </w:rPr>
+              <w:t>선두·후미 인솔, 도로 횡단 통제</w:t>
+            </w:r>
+          </w:p>
+        </w:tc>
+        <w:tc>
+          <w:tcPr>
+            <w:tcW w:type="dxa" w:w="1440"/>
+          </w:tcPr>
+          <w:p>
+            <w:r>
+              <w:rPr>
+                <w:b w:val="0"/>
+              </w:rPr>
+              <w:t>담당 ________ / 기한 ________</w:t>
             </w:r>
           </w:p>
         </w:tc>
@@ -1696,66 +2098,79 @@
       <w:tr>
         <w:tc>
           <w:tcPr>
-            <w:tcW w:type="dxa" w:w="1728"/>
-          </w:tcPr>
-          <w:p>
-            <w:r>
-              <w:rPr>
-                <w:b w:val="0"/>
-              </w:rPr>
-              <w:t>2. 자연 색깔 찾기</w:t>
-            </w:r>
-          </w:p>
-        </w:tc>
-        <w:tc>
-          <w:tcPr>
-            <w:tcW w:type="dxa" w:w="1728"/>
-          </w:tcPr>
-          <w:p>
-            <w:r>
-              <w:rPr>
-                <w:b w:val="0"/>
-              </w:rPr>
-              <w:t>색깔 카드</w:t>
-            </w:r>
-          </w:p>
-        </w:tc>
-        <w:tc>
-          <w:tcPr>
-            <w:tcW w:type="dxa" w:w="1728"/>
-          </w:tcPr>
-          <w:p>
-            <w:r>
-              <w:rPr>
-                <w:b w:val="0"/>
-              </w:rPr>
-              <w:t>모둠 3~5명</w:t>
-            </w:r>
-          </w:p>
-        </w:tc>
-        <w:tc>
-          <w:tcPr>
-            <w:tcW w:type="dxa" w:w="1728"/>
-          </w:tcPr>
-          <w:p>
-            <w:r>
-              <w:rPr>
-                <w:b w:val="0"/>
-              </w:rPr>
-              <w:t>카드와 비슷한 자연의 색을 찾는다.</w:t>
-            </w:r>
-          </w:p>
-        </w:tc>
-        <w:tc>
-          <w:tcPr>
-            <w:tcW w:type="dxa" w:w="1728"/>
-          </w:tcPr>
-          <w:p>
-            <w:r>
-              <w:rPr>
-                <w:b w:val="0"/>
-              </w:rPr>
-              <w:t>식물 채취 금지</w:t>
+            <w:tcW w:type="dxa" w:w="1440"/>
+          </w:tcPr>
+          <w:p>
+            <w:r>
+              <w:rPr>
+                <w:b w:val="0"/>
+              </w:rPr>
+              <w:t>나뭇잎 모양 탐색</w:t>
+            </w:r>
+          </w:p>
+        </w:tc>
+        <w:tc>
+          <w:tcPr>
+            <w:tcW w:type="dxa" w:w="1440"/>
+          </w:tcPr>
+          <w:p>
+            <w:r>
+              <w:rPr>
+                <w:b w:val="0"/>
+              </w:rPr>
+              <w:t>그림 도감, 관찰지</w:t>
+            </w:r>
+          </w:p>
+        </w:tc>
+        <w:tc>
+          <w:tcPr>
+            <w:tcW w:type="dxa" w:w="1440"/>
+          </w:tcPr>
+          <w:p>
+            <w:r>
+              <w:rPr>
+                <w:b w:val="0"/>
+              </w:rPr>
+              <w:t>모둠별 4~6명</w:t>
+            </w:r>
+          </w:p>
+        </w:tc>
+        <w:tc>
+          <w:tcPr>
+            <w:tcW w:type="dxa" w:w="1440"/>
+          </w:tcPr>
+          <w:p>
+            <w:r>
+              <w:rPr>
+                <w:b w:val="0"/>
+              </w:rPr>
+              <w:t>잎을 눈으로 관찰하고 형태 비교하기</w:t>
+            </w:r>
+          </w:p>
+        </w:tc>
+        <w:tc>
+          <w:tcPr>
+            <w:tcW w:type="dxa" w:w="1440"/>
+          </w:tcPr>
+          <w:p>
+            <w:r>
+              <w:rPr>
+                <w:b w:val="0"/>
+              </w:rPr>
+              <w:t>식물 채취·섭취 금지</w:t>
+            </w:r>
+          </w:p>
+        </w:tc>
+        <w:tc>
+          <w:tcPr>
+            <w:tcW w:type="dxa" w:w="1440"/>
+          </w:tcPr>
+          <w:p>
+            <w:r>
+              <w:rPr>
+                <w:b w:val="0"/>
+              </w:rPr>
+              <w:t>담당 ________ / 기한 ________</w:t>
             </w:r>
           </w:p>
         </w:tc>
@@ -1763,66 +2178,79 @@
       <w:tr>
         <w:tc>
           <w:tcPr>
-            <w:tcW w:type="dxa" w:w="1728"/>
-          </w:tcPr>
-          <w:p>
-            <w:r>
-              <w:rPr>
-                <w:b w:val="0"/>
-              </w:rPr>
-              <w:t>3. 나뭇잎 무늬 찍기</w:t>
-            </w:r>
-          </w:p>
-        </w:tc>
-        <w:tc>
-          <w:tcPr>
-            <w:tcW w:type="dxa" w:w="1728"/>
-          </w:tcPr>
-          <w:p>
-            <w:r>
-              <w:rPr>
-                <w:b w:val="0"/>
-              </w:rPr>
-              <w:t>종이, 크레용</w:t>
-            </w:r>
-          </w:p>
-        </w:tc>
-        <w:tc>
-          <w:tcPr>
-            <w:tcW w:type="dxa" w:w="1728"/>
-          </w:tcPr>
-          <w:p>
-            <w:r>
-              <w:rPr>
-                <w:b w:val="0"/>
-              </w:rPr>
-              <w:t>개인</w:t>
-            </w:r>
-          </w:p>
-        </w:tc>
-        <w:tc>
-          <w:tcPr>
-            <w:tcW w:type="dxa" w:w="1728"/>
-          </w:tcPr>
-          <w:p>
-            <w:r>
-              <w:rPr>
-                <w:b w:val="0"/>
-              </w:rPr>
-              <w:t>떨어진 잎의 무늬를 문질러 찍는다.</w:t>
-            </w:r>
-          </w:p>
-        </w:tc>
-        <w:tc>
-          <w:tcPr>
-            <w:tcW w:type="dxa" w:w="1728"/>
-          </w:tcPr>
-          <w:p>
-            <w:r>
-              <w:rPr>
-                <w:b w:val="0"/>
-              </w:rPr>
-              <w:t>모르는 열매·수액 접촉 금지</w:t>
+            <w:tcW w:type="dxa" w:w="1440"/>
+          </w:tcPr>
+          <w:p>
+            <w:r>
+              <w:rPr>
+                <w:b w:val="0"/>
+              </w:rPr>
+              <w:t>새소리 조용히 듣기</w:t>
+            </w:r>
+          </w:p>
+        </w:tc>
+        <w:tc>
+          <w:tcPr>
+            <w:tcW w:type="dxa" w:w="1440"/>
+          </w:tcPr>
+          <w:p>
+            <w:r>
+              <w:rPr>
+                <w:b w:val="0"/>
+              </w:rPr>
+              <w:t>기록지</w:t>
+            </w:r>
+          </w:p>
+        </w:tc>
+        <w:tc>
+          <w:tcPr>
+            <w:tcW w:type="dxa" w:w="1440"/>
+          </w:tcPr>
+          <w:p>
+            <w:r>
+              <w:rPr>
+                <w:b w:val="0"/>
+              </w:rPr>
+              <w:t>모둠별 4~6명</w:t>
+            </w:r>
+          </w:p>
+        </w:tc>
+        <w:tc>
+          <w:tcPr>
+            <w:tcW w:type="dxa" w:w="1440"/>
+          </w:tcPr>
+          <w:p>
+            <w:r>
+              <w:rPr>
+                <w:b w:val="0"/>
+              </w:rPr>
+              <w:t>지정 지점에서 소리를 듣고 느낌 나누기</w:t>
+            </w:r>
+          </w:p>
+        </w:tc>
+        <w:tc>
+          <w:tcPr>
+            <w:tcW w:type="dxa" w:w="1440"/>
+          </w:tcPr>
+          <w:p>
+            <w:r>
+              <w:rPr>
+                <w:b w:val="0"/>
+              </w:rPr>
+              <w:t>수풀·물가 접근 금지</w:t>
+            </w:r>
+          </w:p>
+        </w:tc>
+        <w:tc>
+          <w:tcPr>
+            <w:tcW w:type="dxa" w:w="1440"/>
+          </w:tcPr>
+          <w:p>
+            <w:r>
+              <w:rPr>
+                <w:b w:val="0"/>
+              </w:rPr>
+              <w:t>담당 ________ / 기한 ________</w:t>
             </w:r>
           </w:p>
         </w:tc>
@@ -1830,66 +2258,79 @@
       <w:tr>
         <w:tc>
           <w:tcPr>
-            <w:tcW w:type="dxa" w:w="1728"/>
-          </w:tcPr>
-          <w:p>
-            <w:r>
-              <w:rPr>
-                <w:b w:val="0"/>
-              </w:rPr>
-              <w:t>4. 새소리 듣기</w:t>
-            </w:r>
-          </w:p>
-        </w:tc>
-        <w:tc>
-          <w:tcPr>
-            <w:tcW w:type="dxa" w:w="1728"/>
-          </w:tcPr>
-          <w:p>
-            <w:r>
-              <w:rPr>
-                <w:b w:val="0"/>
-              </w:rPr>
-              <w:t>기록지</w:t>
-            </w:r>
-          </w:p>
-        </w:tc>
-        <w:tc>
-          <w:tcPr>
-            <w:tcW w:type="dxa" w:w="1728"/>
-          </w:tcPr>
-          <w:p>
-            <w:r>
-              <w:rPr>
-                <w:b w:val="0"/>
-              </w:rPr>
-              <w:t>전체</w:t>
-            </w:r>
-          </w:p>
-        </w:tc>
-        <w:tc>
-          <w:tcPr>
-            <w:tcW w:type="dxa" w:w="1728"/>
-          </w:tcPr>
-          <w:p>
-            <w:r>
-              <w:rPr>
-                <w:b w:val="0"/>
-              </w:rPr>
-              <w:t>그늘에서 조용히 주변 소리를 듣는다.</w:t>
-            </w:r>
-          </w:p>
-        </w:tc>
-        <w:tc>
-          <w:tcPr>
-            <w:tcW w:type="dxa" w:w="1728"/>
-          </w:tcPr>
-          <w:p>
-            <w:r>
-              <w:rPr>
-                <w:b w:val="0"/>
-              </w:rPr>
-              <w:t>벌집·풀숲 접근 금지</w:t>
+            <w:tcW w:type="dxa" w:w="1440"/>
+          </w:tcPr>
+          <w:p>
+            <w:r>
+              <w:rPr>
+                <w:b w:val="0"/>
+              </w:rPr>
+              <w:t>자연 색 찾기</w:t>
+            </w:r>
+          </w:p>
+        </w:tc>
+        <w:tc>
+          <w:tcPr>
+            <w:tcW w:type="dxa" w:w="1440"/>
+          </w:tcPr>
+          <w:p>
+            <w:r>
+              <w:rPr>
+                <w:b w:val="0"/>
+              </w:rPr>
+              <w:t>색상 카드</w:t>
+            </w:r>
+          </w:p>
+        </w:tc>
+        <w:tc>
+          <w:tcPr>
+            <w:tcW w:type="dxa" w:w="1440"/>
+          </w:tcPr>
+          <w:p>
+            <w:r>
+              <w:rPr>
+                <w:b w:val="0"/>
+              </w:rPr>
+              <w:t>모둠별 4~6명</w:t>
+            </w:r>
+          </w:p>
+        </w:tc>
+        <w:tc>
+          <w:tcPr>
+            <w:tcW w:type="dxa" w:w="1440"/>
+          </w:tcPr>
+          <w:p>
+            <w:r>
+              <w:rPr>
+                <w:b w:val="0"/>
+              </w:rPr>
+              <w:t>카드와 비슷한 자연의 색 찾기</w:t>
+            </w:r>
+          </w:p>
+        </w:tc>
+        <w:tc>
+          <w:tcPr>
+            <w:tcW w:type="dxa" w:w="1440"/>
+          </w:tcPr>
+          <w:p>
+            <w:r>
+              <w:rPr>
+                <w:b w:val="0"/>
+              </w:rPr>
+              <w:t>경계 밖 이동·생물 접촉 금지</w:t>
+            </w:r>
+          </w:p>
+        </w:tc>
+        <w:tc>
+          <w:tcPr>
+            <w:tcW w:type="dxa" w:w="1440"/>
+          </w:tcPr>
+          <w:p>
+            <w:r>
+              <w:rPr>
+                <w:b w:val="0"/>
+              </w:rPr>
+              <w:t>담당 ________ / 기한 ________</w:t>
             </w:r>
           </w:p>
         </w:tc>
@@ -1897,20 +2338,20 @@
       <w:tr>
         <w:tc>
           <w:tcPr>
-            <w:tcW w:type="dxa" w:w="1728"/>
-          </w:tcPr>
-          <w:p>
-            <w:r>
-              <w:rPr>
-                <w:b w:val="0"/>
-              </w:rPr>
-              <w:t>5. 그림자 관찰</w:t>
-            </w:r>
-          </w:p>
-        </w:tc>
-        <w:tc>
-          <w:tcPr>
-            <w:tcW w:type="dxa" w:w="1728"/>
+            <w:tcW w:type="dxa" w:w="1440"/>
+          </w:tcPr>
+          <w:p>
+            <w:r>
+              <w:rPr>
+                <w:b w:val="0"/>
+              </w:rPr>
+              <w:t>그림자 관찰</w:t>
+            </w:r>
+          </w:p>
+        </w:tc>
+        <w:tc>
+          <w:tcPr>
+            <w:tcW w:type="dxa" w:w="1440"/>
           </w:tcPr>
           <w:p>
             <w:r>
@@ -1923,40 +2364,53 @@
         </w:tc>
         <w:tc>
           <w:tcPr>
-            <w:tcW w:type="dxa" w:w="1728"/>
-          </w:tcPr>
-          <w:p>
-            <w:r>
-              <w:rPr>
-                <w:b w:val="0"/>
-              </w:rPr>
-              <w:t>모둠 3~5명</w:t>
-            </w:r>
-          </w:p>
-        </w:tc>
-        <w:tc>
-          <w:tcPr>
-            <w:tcW w:type="dxa" w:w="1728"/>
-          </w:tcPr>
-          <w:p>
-            <w:r>
-              <w:rPr>
-                <w:b w:val="0"/>
-              </w:rPr>
-              <w:t>그늘 가까이에서 그림자를 비교한다.</w:t>
-            </w:r>
-          </w:p>
-        </w:tc>
-        <w:tc>
-          <w:tcPr>
-            <w:tcW w:type="dxa" w:w="1728"/>
-          </w:tcPr>
-          <w:p>
-            <w:r>
-              <w:rPr>
-                <w:b w:val="0"/>
-              </w:rPr>
-              <w:t>태양 직접 보기 금지</w:t>
+            <w:tcW w:type="dxa" w:w="1440"/>
+          </w:tcPr>
+          <w:p>
+            <w:r>
+              <w:rPr>
+                <w:b w:val="0"/>
+              </w:rPr>
+              <w:t>모둠별 4~6명</w:t>
+            </w:r>
+          </w:p>
+        </w:tc>
+        <w:tc>
+          <w:tcPr>
+            <w:tcW w:type="dxa" w:w="1440"/>
+          </w:tcPr>
+          <w:p>
+            <w:r>
+              <w:rPr>
+                <w:b w:val="0"/>
+              </w:rPr>
+              <w:t>그림자의 방향과 길이 비교하기</w:t>
+            </w:r>
+          </w:p>
+        </w:tc>
+        <w:tc>
+          <w:tcPr>
+            <w:tcW w:type="dxa" w:w="1440"/>
+          </w:tcPr>
+          <w:p>
+            <w:r>
+              <w:rPr>
+                <w:b w:val="0"/>
+              </w:rPr>
+              <w:t>태양 직접 보기 금지, 그늘 휴식</w:t>
+            </w:r>
+          </w:p>
+        </w:tc>
+        <w:tc>
+          <w:tcPr>
+            <w:tcW w:type="dxa" w:w="1440"/>
+          </w:tcPr>
+          <w:p>
+            <w:r>
+              <w:rPr>
+                <w:b w:val="0"/>
+              </w:rPr>
+              <w:t>담당 ________ / 기한 ________</w:t>
             </w:r>
           </w:p>
         </w:tc>
@@ -1964,66 +2418,79 @@
       <w:tr>
         <w:tc>
           <w:tcPr>
-            <w:tcW w:type="dxa" w:w="1728"/>
-          </w:tcPr>
-          <w:p>
-            <w:r>
-              <w:rPr>
-                <w:b w:val="0"/>
-              </w:rPr>
-              <w:t>6. 야외 감사 찾기</w:t>
-            </w:r>
-          </w:p>
-        </w:tc>
-        <w:tc>
-          <w:tcPr>
-            <w:tcW w:type="dxa" w:w="1728"/>
-          </w:tcPr>
-          <w:p>
-            <w:r>
-              <w:rPr>
-                <w:b w:val="0"/>
-              </w:rPr>
-              <w:t>감사 카드</w:t>
-            </w:r>
-          </w:p>
-        </w:tc>
-        <w:tc>
-          <w:tcPr>
-            <w:tcW w:type="dxa" w:w="1728"/>
-          </w:tcPr>
-          <w:p>
-            <w:r>
-              <w:rPr>
-                <w:b w:val="0"/>
-              </w:rPr>
-              <w:t>모둠 3~5명</w:t>
-            </w:r>
-          </w:p>
-        </w:tc>
-        <w:tc>
-          <w:tcPr>
-            <w:tcW w:type="dxa" w:w="1728"/>
-          </w:tcPr>
-          <w:p>
-            <w:r>
-              <w:rPr>
-                <w:b w:val="0"/>
-              </w:rPr>
-              <w:t>감사한 풍경이나 일을 찾아 나눈다.</w:t>
-            </w:r>
-          </w:p>
-        </w:tc>
-        <w:tc>
-          <w:tcPr>
-            <w:tcW w:type="dxa" w:w="1728"/>
-          </w:tcPr>
-          <w:p>
-            <w:r>
-              <w:rPr>
-                <w:b w:val="0"/>
-              </w:rPr>
-              <w:t>경계 밖 이동 금지</w:t>
+            <w:tcW w:type="dxa" w:w="1440"/>
+          </w:tcPr>
+          <w:p>
+            <w:r>
+              <w:rPr>
+                <w:b w:val="0"/>
+              </w:rPr>
+              <w:t>공원 환경 정리</w:t>
+            </w:r>
+          </w:p>
+        </w:tc>
+        <w:tc>
+          <w:tcPr>
+            <w:tcW w:type="dxa" w:w="1440"/>
+          </w:tcPr>
+          <w:p>
+            <w:r>
+              <w:rPr>
+                <w:b w:val="0"/>
+              </w:rPr>
+              <w:t>집게, 장갑, 봉투</w:t>
+            </w:r>
+          </w:p>
+        </w:tc>
+        <w:tc>
+          <w:tcPr>
+            <w:tcW w:type="dxa" w:w="1440"/>
+          </w:tcPr>
+          <w:p>
+            <w:r>
+              <w:rPr>
+                <w:b w:val="0"/>
+              </w:rPr>
+              <w:t>모둠별 4~6명</w:t>
+            </w:r>
+          </w:p>
+        </w:tc>
+        <w:tc>
+          <w:tcPr>
+            <w:tcW w:type="dxa" w:w="1440"/>
+          </w:tcPr>
+          <w:p>
+            <w:r>
+              <w:rPr>
+                <w:b w:val="0"/>
+              </w:rPr>
+              <w:t>허용 구역의 일반 쓰레기 줍기</w:t>
+            </w:r>
+          </w:p>
+        </w:tc>
+        <w:tc>
+          <w:tcPr>
+            <w:tcW w:type="dxa" w:w="1440"/>
+          </w:tcPr>
+          <w:p>
+            <w:r>
+              <w:rPr>
+                <w:b w:val="0"/>
+              </w:rPr>
+              <w:t>날카로운 물건·오염물은 성인이 처리</w:t>
+            </w:r>
+          </w:p>
+        </w:tc>
+        <w:tc>
+          <w:tcPr>
+            <w:tcW w:type="dxa" w:w="1440"/>
+          </w:tcPr>
+          <w:p>
+            <w:r>
+              <w:rPr>
+                <w:b w:val="0"/>
+              </w:rPr>
+              <w:t>담당 ________ / 기한 ________</w:t>
             </w:r>
           </w:p>
         </w:tc>
@@ -2031,66 +2498,79 @@
       <w:tr>
         <w:tc>
           <w:tcPr>
-            <w:tcW w:type="dxa" w:w="1728"/>
-          </w:tcPr>
-          <w:p>
-            <w:r>
-              <w:rPr>
-                <w:b w:val="0"/>
-              </w:rPr>
-              <w:t>7. 그림 단서 보물찾기</w:t>
-            </w:r>
-          </w:p>
-        </w:tc>
-        <w:tc>
-          <w:tcPr>
-            <w:tcW w:type="dxa" w:w="1728"/>
-          </w:tcPr>
-          <w:p>
-            <w:r>
-              <w:rPr>
-                <w:b w:val="0"/>
-              </w:rPr>
-              <w:t>큰 그림 카드</w:t>
-            </w:r>
-          </w:p>
-        </w:tc>
-        <w:tc>
-          <w:tcPr>
-            <w:tcW w:type="dxa" w:w="1728"/>
-          </w:tcPr>
-          <w:p>
-            <w:r>
-              <w:rPr>
-                <w:b w:val="0"/>
-              </w:rPr>
-              <w:t>모둠 3~5명</w:t>
-            </w:r>
-          </w:p>
-        </w:tc>
-        <w:tc>
-          <w:tcPr>
-            <w:tcW w:type="dxa" w:w="1728"/>
-          </w:tcPr>
-          <w:p>
-            <w:r>
-              <w:rPr>
-                <w:b w:val="0"/>
-              </w:rPr>
-              <w:t>지정 구역의 카드를 함께 찾는다.</w:t>
-            </w:r>
-          </w:p>
-        </w:tc>
-        <w:tc>
-          <w:tcPr>
-            <w:tcW w:type="dxa" w:w="1728"/>
-          </w:tcPr>
-          <w:p>
-            <w:r>
-              <w:rPr>
-                <w:b w:val="0"/>
-              </w:rPr>
-              <w:t>차도·계단 주변 배치 금지</w:t>
+            <w:tcW w:type="dxa" w:w="1440"/>
+          </w:tcPr>
+          <w:p>
+            <w:r>
+              <w:rPr>
+                <w:b w:val="0"/>
+              </w:rPr>
+              <w:t>야외 감사 그림</w:t>
+            </w:r>
+          </w:p>
+        </w:tc>
+        <w:tc>
+          <w:tcPr>
+            <w:tcW w:type="dxa" w:w="1440"/>
+          </w:tcPr>
+          <w:p>
+            <w:r>
+              <w:rPr>
+                <w:b w:val="0"/>
+              </w:rPr>
+              <w:t>받침판, 종이, 색연필</w:t>
+            </w:r>
+          </w:p>
+        </w:tc>
+        <w:tc>
+          <w:tcPr>
+            <w:tcW w:type="dxa" w:w="1440"/>
+          </w:tcPr>
+          <w:p>
+            <w:r>
+              <w:rPr>
+                <w:b w:val="0"/>
+              </w:rPr>
+              <w:t>개인</w:t>
+            </w:r>
+          </w:p>
+        </w:tc>
+        <w:tc>
+          <w:tcPr>
+            <w:tcW w:type="dxa" w:w="1440"/>
+          </w:tcPr>
+          <w:p>
+            <w:r>
+              <w:rPr>
+                <w:b w:val="0"/>
+              </w:rPr>
+              <w:t>자연을 관찰하며 감사한 장면 그리기</w:t>
+            </w:r>
+          </w:p>
+        </w:tc>
+        <w:tc>
+          <w:tcPr>
+            <w:tcW w:type="dxa" w:w="1440"/>
+          </w:tcPr>
+          <w:p>
+            <w:r>
+              <w:rPr>
+                <w:b w:val="0"/>
+              </w:rPr>
+              <w:t>그늘 확보, 수분 섭취</w:t>
+            </w:r>
+          </w:p>
+        </w:tc>
+        <w:tc>
+          <w:tcPr>
+            <w:tcW w:type="dxa" w:w="1440"/>
+          </w:tcPr>
+          <w:p>
+            <w:r>
+              <w:rPr>
+                <w:b w:val="0"/>
+              </w:rPr>
+              <w:t>담당 ________ / 기한 ________</w:t>
             </w:r>
           </w:p>
         </w:tc>
@@ -2098,66 +2578,79 @@
       <w:tr>
         <w:tc>
           <w:tcPr>
-            <w:tcW w:type="dxa" w:w="1728"/>
-          </w:tcPr>
-          <w:p>
-            <w:r>
-              <w:rPr>
-                <w:b w:val="0"/>
-              </w:rPr>
-              <w:t>8. 협동 공 운반</w:t>
-            </w:r>
-          </w:p>
-        </w:tc>
-        <w:tc>
-          <w:tcPr>
-            <w:tcW w:type="dxa" w:w="1728"/>
-          </w:tcPr>
-          <w:p>
-            <w:r>
-              <w:rPr>
-                <w:b w:val="0"/>
-              </w:rPr>
-              <w:t>큰 천, 가벼운 공</w:t>
-            </w:r>
-          </w:p>
-        </w:tc>
-        <w:tc>
-          <w:tcPr>
-            <w:tcW w:type="dxa" w:w="1728"/>
-          </w:tcPr>
-          <w:p>
-            <w:r>
-              <w:rPr>
-                <w:b w:val="0"/>
-              </w:rPr>
-              <w:t>모둠 3~5명</w:t>
-            </w:r>
-          </w:p>
-        </w:tc>
-        <w:tc>
-          <w:tcPr>
-            <w:tcW w:type="dxa" w:w="1728"/>
-          </w:tcPr>
-          <w:p>
-            <w:r>
-              <w:rPr>
-                <w:b w:val="0"/>
-              </w:rPr>
-              <w:t>천 가장자리를 잡고 공을 옮긴다.</w:t>
-            </w:r>
-          </w:p>
-        </w:tc>
-        <w:tc>
-          <w:tcPr>
-            <w:tcW w:type="dxa" w:w="1728"/>
-          </w:tcPr>
-          <w:p>
-            <w:r>
-              <w:rPr>
-                <w:b w:val="0"/>
-              </w:rPr>
-              <w:t>걷기만 허용</w:t>
+            <w:tcW w:type="dxa" w:w="1440"/>
+          </w:tcPr>
+          <w:p>
+            <w:r>
+              <w:rPr>
+                <w:b w:val="0"/>
+              </w:rPr>
+              <w:t>돗자리 말씀 나눔</w:t>
+            </w:r>
+          </w:p>
+        </w:tc>
+        <w:tc>
+          <w:tcPr>
+            <w:tcW w:type="dxa" w:w="1440"/>
+          </w:tcPr>
+          <w:p>
+            <w:r>
+              <w:rPr>
+                <w:b w:val="0"/>
+              </w:rPr>
+              <w:t>돗자리, 주제 카드</w:t>
+            </w:r>
+          </w:p>
+        </w:tc>
+        <w:tc>
+          <w:tcPr>
+            <w:tcW w:type="dxa" w:w="1440"/>
+          </w:tcPr>
+          <w:p>
+            <w:r>
+              <w:rPr>
+                <w:b w:val="0"/>
+              </w:rPr>
+              <w:t>모둠별 4~6명</w:t>
+            </w:r>
+          </w:p>
+        </w:tc>
+        <w:tc>
+          <w:tcPr>
+            <w:tcW w:type="dxa" w:w="1440"/>
+          </w:tcPr>
+          <w:p>
+            <w:r>
+              <w:rPr>
+                <w:b w:val="0"/>
+              </w:rPr>
+              <w:t>배운 말씀의 실천 방법을 돌아가며 나누기</w:t>
+            </w:r>
+          </w:p>
+        </w:tc>
+        <w:tc>
+          <w:tcPr>
+            <w:tcW w:type="dxa" w:w="1440"/>
+          </w:tcPr>
+          <w:p>
+            <w:r>
+              <w:rPr>
+                <w:b w:val="0"/>
+              </w:rPr>
+              <w:t>평탄한 장소 선정, 벌레 확인</w:t>
+            </w:r>
+          </w:p>
+        </w:tc>
+        <w:tc>
+          <w:tcPr>
+            <w:tcW w:type="dxa" w:w="1440"/>
+          </w:tcPr>
+          <w:p>
+            <w:r>
+              <w:rPr>
+                <w:b w:val="0"/>
+              </w:rPr>
+              <w:t>담당 ________ / 기한 ________</w:t>
             </w:r>
           </w:p>
         </w:tc>
@@ -2165,66 +2658,79 @@
       <w:tr>
         <w:tc>
           <w:tcPr>
-            <w:tcW w:type="dxa" w:w="1728"/>
-          </w:tcPr>
-          <w:p>
-            <w:r>
-              <w:rPr>
-                <w:b w:val="0"/>
-              </w:rPr>
-              <w:t>9. 물 붓기 협동 놀이</w:t>
-            </w:r>
-          </w:p>
-        </w:tc>
-        <w:tc>
-          <w:tcPr>
-            <w:tcW w:type="dxa" w:w="1728"/>
-          </w:tcPr>
-          <w:p>
-            <w:r>
-              <w:rPr>
-                <w:b w:val="0"/>
-              </w:rPr>
-              <w:t>작은 컵, 낮은 통</w:t>
-            </w:r>
-          </w:p>
-        </w:tc>
-        <w:tc>
-          <w:tcPr>
-            <w:tcW w:type="dxa" w:w="1728"/>
-          </w:tcPr>
-          <w:p>
-            <w:r>
-              <w:rPr>
-                <w:b w:val="0"/>
-              </w:rPr>
-              <w:t>모둠 3~5명</w:t>
-            </w:r>
-          </w:p>
-        </w:tc>
-        <w:tc>
-          <w:tcPr>
-            <w:tcW w:type="dxa" w:w="1728"/>
-          </w:tcPr>
-          <w:p>
-            <w:r>
-              <w:rPr>
-                <w:b w:val="0"/>
-              </w:rPr>
-              <w:t>컵으로 물을 옮겨 표시선까지 채운다.</w:t>
-            </w:r>
-          </w:p>
-        </w:tc>
-        <w:tc>
-          <w:tcPr>
-            <w:tcW w:type="dxa" w:w="1728"/>
-          </w:tcPr>
-          <w:p>
-            <w:r>
-              <w:rPr>
-                <w:b w:val="0"/>
-              </w:rPr>
-              <w:t>물 고임 즉시 정리</w:t>
+            <w:tcW w:type="dxa" w:w="1440"/>
+          </w:tcPr>
+          <w:p>
+            <w:r>
+              <w:rPr>
+                <w:b w:val="0"/>
+              </w:rPr>
+              <w:t>협력 공 굴리기</w:t>
+            </w:r>
+          </w:p>
+        </w:tc>
+        <w:tc>
+          <w:tcPr>
+            <w:tcW w:type="dxa" w:w="1440"/>
+          </w:tcPr>
+          <w:p>
+            <w:r>
+              <w:rPr>
+                <w:b w:val="0"/>
+              </w:rPr>
+              <w:t>부드러운 공, 표지판</w:t>
+            </w:r>
+          </w:p>
+        </w:tc>
+        <w:tc>
+          <w:tcPr>
+            <w:tcW w:type="dxa" w:w="1440"/>
+          </w:tcPr>
+          <w:p>
+            <w:r>
+              <w:rPr>
+                <w:b w:val="0"/>
+              </w:rPr>
+              <w:t>모둠별 4~6명</w:t>
+            </w:r>
+          </w:p>
+        </w:tc>
+        <w:tc>
+          <w:tcPr>
+            <w:tcW w:type="dxa" w:w="1440"/>
+          </w:tcPr>
+          <w:p>
+            <w:r>
+              <w:rPr>
+                <w:b w:val="0"/>
+              </w:rPr>
+              <w:t>서로 공을 굴려 정해진 지점 연결하기</w:t>
+            </w:r>
+          </w:p>
+        </w:tc>
+        <w:tc>
+          <w:tcPr>
+            <w:tcW w:type="dxa" w:w="1440"/>
+          </w:tcPr>
+          <w:p>
+            <w:r>
+              <w:rPr>
+                <w:b w:val="0"/>
+              </w:rPr>
+              <w:t>차도·경사면 제외</w:t>
+            </w:r>
+          </w:p>
+        </w:tc>
+        <w:tc>
+          <w:tcPr>
+            <w:tcW w:type="dxa" w:w="1440"/>
+          </w:tcPr>
+          <w:p>
+            <w:r>
+              <w:rPr>
+                <w:b w:val="0"/>
+              </w:rPr>
+              <w:t>담당 ________ / 기한 ________</w:t>
             </w:r>
           </w:p>
         </w:tc>
@@ -2232,66 +2738,79 @@
       <w:tr>
         <w:tc>
           <w:tcPr>
-            <w:tcW w:type="dxa" w:w="1728"/>
-          </w:tcPr>
-          <w:p>
-            <w:r>
-              <w:rPr>
-                <w:b w:val="0"/>
-              </w:rPr>
-              <w:t>10. 비눗방울 관찰</w:t>
-            </w:r>
-          </w:p>
-        </w:tc>
-        <w:tc>
-          <w:tcPr>
-            <w:tcW w:type="dxa" w:w="1728"/>
-          </w:tcPr>
-          <w:p>
-            <w:r>
-              <w:rPr>
-                <w:b w:val="0"/>
-              </w:rPr>
-              <w:t>비눗방울 도구</w:t>
-            </w:r>
-          </w:p>
-        </w:tc>
-        <w:tc>
-          <w:tcPr>
-            <w:tcW w:type="dxa" w:w="1728"/>
-          </w:tcPr>
-          <w:p>
-            <w:r>
-              <w:rPr>
-                <w:b w:val="0"/>
-              </w:rPr>
-              <w:t>모둠 3~5명</w:t>
-            </w:r>
-          </w:p>
-        </w:tc>
-        <w:tc>
-          <w:tcPr>
-            <w:tcW w:type="dxa" w:w="1728"/>
-          </w:tcPr>
-          <w:p>
-            <w:r>
-              <w:rPr>
-                <w:b w:val="0"/>
-              </w:rPr>
-              <w:t>크기와 움직임을 관찰한다.</w:t>
-            </w:r>
-          </w:p>
-        </w:tc>
-        <w:tc>
-          <w:tcPr>
-            <w:tcW w:type="dxa" w:w="1728"/>
-          </w:tcPr>
-          <w:p>
-            <w:r>
-              <w:rPr>
-                <w:b w:val="0"/>
-              </w:rPr>
-              <w:t>용액 삼킴·눈 접촉 주의</w:t>
+            <w:tcW w:type="dxa" w:w="1440"/>
+          </w:tcPr>
+          <w:p>
+            <w:r>
+              <w:rPr>
+                <w:b w:val="0"/>
+              </w:rPr>
+              <w:t>걷기 미션 순환 활동</w:t>
+            </w:r>
+          </w:p>
+        </w:tc>
+        <w:tc>
+          <w:tcPr>
+            <w:tcW w:type="dxa" w:w="1440"/>
+          </w:tcPr>
+          <w:p>
+            <w:r>
+              <w:rPr>
+                <w:b w:val="0"/>
+              </w:rPr>
+              <w:t>미션 카드, 표지판</w:t>
+            </w:r>
+          </w:p>
+        </w:tc>
+        <w:tc>
+          <w:tcPr>
+            <w:tcW w:type="dxa" w:w="1440"/>
+          </w:tcPr>
+          <w:p>
+            <w:r>
+              <w:rPr>
+                <w:b w:val="0"/>
+              </w:rPr>
+              <w:t>모둠별 4~6명</w:t>
+            </w:r>
+          </w:p>
+        </w:tc>
+        <w:tc>
+          <w:tcPr>
+            <w:tcW w:type="dxa" w:w="1440"/>
+          </w:tcPr>
+          <w:p>
+            <w:r>
+              <w:rPr>
+                <w:b w:val="0"/>
+              </w:rPr>
+              <w:t>지정 지점을 걸으며 협력 과제 수행하기</w:t>
+            </w:r>
+          </w:p>
+        </w:tc>
+        <w:tc>
+          <w:tcPr>
+            <w:tcW w:type="dxa" w:w="1440"/>
+          </w:tcPr>
+          <w:p>
+            <w:r>
+              <w:rPr>
+                <w:b w:val="0"/>
+              </w:rPr>
+              <w:t>달리기 금지, 지점별 인솔 배치</w:t>
+            </w:r>
+          </w:p>
+        </w:tc>
+        <w:tc>
+          <w:tcPr>
+            <w:tcW w:type="dxa" w:w="1440"/>
+          </w:tcPr>
+          <w:p>
+            <w:r>
+              <w:rPr>
+                <w:b w:val="0"/>
+              </w:rPr>
+              <w:t>담당 ________ / 기한 ________</w:t>
             </w:r>
           </w:p>
         </w:tc>
@@ -2299,66 +2818,79 @@
       <w:tr>
         <w:tc>
           <w:tcPr>
-            <w:tcW w:type="dxa" w:w="1728"/>
-          </w:tcPr>
-          <w:p>
-            <w:r>
-              <w:rPr>
-                <w:b w:val="0"/>
-              </w:rPr>
-              <w:t>11. 마당 놀이 순환</w:t>
-            </w:r>
-          </w:p>
-        </w:tc>
-        <w:tc>
-          <w:tcPr>
-            <w:tcW w:type="dxa" w:w="1728"/>
-          </w:tcPr>
-          <w:p>
-            <w:r>
-              <w:rPr>
-                <w:b w:val="0"/>
-              </w:rPr>
-              <w:t>고리, 표적, 바닥 표시</w:t>
-            </w:r>
-          </w:p>
-        </w:tc>
-        <w:tc>
-          <w:tcPr>
-            <w:tcW w:type="dxa" w:w="1728"/>
-          </w:tcPr>
-          <w:p>
-            <w:r>
-              <w:rPr>
-                <w:b w:val="0"/>
-              </w:rPr>
-              <w:t>모둠 3~5명</w:t>
-            </w:r>
-          </w:p>
-        </w:tc>
-        <w:tc>
-          <w:tcPr>
-            <w:tcW w:type="dxa" w:w="1728"/>
-          </w:tcPr>
-          <w:p>
-            <w:r>
-              <w:rPr>
-                <w:b w:val="0"/>
-              </w:rPr>
-              <w:t>고리 던지기 등 쉬운 놀이를 돈다.</w:t>
-            </w:r>
-          </w:p>
-        </w:tc>
-        <w:tc>
-          <w:tcPr>
-            <w:tcW w:type="dxa" w:w="1728"/>
-          </w:tcPr>
-          <w:p>
-            <w:r>
-              <w:rPr>
-                <w:b w:val="0"/>
-              </w:rPr>
-              <w:t>활동 간 간격 확보</w:t>
+            <w:tcW w:type="dxa" w:w="1440"/>
+          </w:tcPr>
+          <w:p>
+            <w:r>
+              <w:rPr>
+                <w:b w:val="0"/>
+              </w:rPr>
+              <w:t>과학관 탐구 관람</w:t>
+            </w:r>
+          </w:p>
+        </w:tc>
+        <w:tc>
+          <w:tcPr>
+            <w:tcW w:type="dxa" w:w="1440"/>
+          </w:tcPr>
+          <w:p>
+            <w:r>
+              <w:rPr>
+                <w:b w:val="0"/>
+              </w:rPr>
+              <w:t>관찰지, 연필</w:t>
+            </w:r>
+          </w:p>
+        </w:tc>
+        <w:tc>
+          <w:tcPr>
+            <w:tcW w:type="dxa" w:w="1440"/>
+          </w:tcPr>
+          <w:p>
+            <w:r>
+              <w:rPr>
+                <w:b w:val="0"/>
+              </w:rPr>
+              <w:t>모둠별 4~6명</w:t>
+            </w:r>
+          </w:p>
+        </w:tc>
+        <w:tc>
+          <w:tcPr>
+            <w:tcW w:type="dxa" w:w="1440"/>
+          </w:tcPr>
+          <w:p>
+            <w:r>
+              <w:rPr>
+                <w:b w:val="0"/>
+              </w:rPr>
+              <w:t>전시 하나를 골라 관찰 결과 설명하기</w:t>
+            </w:r>
+          </w:p>
+        </w:tc>
+        <w:tc>
+          <w:tcPr>
+            <w:tcW w:type="dxa" w:w="1440"/>
+          </w:tcPr>
+          <w:p>
+            <w:r>
+              <w:rPr>
+                <w:b w:val="0"/>
+              </w:rPr>
+              <w:t>체험기구 이용 조건 준수</w:t>
+            </w:r>
+          </w:p>
+        </w:tc>
+        <w:tc>
+          <w:tcPr>
+            <w:tcW w:type="dxa" w:w="1440"/>
+          </w:tcPr>
+          <w:p>
+            <w:r>
+              <w:rPr>
+                <w:b w:val="0"/>
+              </w:rPr>
+              <w:t>담당 ________ / 기한 ________</w:t>
             </w:r>
           </w:p>
         </w:tc>
@@ -2366,66 +2898,79 @@
       <w:tr>
         <w:tc>
           <w:tcPr>
-            <w:tcW w:type="dxa" w:w="1728"/>
-          </w:tcPr>
-          <w:p>
-            <w:r>
-              <w:rPr>
-                <w:b w:val="0"/>
-              </w:rPr>
-              <w:t>12. 텃밭 돌보기</w:t>
-            </w:r>
-          </w:p>
-        </w:tc>
-        <w:tc>
-          <w:tcPr>
-            <w:tcW w:type="dxa" w:w="1728"/>
-          </w:tcPr>
-          <w:p>
-            <w:r>
-              <w:rPr>
-                <w:b w:val="0"/>
-              </w:rPr>
-              <w:t>모종, 작은 물뿌리개</w:t>
-            </w:r>
-          </w:p>
-        </w:tc>
-        <w:tc>
-          <w:tcPr>
-            <w:tcW w:type="dxa" w:w="1728"/>
-          </w:tcPr>
-          <w:p>
-            <w:r>
-              <w:rPr>
-                <w:b w:val="0"/>
-              </w:rPr>
-              <w:t>모둠 3~5명</w:t>
-            </w:r>
-          </w:p>
-        </w:tc>
-        <w:tc>
-          <w:tcPr>
-            <w:tcW w:type="dxa" w:w="1728"/>
-          </w:tcPr>
-          <w:p>
-            <w:r>
-              <w:rPr>
-                <w:b w:val="0"/>
-              </w:rPr>
-              <w:t>심기와 물주기를 체험한다.</w:t>
-            </w:r>
-          </w:p>
-        </w:tc>
-        <w:tc>
-          <w:tcPr>
-            <w:tcW w:type="dxa" w:w="1728"/>
-          </w:tcPr>
-          <w:p>
-            <w:r>
-              <w:rPr>
-                <w:b w:val="0"/>
-              </w:rPr>
-              <w:t>농기구는 교사 관리</w:t>
+            <w:tcW w:type="dxa" w:w="1440"/>
+          </w:tcPr>
+          <w:p>
+            <w:r>
+              <w:rPr>
+                <w:b w:val="0"/>
+              </w:rPr>
+              <w:t>박물관 생활문화 탐방</w:t>
+            </w:r>
+          </w:p>
+        </w:tc>
+        <w:tc>
+          <w:tcPr>
+            <w:tcW w:type="dxa" w:w="1440"/>
+          </w:tcPr>
+          <w:p>
+            <w:r>
+              <w:rPr>
+                <w:b w:val="0"/>
+              </w:rPr>
+              <w:t>활동지</w:t>
+            </w:r>
+          </w:p>
+        </w:tc>
+        <w:tc>
+          <w:tcPr>
+            <w:tcW w:type="dxa" w:w="1440"/>
+          </w:tcPr>
+          <w:p>
+            <w:r>
+              <w:rPr>
+                <w:b w:val="0"/>
+              </w:rPr>
+              <w:t>모둠별 4~6명</w:t>
+            </w:r>
+          </w:p>
+        </w:tc>
+        <w:tc>
+          <w:tcPr>
+            <w:tcW w:type="dxa" w:w="1440"/>
+          </w:tcPr>
+          <w:p>
+            <w:r>
+              <w:rPr>
+                <w:b w:val="0"/>
+              </w:rPr>
+              <w:t>옛 생활 도구와 오늘의 생활 비교하기</w:t>
+            </w:r>
+          </w:p>
+        </w:tc>
+        <w:tc>
+          <w:tcPr>
+            <w:tcW w:type="dxa" w:w="1440"/>
+          </w:tcPr>
+          <w:p>
+            <w:r>
+              <w:rPr>
+                <w:b w:val="0"/>
+              </w:rPr>
+              <w:t>전시물 접촉 금지, 인원 확인</w:t>
+            </w:r>
+          </w:p>
+        </w:tc>
+        <w:tc>
+          <w:tcPr>
+            <w:tcW w:type="dxa" w:w="1440"/>
+          </w:tcPr>
+          <w:p>
+            <w:r>
+              <w:rPr>
+                <w:b w:val="0"/>
+              </w:rPr>
+              <w:t>담당 ________ / 기한 ________</w:t>
             </w:r>
           </w:p>
         </w:tc>
@@ -2433,66 +2978,79 @@
       <w:tr>
         <w:tc>
           <w:tcPr>
-            <w:tcW w:type="dxa" w:w="1728"/>
-          </w:tcPr>
-          <w:p>
-            <w:r>
-              <w:rPr>
-                <w:b w:val="0"/>
-              </w:rPr>
-              <w:t>13. 마을 환경 돌봄</w:t>
-            </w:r>
-          </w:p>
-        </w:tc>
-        <w:tc>
-          <w:tcPr>
-            <w:tcW w:type="dxa" w:w="1728"/>
-          </w:tcPr>
-          <w:p>
-            <w:r>
-              <w:rPr>
-                <w:b w:val="0"/>
-              </w:rPr>
-              <w:t>집게, 장갑, 봉투</w:t>
-            </w:r>
-          </w:p>
-        </w:tc>
-        <w:tc>
-          <w:tcPr>
-            <w:tcW w:type="dxa" w:w="1728"/>
-          </w:tcPr>
-          <w:p>
-            <w:r>
-              <w:rPr>
-                <w:b w:val="0"/>
-              </w:rPr>
-              <w:t>모둠 3~5명</w:t>
-            </w:r>
-          </w:p>
-        </w:tc>
-        <w:tc>
-          <w:tcPr>
-            <w:tcW w:type="dxa" w:w="1728"/>
-          </w:tcPr>
-          <w:p>
-            <w:r>
-              <w:rPr>
-                <w:b w:val="0"/>
-              </w:rPr>
-              <w:t>지정 구역의 안전한 쓰레기만 줍는다.</w:t>
-            </w:r>
-          </w:p>
-        </w:tc>
-        <w:tc>
-          <w:tcPr>
-            <w:tcW w:type="dxa" w:w="1728"/>
-          </w:tcPr>
-          <w:p>
-            <w:r>
-              <w:rPr>
-                <w:b w:val="0"/>
-              </w:rPr>
-              <w:t>유리·주사기·배설물 접근 금지</w:t>
+            <w:tcW w:type="dxa" w:w="1440"/>
+          </w:tcPr>
+          <w:p>
+            <w:r>
+              <w:rPr>
+                <w:b w:val="0"/>
+              </w:rPr>
+              <w:t>수목원 생태 탐방</w:t>
+            </w:r>
+          </w:p>
+        </w:tc>
+        <w:tc>
+          <w:tcPr>
+            <w:tcW w:type="dxa" w:w="1440"/>
+          </w:tcPr>
+          <w:p>
+            <w:r>
+              <w:rPr>
+                <w:b w:val="0"/>
+              </w:rPr>
+              <w:t>관찰지, 모자</w:t>
+            </w:r>
+          </w:p>
+        </w:tc>
+        <w:tc>
+          <w:tcPr>
+            <w:tcW w:type="dxa" w:w="1440"/>
+          </w:tcPr>
+          <w:p>
+            <w:r>
+              <w:rPr>
+                <w:b w:val="0"/>
+              </w:rPr>
+              <w:t>모둠별 4~6명</w:t>
+            </w:r>
+          </w:p>
+        </w:tc>
+        <w:tc>
+          <w:tcPr>
+            <w:tcW w:type="dxa" w:w="1440"/>
+          </w:tcPr>
+          <w:p>
+            <w:r>
+              <w:rPr>
+                <w:b w:val="0"/>
+              </w:rPr>
+              <w:t>정해진 동선에서 나무와 생태 관찰하기</w:t>
+            </w:r>
+          </w:p>
+        </w:tc>
+        <w:tc>
+          <w:tcPr>
+            <w:tcW w:type="dxa" w:w="1440"/>
+          </w:tcPr>
+          <w:p>
+            <w:r>
+              <w:rPr>
+                <w:b w:val="0"/>
+              </w:rPr>
+              <w:t>독성 식물·벌·진드기 예방</w:t>
+            </w:r>
+          </w:p>
+        </w:tc>
+        <w:tc>
+          <w:tcPr>
+            <w:tcW w:type="dxa" w:w="1440"/>
+          </w:tcPr>
+          <w:p>
+            <w:r>
+              <w:rPr>
+                <w:b w:val="0"/>
+              </w:rPr>
+              <w:t>담당 ________ / 기한 ________</w:t>
             </w:r>
           </w:p>
         </w:tc>
@@ -2500,66 +3058,79 @@
       <w:tr>
         <w:tc>
           <w:tcPr>
-            <w:tcW w:type="dxa" w:w="1728"/>
-          </w:tcPr>
-          <w:p>
-            <w:r>
-              <w:rPr>
-                <w:b w:val="0"/>
-              </w:rPr>
-              <w:t>14. 전시 관찰 미션</w:t>
-            </w:r>
-          </w:p>
-        </w:tc>
-        <w:tc>
-          <w:tcPr>
-            <w:tcW w:type="dxa" w:w="1728"/>
-          </w:tcPr>
-          <w:p>
-            <w:r>
-              <w:rPr>
-                <w:b w:val="0"/>
-              </w:rPr>
-              <w:t>관찰지, 연필</w:t>
-            </w:r>
-          </w:p>
-        </w:tc>
-        <w:tc>
-          <w:tcPr>
-            <w:tcW w:type="dxa" w:w="1728"/>
-          </w:tcPr>
-          <w:p>
-            <w:r>
-              <w:rPr>
-                <w:b w:val="0"/>
-              </w:rPr>
-              <w:t>모둠 3~5명</w:t>
-            </w:r>
-          </w:p>
-        </w:tc>
-        <w:tc>
-          <w:tcPr>
-            <w:tcW w:type="dxa" w:w="1728"/>
-          </w:tcPr>
-          <w:p>
-            <w:r>
-              <w:rPr>
-                <w:b w:val="0"/>
-              </w:rPr>
-              <w:t>과학관·박물관에서 주제별로 관찰한다.</w:t>
-            </w:r>
-          </w:p>
-        </w:tc>
-        <w:tc>
-          <w:tcPr>
-            <w:tcW w:type="dxa" w:w="1728"/>
-          </w:tcPr>
-          <w:p>
-            <w:r>
-              <w:rPr>
-                <w:b w:val="0"/>
-              </w:rPr>
-              <w:t>집결 장소·인원 수시 확인</w:t>
+            <w:tcW w:type="dxa" w:w="1440"/>
+          </w:tcPr>
+          <w:p>
+            <w:r>
+              <w:rPr>
+                <w:b w:val="0"/>
+              </w:rPr>
+              <w:t>체험농장 수확 체험</w:t>
+            </w:r>
+          </w:p>
+        </w:tc>
+        <w:tc>
+          <w:tcPr>
+            <w:tcW w:type="dxa" w:w="1440"/>
+          </w:tcPr>
+          <w:p>
+            <w:r>
+              <w:rPr>
+                <w:b w:val="0"/>
+              </w:rPr>
+              <w:t>장갑, 모자</w:t>
+            </w:r>
+          </w:p>
+        </w:tc>
+        <w:tc>
+          <w:tcPr>
+            <w:tcW w:type="dxa" w:w="1440"/>
+          </w:tcPr>
+          <w:p>
+            <w:r>
+              <w:rPr>
+                <w:b w:val="0"/>
+              </w:rPr>
+              <w:t>모둠별 4~6명</w:t>
+            </w:r>
+          </w:p>
+        </w:tc>
+        <w:tc>
+          <w:tcPr>
+            <w:tcW w:type="dxa" w:w="1440"/>
+          </w:tcPr>
+          <w:p>
+            <w:r>
+              <w:rPr>
+                <w:b w:val="0"/>
+              </w:rPr>
+              <w:t>지도자의 설명에 따라 작물 수확하기</w:t>
+            </w:r>
+          </w:p>
+        </w:tc>
+        <w:tc>
+          <w:tcPr>
+            <w:tcW w:type="dxa" w:w="1440"/>
+          </w:tcPr>
+          <w:p>
+            <w:r>
+              <w:rPr>
+                <w:b w:val="0"/>
+              </w:rPr>
+              <w:t>농기계 접근 금지, 손 씻기</w:t>
+            </w:r>
+          </w:p>
+        </w:tc>
+        <w:tc>
+          <w:tcPr>
+            <w:tcW w:type="dxa" w:w="1440"/>
+          </w:tcPr>
+          <w:p>
+            <w:r>
+              <w:rPr>
+                <w:b w:val="0"/>
+              </w:rPr>
+              <w:t>담당 ________ / 기한 ________</w:t>
             </w:r>
           </w:p>
         </w:tc>
@@ -2567,66 +3138,79 @@
       <w:tr>
         <w:tc>
           <w:tcPr>
-            <w:tcW w:type="dxa" w:w="1728"/>
-          </w:tcPr>
-          <w:p>
-            <w:r>
-              <w:rPr>
-                <w:b w:val="0"/>
-              </w:rPr>
-              <w:t>15. 신앙 역사 탐방</w:t>
-            </w:r>
-          </w:p>
-        </w:tc>
-        <w:tc>
-          <w:tcPr>
-            <w:tcW w:type="dxa" w:w="1728"/>
-          </w:tcPr>
-          <w:p>
-            <w:r>
-              <w:rPr>
-                <w:b w:val="0"/>
-              </w:rPr>
-              <w:t>질문지, 연필</w:t>
-            </w:r>
-          </w:p>
-        </w:tc>
-        <w:tc>
-          <w:tcPr>
-            <w:tcW w:type="dxa" w:w="1728"/>
-          </w:tcPr>
-          <w:p>
-            <w:r>
-              <w:rPr>
-                <w:b w:val="0"/>
-              </w:rPr>
-              <w:t>모둠 3~5명</w:t>
-            </w:r>
-          </w:p>
-        </w:tc>
-        <w:tc>
-          <w:tcPr>
-            <w:tcW w:type="dxa" w:w="1728"/>
-          </w:tcPr>
-          <w:p>
-            <w:r>
-              <w:rPr>
-                <w:b w:val="0"/>
-              </w:rPr>
-              <w:t>기독교 유적의 의미를 듣고 나눈다.</w:t>
-            </w:r>
-          </w:p>
-        </w:tc>
-        <w:tc>
-          <w:tcPr>
-            <w:tcW w:type="dxa" w:w="1728"/>
-          </w:tcPr>
-          <w:p>
-            <w:r>
-              <w:rPr>
-                <w:b w:val="0"/>
-              </w:rPr>
-              <w:t>보행 동선·시설 규칙 준수</w:t>
+            <w:tcW w:type="dxa" w:w="1440"/>
+          </w:tcPr>
+          <w:p>
+            <w:r>
+              <w:rPr>
+                <w:b w:val="0"/>
+              </w:rPr>
+              <w:t>기독교 유적지 탐방</w:t>
+            </w:r>
+          </w:p>
+        </w:tc>
+        <w:tc>
+          <w:tcPr>
+            <w:tcW w:type="dxa" w:w="1440"/>
+          </w:tcPr>
+          <w:p>
+            <w:r>
+              <w:rPr>
+                <w:b w:val="0"/>
+              </w:rPr>
+              <w:t>탐방지, 필기구</w:t>
+            </w:r>
+          </w:p>
+        </w:tc>
+        <w:tc>
+          <w:tcPr>
+            <w:tcW w:type="dxa" w:w="1440"/>
+          </w:tcPr>
+          <w:p>
+            <w:r>
+              <w:rPr>
+                <w:b w:val="0"/>
+              </w:rPr>
+              <w:t>모둠별 4~6명</w:t>
+            </w:r>
+          </w:p>
+        </w:tc>
+        <w:tc>
+          <w:tcPr>
+            <w:tcW w:type="dxa" w:w="1440"/>
+          </w:tcPr>
+          <w:p>
+            <w:r>
+              <w:rPr>
+                <w:b w:val="0"/>
+              </w:rPr>
+              <w:t>해설을 듣고 신앙의 실천 사례 나누기</w:t>
+            </w:r>
+          </w:p>
+        </w:tc>
+        <w:tc>
+          <w:tcPr>
+            <w:tcW w:type="dxa" w:w="1440"/>
+          </w:tcPr>
+          <w:p>
+            <w:r>
+              <w:rPr>
+                <w:b w:val="0"/>
+              </w:rPr>
+              <w:t>계단·노후 시설 확인, 예배 공간 예절</w:t>
+            </w:r>
+          </w:p>
+        </w:tc>
+        <w:tc>
+          <w:tcPr>
+            <w:tcW w:type="dxa" w:w="1440"/>
+          </w:tcPr>
+          <w:p>
+            <w:r>
+              <w:rPr>
+                <w:b w:val="0"/>
+              </w:rPr>
+              <w:t>담당 ________ / 기한 ________</w:t>
             </w:r>
           </w:p>
         </w:tc>
@@ -2635,13 +3219,529 @@
     <w:p/>
     <w:p>
       <w:pPr>
-        <w:pStyle w:val="Heading2"/>
+        <w:pStyle w:val="ListNumber"/>
       </w:pPr>
       <w:r>
         <w:rPr>
           <w:b w:val="0"/>
         </w:rPr>
-        <w:t>방문 가능 장소 유형</w:t>
+        <w:t>방문 가능 장소 유형 및 선택 기준</w:t>
+      </w:r>
+    </w:p>
+    <w:p>
+      <w:r>
+        <w:rPr>
+          <w:b w:val="0"/>
+        </w:rPr>
+        <w:t>가. 장소 유형</w:t>
+      </w:r>
+    </w:p>
+    <w:tbl>
+      <w:tblPr>
+        <w:tblStyle w:val="TableGrid"/>
+        <w:tblW w:type="auto" w:w="0"/>
+        <w:tblLook w:firstColumn="1" w:firstRow="1" w:lastColumn="0" w:lastRow="0" w:noHBand="0" w:noVBand="1" w:val="04A0"/>
+      </w:tblPr>
+      <w:tblGrid>
+        <w:gridCol w:w="2160"/>
+        <w:gridCol w:w="2160"/>
+        <w:gridCol w:w="2160"/>
+        <w:gridCol w:w="2160"/>
+      </w:tblGrid>
+      <w:tr>
+        <w:tc>
+          <w:tcPr>
+            <w:tcW w:type="dxa" w:w="2160"/>
+          </w:tcPr>
+          <w:p>
+            <w:r>
+              <w:rPr>
+                <w:b/>
+              </w:rPr>
+              <w:t>장소 유형</w:t>
+            </w:r>
+          </w:p>
+        </w:tc>
+        <w:tc>
+          <w:tcPr>
+            <w:tcW w:type="dxa" w:w="2160"/>
+          </w:tcPr>
+          <w:p>
+            <w:r>
+              <w:rPr>
+                <w:b/>
+              </w:rPr>
+              <w:t>연결할 교육 내용</w:t>
+            </w:r>
+          </w:p>
+        </w:tc>
+        <w:tc>
+          <w:tcPr>
+            <w:tcW w:type="dxa" w:w="2160"/>
+          </w:tcPr>
+          <w:p>
+            <w:r>
+              <w:rPr>
+                <w:b/>
+              </w:rPr>
+              <w:t>사전 확인 사항</w:t>
+            </w:r>
+          </w:p>
+        </w:tc>
+        <w:tc>
+          <w:tcPr>
+            <w:tcW w:type="dxa" w:w="2160"/>
+          </w:tcPr>
+          <w:p>
+            <w:r>
+              <w:rPr>
+                <w:b/>
+              </w:rPr>
+              <w:t>담당·기한</w:t>
+            </w:r>
+          </w:p>
+        </w:tc>
+      </w:tr>
+      <w:tr>
+        <w:tc>
+          <w:tcPr>
+            <w:tcW w:type="dxa" w:w="2160"/>
+          </w:tcPr>
+          <w:p>
+            <w:r>
+              <w:rPr>
+                <w:b w:val="0"/>
+              </w:rPr>
+              <w:t>과학관·공공 과학교육시설</w:t>
+            </w:r>
+          </w:p>
+        </w:tc>
+        <w:tc>
+          <w:tcPr>
+            <w:tcW w:type="dxa" w:w="2160"/>
+          </w:tcPr>
+          <w:p>
+            <w:r>
+              <w:rPr>
+                <w:b w:val="0"/>
+              </w:rPr>
+              <w:t>관찰, 탐구, 협력</w:t>
+            </w:r>
+          </w:p>
+        </w:tc>
+        <w:tc>
+          <w:tcPr>
+            <w:tcW w:type="dxa" w:w="2160"/>
+          </w:tcPr>
+          <w:p>
+            <w:r>
+              <w:rPr>
+                <w:b w:val="0"/>
+              </w:rPr>
+              <w:t>초등 대상 전시·단체 예약·체험 조건(확인 필요)</w:t>
+            </w:r>
+          </w:p>
+        </w:tc>
+        <w:tc>
+          <w:tcPr>
+            <w:tcW w:type="dxa" w:w="2160"/>
+          </w:tcPr>
+          <w:p>
+            <w:r>
+              <w:rPr>
+                <w:b w:val="0"/>
+              </w:rPr>
+              <w:t>담당 ________ / 기한 ________</w:t>
+            </w:r>
+          </w:p>
+        </w:tc>
+      </w:tr>
+      <w:tr>
+        <w:tc>
+          <w:tcPr>
+            <w:tcW w:type="dxa" w:w="2160"/>
+          </w:tcPr>
+          <w:p>
+            <w:r>
+              <w:rPr>
+                <w:b w:val="0"/>
+              </w:rPr>
+              <w:t>박물관·향토사 전시관</w:t>
+            </w:r>
+          </w:p>
+        </w:tc>
+        <w:tc>
+          <w:tcPr>
+            <w:tcW w:type="dxa" w:w="2160"/>
+          </w:tcPr>
+          <w:p>
+            <w:r>
+              <w:rPr>
+                <w:b w:val="0"/>
+              </w:rPr>
+              <w:t>역사, 생활문화, 이웃 이해</w:t>
+            </w:r>
+          </w:p>
+        </w:tc>
+        <w:tc>
+          <w:tcPr>
+            <w:tcW w:type="dxa" w:w="2160"/>
+          </w:tcPr>
+          <w:p>
+            <w:r>
+              <w:rPr>
+                <w:b w:val="0"/>
+              </w:rPr>
+              <w:t>해설 시간·관람 동선·단체 이용(확인 필요)</w:t>
+            </w:r>
+          </w:p>
+        </w:tc>
+        <w:tc>
+          <w:tcPr>
+            <w:tcW w:type="dxa" w:w="2160"/>
+          </w:tcPr>
+          <w:p>
+            <w:r>
+              <w:rPr>
+                <w:b w:val="0"/>
+              </w:rPr>
+              <w:t>담당 ________ / 기한 ________</w:t>
+            </w:r>
+          </w:p>
+        </w:tc>
+      </w:tr>
+      <w:tr>
+        <w:tc>
+          <w:tcPr>
+            <w:tcW w:type="dxa" w:w="2160"/>
+          </w:tcPr>
+          <w:p>
+            <w:r>
+              <w:rPr>
+                <w:b w:val="0"/>
+              </w:rPr>
+              <w:t>수목원·식물원·생태공원</w:t>
+            </w:r>
+          </w:p>
+        </w:tc>
+        <w:tc>
+          <w:tcPr>
+            <w:tcW w:type="dxa" w:w="2160"/>
+          </w:tcPr>
+          <w:p>
+            <w:r>
+              <w:rPr>
+                <w:b w:val="0"/>
+              </w:rPr>
+              <w:t>창조세계 돌봄, 생태 관찰</w:t>
+            </w:r>
+          </w:p>
+        </w:tc>
+        <w:tc>
+          <w:tcPr>
+            <w:tcW w:type="dxa" w:w="2160"/>
+          </w:tcPr>
+          <w:p>
+            <w:r>
+              <w:rPr>
+                <w:b w:val="0"/>
+              </w:rPr>
+              <w:t>그늘·보행로·기상 시 통제(확인 필요)</w:t>
+            </w:r>
+          </w:p>
+        </w:tc>
+        <w:tc>
+          <w:tcPr>
+            <w:tcW w:type="dxa" w:w="2160"/>
+          </w:tcPr>
+          <w:p>
+            <w:r>
+              <w:rPr>
+                <w:b w:val="0"/>
+              </w:rPr>
+              <w:t>담당 ________ / 기한 ________</w:t>
+            </w:r>
+          </w:p>
+        </w:tc>
+      </w:tr>
+      <w:tr>
+        <w:tc>
+          <w:tcPr>
+            <w:tcW w:type="dxa" w:w="2160"/>
+          </w:tcPr>
+          <w:p>
+            <w:r>
+              <w:rPr>
+                <w:b w:val="0"/>
+              </w:rPr>
+              <w:t>체험농장·농촌교육시설</w:t>
+            </w:r>
+          </w:p>
+        </w:tc>
+        <w:tc>
+          <w:tcPr>
+            <w:tcW w:type="dxa" w:w="2160"/>
+          </w:tcPr>
+          <w:p>
+            <w:r>
+              <w:rPr>
+                <w:b w:val="0"/>
+              </w:rPr>
+              <w:t>먹거리, 감사, 노동의 가치</w:t>
+            </w:r>
+          </w:p>
+        </w:tc>
+        <w:tc>
+          <w:tcPr>
+            <w:tcW w:type="dxa" w:w="2160"/>
+          </w:tcPr>
+          <w:p>
+            <w:r>
+              <w:rPr>
+                <w:b w:val="0"/>
+              </w:rPr>
+              <w:t>체험 제공 여부·위생·도구·보험(확인 필요)</w:t>
+            </w:r>
+          </w:p>
+        </w:tc>
+        <w:tc>
+          <w:tcPr>
+            <w:tcW w:type="dxa" w:w="2160"/>
+          </w:tcPr>
+          <w:p>
+            <w:r>
+              <w:rPr>
+                <w:b w:val="0"/>
+              </w:rPr>
+              <w:t>담당 ________ / 기한 ________</w:t>
+            </w:r>
+          </w:p>
+        </w:tc>
+      </w:tr>
+      <w:tr>
+        <w:tc>
+          <w:tcPr>
+            <w:tcW w:type="dxa" w:w="2160"/>
+          </w:tcPr>
+          <w:p>
+            <w:r>
+              <w:rPr>
+                <w:b w:val="0"/>
+              </w:rPr>
+              <w:t>기독교 유적지·선교 역사 전시시설</w:t>
+            </w:r>
+          </w:p>
+        </w:tc>
+        <w:tc>
+          <w:tcPr>
+            <w:tcW w:type="dxa" w:w="2160"/>
+          </w:tcPr>
+          <w:p>
+            <w:r>
+              <w:rPr>
+                <w:b w:val="0"/>
+              </w:rPr>
+              <w:t>교회사, 신앙의 실천</w:t>
+            </w:r>
+          </w:p>
+        </w:tc>
+        <w:tc>
+          <w:tcPr>
+            <w:tcW w:type="dxa" w:w="2160"/>
+          </w:tcPr>
+          <w:p>
+            <w:r>
+              <w:rPr>
+                <w:b w:val="0"/>
+              </w:rPr>
+              <w:t>역사 자료 출처·교단 관련성·예약(확인 필요)</w:t>
+            </w:r>
+          </w:p>
+        </w:tc>
+        <w:tc>
+          <w:tcPr>
+            <w:tcW w:type="dxa" w:w="2160"/>
+          </w:tcPr>
+          <w:p>
+            <w:r>
+              <w:rPr>
+                <w:b w:val="0"/>
+              </w:rPr>
+              <w:t>담당 ________ / 기한 ________</w:t>
+            </w:r>
+          </w:p>
+        </w:tc>
+      </w:tr>
+      <w:tr>
+        <w:tc>
+          <w:tcPr>
+            <w:tcW w:type="dxa" w:w="2160"/>
+          </w:tcPr>
+          <w:p>
+            <w:r>
+              <w:rPr>
+                <w:b w:val="0"/>
+              </w:rPr>
+              <w:t>공공 도서관·어린이 문화시설</w:t>
+            </w:r>
+          </w:p>
+        </w:tc>
+        <w:tc>
+          <w:tcPr>
+            <w:tcW w:type="dxa" w:w="2160"/>
+          </w:tcPr>
+          <w:p>
+            <w:r>
+              <w:rPr>
+                <w:b w:val="0"/>
+              </w:rPr>
+              <w:t>독서, 이야기, 공동체</w:t>
+            </w:r>
+          </w:p>
+        </w:tc>
+        <w:tc>
+          <w:tcPr>
+            <w:tcW w:type="dxa" w:w="2160"/>
+          </w:tcPr>
+          <w:p>
+            <w:r>
+              <w:rPr>
+                <w:b w:val="0"/>
+              </w:rPr>
+              <w:t>단체 이용·프로그램·소음 기준(확인 필요)</w:t>
+            </w:r>
+          </w:p>
+        </w:tc>
+        <w:tc>
+          <w:tcPr>
+            <w:tcW w:type="dxa" w:w="2160"/>
+          </w:tcPr>
+          <w:p>
+            <w:r>
+              <w:rPr>
+                <w:b w:val="0"/>
+              </w:rPr>
+              <w:t>담당 ________ / 기한 ________</w:t>
+            </w:r>
+          </w:p>
+        </w:tc>
+      </w:tr>
+      <w:tr>
+        <w:tc>
+          <w:tcPr>
+            <w:tcW w:type="dxa" w:w="2160"/>
+          </w:tcPr>
+          <w:p>
+            <w:r>
+              <w:rPr>
+                <w:b w:val="0"/>
+              </w:rPr>
+              <w:t>공공 안전체험시설</w:t>
+            </w:r>
+          </w:p>
+        </w:tc>
+        <w:tc>
+          <w:tcPr>
+            <w:tcW w:type="dxa" w:w="2160"/>
+          </w:tcPr>
+          <w:p>
+            <w:r>
+              <w:rPr>
+                <w:b w:val="0"/>
+              </w:rPr>
+              <w:t>재난 대응, 생활 안전</w:t>
+            </w:r>
+          </w:p>
+        </w:tc>
+        <w:tc>
+          <w:tcPr>
+            <w:tcW w:type="dxa" w:w="2160"/>
+          </w:tcPr>
+          <w:p>
+            <w:r>
+              <w:rPr>
+                <w:b w:val="0"/>
+              </w:rPr>
+              <w:t>연령·신장 제한·예약·인솔 기준(확인 필요)</w:t>
+            </w:r>
+          </w:p>
+        </w:tc>
+        <w:tc>
+          <w:tcPr>
+            <w:tcW w:type="dxa" w:w="2160"/>
+          </w:tcPr>
+          <w:p>
+            <w:r>
+              <w:rPr>
+                <w:b w:val="0"/>
+              </w:rPr>
+              <w:t>담당 ________ / 기한 ________</w:t>
+            </w:r>
+          </w:p>
+        </w:tc>
+      </w:tr>
+      <w:tr>
+        <w:tc>
+          <w:tcPr>
+            <w:tcW w:type="dxa" w:w="2160"/>
+          </w:tcPr>
+          <w:p>
+            <w:r>
+              <w:rPr>
+                <w:b w:val="0"/>
+              </w:rPr>
+              <w:t>공공 청소년수련시설</w:t>
+            </w:r>
+          </w:p>
+        </w:tc>
+        <w:tc>
+          <w:tcPr>
+            <w:tcW w:type="dxa" w:w="2160"/>
+          </w:tcPr>
+          <w:p>
+            <w:r>
+              <w:rPr>
+                <w:b w:val="0"/>
+              </w:rPr>
+              <w:t>협력, 공동체 활동</w:t>
+            </w:r>
+          </w:p>
+        </w:tc>
+        <w:tc>
+          <w:tcPr>
+            <w:tcW w:type="dxa" w:w="2160"/>
+          </w:tcPr>
+          <w:p>
+            <w:r>
+              <w:rPr>
+                <w:b w:val="0"/>
+              </w:rPr>
+              <w:t>초등 이용 가능 여부·지도 인력·시설 안전(확인 필요)</w:t>
+            </w:r>
+          </w:p>
+        </w:tc>
+        <w:tc>
+          <w:tcPr>
+            <w:tcW w:type="dxa" w:w="2160"/>
+          </w:tcPr>
+          <w:p>
+            <w:r>
+              <w:rPr>
+                <w:b w:val="0"/>
+              </w:rPr>
+              <w:t>담당 ________ / 기한 ________</w:t>
+            </w:r>
+          </w:p>
+        </w:tc>
+      </w:tr>
+    </w:tbl>
+    <w:p/>
+    <w:p>
+      <w:r>
+        <w:rPr>
+          <w:b w:val="0"/>
+        </w:rPr>
+        <w:t>나. 고르는 기준 및 운영 전 확인</w:t>
       </w:r>
     </w:p>
     <w:tbl>
@@ -2665,7 +3765,7 @@
               <w:rPr>
                 <w:b/>
               </w:rPr>
-              <w:t>장소 유형</w:t>
+              <w:t>구분</w:t>
             </w:r>
           </w:p>
         </w:tc>
@@ -2678,7 +3778,7 @@
               <w:rPr>
                 <w:b/>
               </w:rPr>
-              <w:t>연계 활동</w:t>
+              <w:t>선정·확인 기준</w:t>
             </w:r>
           </w:p>
         </w:tc>
@@ -2691,7 +3791,7 @@
               <w:rPr>
                 <w:b/>
               </w:rPr>
-              <w:t>사전 확인</w:t>
+              <w:t>담당·기한</w:t>
             </w:r>
           </w:p>
         </w:tc>
@@ -2706,7 +3806,7 @@
               <w:rPr>
                 <w:b w:val="0"/>
               </w:rPr>
-              <w:t>과학관</w:t>
+              <w:t>교육 적합성</w:t>
             </w:r>
           </w:p>
         </w:tc>
@@ -2719,7 +3819,7 @@
               <w:rPr>
                 <w:b w:val="0"/>
               </w:rPr>
-              <w:t>창조 세계 관찰, 과학 체험</w:t>
+              <w:t>주제 말씀·교육 목표와 연결되며 초등학생이 이해할 수 있는가</w:t>
             </w:r>
           </w:p>
         </w:tc>
@@ -2732,7 +3832,7 @@
               <w:rPr>
                 <w:b w:val="0"/>
               </w:rPr>
-              <w:t>초등 대상 전시·예약·요금(확인 필요)</w:t>
+              <w:t>담당 ________ / 기한 ________</w:t>
             </w:r>
           </w:p>
         </w:tc>
@@ -2747,7 +3847,7 @@
               <w:rPr>
                 <w:b w:val="0"/>
               </w:rPr>
-              <w:t>박물관</w:t>
+              <w:t>안전성</w:t>
             </w:r>
           </w:p>
         </w:tc>
@@ -2760,7 +3860,7 @@
               <w:rPr>
                 <w:b w:val="0"/>
               </w:rPr>
-              <w:t>역사·생활문화 관찰</w:t>
+              <w:t>사전 답사로 차량·보행 동선, 추락·수변 위험, 비상구를 확인했는가</w:t>
             </w:r>
           </w:p>
         </w:tc>
@@ -2773,7 +3873,7 @@
               <w:rPr>
                 <w:b w:val="0"/>
               </w:rPr>
-              <w:t>해설·단체 관람·휴관일(확인 필요)</w:t>
+              <w:t>담당 ________ / 기한 ________</w:t>
             </w:r>
           </w:p>
         </w:tc>
@@ -2788,7 +3888,7 @@
               <w:rPr>
                 <w:b w:val="0"/>
               </w:rPr>
-              <w:t>수목원·식물원</w:t>
+              <w:t>접근성</w:t>
             </w:r>
           </w:p>
         </w:tc>
@@ -2801,7 +3901,7 @@
               <w:rPr>
                 <w:b w:val="0"/>
               </w:rPr>
-              <w:t>식물 관찰, 감사 찾기</w:t>
+              <w:t>이동 시간이 적절하고 화장실·휴식 공간·이동 지원 시설이 있는가</w:t>
             </w:r>
           </w:p>
         </w:tc>
@@ -2814,7 +3914,7 @@
               <w:rPr>
                 <w:b w:val="0"/>
               </w:rPr>
-              <w:t>그늘·보행 거리·우천 운영(확인 필요)</w:t>
+              <w:t>담당 ________ / 기한 ________</w:t>
             </w:r>
           </w:p>
         </w:tc>
@@ -2829,7 +3929,7 @@
               <w:rPr>
                 <w:b w:val="0"/>
               </w:rPr>
-              <w:t>체험농장</w:t>
+              <w:t>운영 조건</w:t>
             </w:r>
           </w:p>
         </w:tc>
@@ -2842,7 +3942,7 @@
               <w:rPr>
                 <w:b w:val="0"/>
               </w:rPr>
-              <w:t>모종 심기, 수확 체험</w:t>
+              <w:t>방문일 운영, 단체 예약, 이용료, 취소·환불 조건을 확인했는가(확인 필요)</w:t>
             </w:r>
           </w:p>
         </w:tc>
@@ -2855,7 +3955,7 @@
               <w:rPr>
                 <w:b w:val="0"/>
               </w:rPr>
-              <w:t>위생·알레르기·체험 도구(확인 필요)</w:t>
+              <w:t>담당 ________ / 기한 ________</w:t>
             </w:r>
           </w:p>
         </w:tc>
@@ -2870,7 +3970,7 @@
               <w:rPr>
                 <w:b w:val="0"/>
               </w:rPr>
-              <w:t>기독교 유적지·기념관</w:t>
+              <w:t>비용 적정성</w:t>
             </w:r>
           </w:p>
         </w:tc>
@@ -2883,7 +3983,7 @@
               <w:rPr>
                 <w:b w:val="0"/>
               </w:rPr>
-              <w:t>신앙 역사 탐방</w:t>
+              <w:t>교통·체험·식비·보험 등 전체 비용과 가정 부담을 검토했는가</w:t>
             </w:r>
           </w:p>
         </w:tc>
@@ -2896,7 +3996,7 @@
               <w:rPr>
                 <w:b w:val="0"/>
               </w:rPr>
-              <w:t>역사 자료·교단 적합성·해설(확인 필요)</w:t>
+              <w:t>담당 ________ / 기한 ________</w:t>
             </w:r>
           </w:p>
         </w:tc>
@@ -2911,7 +4011,7 @@
               <w:rPr>
                 <w:b w:val="0"/>
               </w:rPr>
-              <w:t>생태공원·숲체험장</w:t>
+              <w:t>날씨 대응</w:t>
             </w:r>
           </w:p>
         </w:tc>
@@ -2924,7 +4024,7 @@
               <w:rPr>
                 <w:b w:val="0"/>
               </w:rPr>
-              <w:t>자연 관찰, 환경 돌봄</w:t>
+              <w:t>폭염·호우·낙뢰·대기질 악화 시 취소 또는 실내 전환 기준을 정했는가</w:t>
             </w:r>
           </w:p>
         </w:tc>
@@ -2937,7 +4037,7 @@
               <w:rPr>
                 <w:b w:val="0"/>
               </w:rPr>
-              <w:t>인솔 프로그램·해충·통제 구역(확인 필요)</w:t>
+              <w:t>담당 ________ / 기한 ________</w:t>
             </w:r>
           </w:p>
         </w:tc>
@@ -2952,7 +4052,7 @@
               <w:rPr>
                 <w:b w:val="0"/>
               </w:rPr>
-              <w:t>공공도서관·어린이도서관</w:t>
+              <w:t>인솔·귀가</w:t>
             </w:r>
           </w:p>
         </w:tc>
@@ -2965,7 +4065,7 @@
               <w:rPr>
                 <w:b w:val="0"/>
               </w:rPr>
-              <w:t>주제 독서, 이야기 활동</w:t>
+              <w:t>모둠별 인솔자, 이동 단계별 인원 확인, 보호자 인계 방법을 정했는가</w:t>
             </w:r>
           </w:p>
         </w:tc>
@@ -2978,7 +4078,7 @@
               <w:rPr>
                 <w:b w:val="0"/>
               </w:rPr>
-              <w:t>단체 이용·프로그램·공간(확인 필요)</w:t>
+              <w:t>담당 ________ / 기한 ________</w:t>
             </w:r>
           </w:p>
         </w:tc>
@@ -2993,7 +4093,7 @@
               <w:rPr>
                 <w:b w:val="0"/>
               </w:rPr>
-              <w:t>안전체험관</w:t>
+              <w:t>응급 대응</w:t>
             </w:r>
           </w:p>
         </w:tc>
@@ -3006,7 +4106,7 @@
               <w:rPr>
                 <w:b w:val="0"/>
               </w:rPr>
-              <w:t>생활안전·재난 대피 체험</w:t>
+              <w:t>구급용품, 응급 연락 체계, 인근 의료기관과 이송 방법을 확인했는가</w:t>
             </w:r>
           </w:p>
         </w:tc>
@@ -3019,7 +4119,89 @@
               <w:rPr>
                 <w:b w:val="0"/>
               </w:rPr>
-              <w:t>연령 제한·예약·체험 강도(확인 필요)</w:t>
+              <w:t>담당 ________ / 기한 ________</w:t>
+            </w:r>
+          </w:p>
+        </w:tc>
+      </w:tr>
+      <w:tr>
+        <w:tc>
+          <w:tcPr>
+            <w:tcW w:type="dxa" w:w="2880"/>
+          </w:tcPr>
+          <w:p>
+            <w:r>
+              <w:rPr>
+                <w:b w:val="0"/>
+              </w:rPr>
+              <w:t>개인정보</w:t>
+            </w:r>
+          </w:p>
+        </w:tc>
+        <w:tc>
+          <w:tcPr>
+            <w:tcW w:type="dxa" w:w="2880"/>
+          </w:tcPr>
+          <w:p>
+            <w:r>
+              <w:rPr>
+                <w:b w:val="0"/>
+              </w:rPr>
+              <w:t>보호자 연락처·건강 정보는 공개 본문과 분리한 회신서로 관리하는가</w:t>
+            </w:r>
+          </w:p>
+        </w:tc>
+        <w:tc>
+          <w:tcPr>
+            <w:tcW w:type="dxa" w:w="2880"/>
+          </w:tcPr>
+          <w:p>
+            <w:r>
+              <w:rPr>
+                <w:b w:val="0"/>
+              </w:rPr>
+              <w:t>담당 ________ / 기한 ________</w:t>
+            </w:r>
+          </w:p>
+        </w:tc>
+      </w:tr>
+      <w:tr>
+        <w:tc>
+          <w:tcPr>
+            <w:tcW w:type="dxa" w:w="2880"/>
+          </w:tcPr>
+          <w:p>
+            <w:r>
+              <w:rPr>
+                <w:b w:val="0"/>
+              </w:rPr>
+              <w:t>최종 선정</w:t>
+            </w:r>
+          </w:p>
+        </w:tc>
+        <w:tc>
+          <w:tcPr>
+            <w:tcW w:type="dxa" w:w="2880"/>
+          </w:tcPr>
+          <w:p>
+            <w:r>
+              <w:rPr>
+                <w:b w:val="0"/>
+              </w:rPr>
+              <w:t>필수 안전 조건 충족 여부를 확인하고 선정 사유를 기록했는가</w:t>
+            </w:r>
+          </w:p>
+        </w:tc>
+        <w:tc>
+          <w:tcPr>
+            <w:tcW w:type="dxa" w:w="2880"/>
+          </w:tcPr>
+          <w:p>
+            <w:r>
+              <w:rPr>
+                <w:b w:val="0"/>
+              </w:rPr>
+              <w:t>담당 ________ / 기한 ________</w:t>
             </w:r>
           </w:p>
         </w:tc>
@@ -3028,13 +4210,13 @@
     <w:p/>
     <w:p>
       <w:pPr>
-        <w:pStyle w:val="Heading2"/>
+        <w:pStyle w:val="ListNumber"/>
       </w:pPr>
       <w:r>
         <w:rPr>
           <w:b w:val="0"/>
         </w:rPr>
-        <w:t>활동·장소 고르는 기준</w:t>
+        <w:t>선정 결과 및 후속 실행</w:t>
       </w:r>
     </w:p>
     <w:tbl>
@@ -3044,47 +4226,61 @@
         <w:tblLook w:firstColumn="1" w:firstRow="1" w:lastColumn="0" w:lastRow="0" w:noHBand="0" w:noVBand="1" w:val="04A0"/>
       </w:tblPr>
       <w:tblGrid>
-        <w:gridCol w:w="2880"/>
-        <w:gridCol w:w="2880"/>
-        <w:gridCol w:w="2880"/>
+        <w:gridCol w:w="2160"/>
+        <w:gridCol w:w="2160"/>
+        <w:gridCol w:w="2160"/>
+        <w:gridCol w:w="2160"/>
       </w:tblGrid>
       <w:tr>
         <w:tc>
           <w:tcPr>
-            <w:tcW w:type="dxa" w:w="2880"/>
+            <w:tcW w:type="dxa" w:w="2160"/>
           </w:tcPr>
           <w:p>
             <w:r>
               <w:rPr>
                 <w:b/>
               </w:rPr>
-              <w:t>기준</w:t>
-            </w:r>
-          </w:p>
-        </w:tc>
-        <w:tc>
-          <w:tcPr>
-            <w:tcW w:type="dxa" w:w="2880"/>
+              <w:t>내용</w:t>
+            </w:r>
+          </w:p>
+        </w:tc>
+        <w:tc>
+          <w:tcPr>
+            <w:tcW w:type="dxa" w:w="2160"/>
           </w:tcPr>
           <w:p>
             <w:r>
               <w:rPr>
                 <w:b/>
               </w:rPr>
-              <w:t>확인할 내용</w:t>
-            </w:r>
-          </w:p>
-        </w:tc>
-        <w:tc>
-          <w:tcPr>
-            <w:tcW w:type="dxa" w:w="2880"/>
+              <w:t>작성·확인 사항</w:t>
+            </w:r>
+          </w:p>
+        </w:tc>
+        <w:tc>
+          <w:tcPr>
+            <w:tcW w:type="dxa" w:w="2160"/>
           </w:tcPr>
           <w:p>
             <w:r>
               <w:rPr>
                 <w:b/>
               </w:rPr>
-              <w:t>기록</w:t>
+              <w:t>담당</w:t>
+            </w:r>
+          </w:p>
+        </w:tc>
+        <w:tc>
+          <w:tcPr>
+            <w:tcW w:type="dxa" w:w="2160"/>
+          </w:tcPr>
+          <w:p>
+            <w:r>
+              <w:rPr>
+                <w:b/>
+              </w:rPr>
+              <w:t>기한</w:t>
             </w:r>
           </w:p>
         </w:tc>
@@ -3092,33 +4288,46 @@
       <w:tr>
         <w:tc>
           <w:tcPr>
-            <w:tcW w:type="dxa" w:w="2880"/>
-          </w:tcPr>
-          <w:p>
-            <w:r>
-              <w:rPr>
-                <w:b w:val="0"/>
-              </w:rPr>
-              <w:t>신앙·교육 목적</w:t>
-            </w:r>
-          </w:p>
-        </w:tc>
-        <w:tc>
-          <w:tcPr>
-            <w:tcW w:type="dxa" w:w="2880"/>
-          </w:tcPr>
-          <w:p>
-            <w:r>
-              <w:rPr>
-                <w:b w:val="0"/>
-              </w:rPr>
-              <w:t>주제와 연결되는가? 예장 통합의 신앙교육에 적합한가?</w:t>
-            </w:r>
-          </w:p>
-        </w:tc>
-        <w:tc>
-          <w:tcPr>
-            <w:tcW w:type="dxa" w:w="2880"/>
+            <w:tcW w:type="dxa" w:w="2160"/>
+          </w:tcPr>
+          <w:p>
+            <w:r>
+              <w:rPr>
+                <w:b w:val="0"/>
+              </w:rPr>
+              <w:t>활동 확정</w:t>
+            </w:r>
+          </w:p>
+        </w:tc>
+        <w:tc>
+          <w:tcPr>
+            <w:tcW w:type="dxa" w:w="2160"/>
+          </w:tcPr>
+          <w:p>
+            <w:r>
+              <w:rPr>
+                <w:b w:val="0"/>
+              </w:rPr>
+              <w:t>실내 ________개 / 외부 ________개 / 대체 활동 ________</w:t>
+            </w:r>
+          </w:p>
+        </w:tc>
+        <w:tc>
+          <w:tcPr>
+            <w:tcW w:type="dxa" w:w="2160"/>
+          </w:tcPr>
+          <w:p>
+            <w:r>
+              <w:rPr>
+                <w:b w:val="0"/>
+              </w:rPr>
+              <w:t>________</w:t>
+            </w:r>
+          </w:p>
+        </w:tc>
+        <w:tc>
+          <w:tcPr>
+            <w:tcW w:type="dxa" w:w="2160"/>
           </w:tcPr>
           <w:p>
             <w:r>
@@ -3133,33 +4342,46 @@
       <w:tr>
         <w:tc>
           <w:tcPr>
-            <w:tcW w:type="dxa" w:w="2880"/>
-          </w:tcPr>
-          <w:p>
-            <w:r>
-              <w:rPr>
-                <w:b w:val="0"/>
-              </w:rPr>
-              <w:t>연령·참여</w:t>
-            </w:r>
-          </w:p>
-        </w:tc>
-        <w:tc>
-          <w:tcPr>
-            <w:tcW w:type="dxa" w:w="2880"/>
-          </w:tcPr>
-          <w:p>
-            <w:r>
-              <w:rPr>
-                <w:b w:val="0"/>
-              </w:rPr>
-              <w:t>저학년도 이해하며, 이동·감각 지원이 필요한 학생도 참여할 수 있는가?</w:t>
-            </w:r>
-          </w:p>
-        </w:tc>
-        <w:tc>
-          <w:tcPr>
-            <w:tcW w:type="dxa" w:w="2880"/>
+            <w:tcW w:type="dxa" w:w="2160"/>
+          </w:tcPr>
+          <w:p>
+            <w:r>
+              <w:rPr>
+                <w:b w:val="0"/>
+              </w:rPr>
+              <w:t>방문 장소 확정</w:t>
+            </w:r>
+          </w:p>
+        </w:tc>
+        <w:tc>
+          <w:tcPr>
+            <w:tcW w:type="dxa" w:w="2160"/>
+          </w:tcPr>
+          <w:p>
+            <w:r>
+              <w:rPr>
+                <w:b w:val="0"/>
+              </w:rPr>
+              <w:t>장소 유형 ________ / 선정 사유 ________</w:t>
+            </w:r>
+          </w:p>
+        </w:tc>
+        <w:tc>
+          <w:tcPr>
+            <w:tcW w:type="dxa" w:w="2160"/>
+          </w:tcPr>
+          <w:p>
+            <w:r>
+              <w:rPr>
+                <w:b w:val="0"/>
+              </w:rPr>
+              <w:t>________</w:t>
+            </w:r>
+          </w:p>
+        </w:tc>
+        <w:tc>
+          <w:tcPr>
+            <w:tcW w:type="dxa" w:w="2160"/>
           </w:tcPr>
           <w:p>
             <w:r>
@@ -3174,33 +4396,46 @@
       <w:tr>
         <w:tc>
           <w:tcPr>
-            <w:tcW w:type="dxa" w:w="2880"/>
-          </w:tcPr>
-          <w:p>
-            <w:r>
-              <w:rPr>
-                <w:b w:val="0"/>
-              </w:rPr>
-              <w:t>인솔 여건</w:t>
-            </w:r>
-          </w:p>
-        </w:tc>
-        <w:tc>
-          <w:tcPr>
-            <w:tcW w:type="dxa" w:w="2880"/>
-          </w:tcPr>
-          <w:p>
-            <w:r>
-              <w:rPr>
-                <w:b w:val="0"/>
-              </w:rPr>
-              <w:t>학생 특성과 동선에 맞게 교사를 배치할 수 있는가?</w:t>
-            </w:r>
-          </w:p>
-        </w:tc>
-        <w:tc>
-          <w:tcPr>
-            <w:tcW w:type="dxa" w:w="2880"/>
+            <w:tcW w:type="dxa" w:w="2160"/>
+          </w:tcPr>
+          <w:p>
+            <w:r>
+              <w:rPr>
+                <w:b w:val="0"/>
+              </w:rPr>
+              <w:t>실행계획 작성</w:t>
+            </w:r>
+          </w:p>
+        </w:tc>
+        <w:tc>
+          <w:tcPr>
+            <w:tcW w:type="dxa" w:w="2160"/>
+          </w:tcPr>
+          <w:p>
+            <w:r>
+              <w:rPr>
+                <w:b w:val="0"/>
+              </w:rPr>
+              <w:t>시간표·인솔 배치·안전 대책·예산을 별도 계획서에 반영</w:t>
+            </w:r>
+          </w:p>
+        </w:tc>
+        <w:tc>
+          <w:tcPr>
+            <w:tcW w:type="dxa" w:w="2160"/>
+          </w:tcPr>
+          <w:p>
+            <w:r>
+              <w:rPr>
+                <w:b w:val="0"/>
+              </w:rPr>
+              <w:t>________</w:t>
+            </w:r>
+          </w:p>
+        </w:tc>
+        <w:tc>
+          <w:tcPr>
+            <w:tcW w:type="dxa" w:w="2160"/>
           </w:tcPr>
           <w:p>
             <w:r>
@@ -3215,33 +4450,46 @@
       <w:tr>
         <w:tc>
           <w:tcPr>
-            <w:tcW w:type="dxa" w:w="2880"/>
-          </w:tcPr>
-          <w:p>
-            <w:r>
-              <w:rPr>
-                <w:b w:val="0"/>
-              </w:rPr>
-              <w:t>이동</w:t>
-            </w:r>
-          </w:p>
-        </w:tc>
-        <w:tc>
-          <w:tcPr>
-            <w:tcW w:type="dxa" w:w="2880"/>
-          </w:tcPr>
-          <w:p>
-            <w:r>
-              <w:rPr>
-                <w:b w:val="0"/>
-              </w:rPr>
-              <w:t>이동 시간, 차량 안전띠, 승하차 장소가 적절한가?</w:t>
-            </w:r>
-          </w:p>
-        </w:tc>
-        <w:tc>
-          <w:tcPr>
-            <w:tcW w:type="dxa" w:w="2880"/>
+            <w:tcW w:type="dxa" w:w="2160"/>
+          </w:tcPr>
+          <w:p>
+            <w:r>
+              <w:rPr>
+                <w:b w:val="0"/>
+              </w:rPr>
+              <w:t>보호자 안내·회신</w:t>
+            </w:r>
+          </w:p>
+        </w:tc>
+        <w:tc>
+          <w:tcPr>
+            <w:tcW w:type="dxa" w:w="2160"/>
+          </w:tcPr>
+          <w:p>
+            <w:r>
+              <w:rPr>
+                <w:b w:val="0"/>
+              </w:rPr>
+              <w:t>일정·이동·귀가 안내 및 별도 신청·동의서 회수</w:t>
+            </w:r>
+          </w:p>
+        </w:tc>
+        <w:tc>
+          <w:tcPr>
+            <w:tcW w:type="dxa" w:w="2160"/>
+          </w:tcPr>
+          <w:p>
+            <w:r>
+              <w:rPr>
+                <w:b w:val="0"/>
+              </w:rPr>
+              <w:t>________</w:t>
+            </w:r>
+          </w:p>
+        </w:tc>
+        <w:tc>
+          <w:tcPr>
+            <w:tcW w:type="dxa" w:w="2160"/>
           </w:tcPr>
           <w:p>
             <w:r>
@@ -3256,33 +4504,33 @@
       <w:tr>
         <w:tc>
           <w:tcPr>
-            <w:tcW w:type="dxa" w:w="2880"/>
-          </w:tcPr>
-          <w:p>
-            <w:r>
-              <w:rPr>
-                <w:b w:val="0"/>
-              </w:rPr>
-              <w:t>시설</w:t>
-            </w:r>
-          </w:p>
-        </w:tc>
-        <w:tc>
-          <w:tcPr>
-            <w:tcW w:type="dxa" w:w="2880"/>
-          </w:tcPr>
-          <w:p>
-            <w:r>
-              <w:rPr>
-                <w:b w:val="0"/>
-              </w:rPr>
-              <w:t>화장실·음수·그늘·실내 대피 공간이 있는가?</w:t>
-            </w:r>
-          </w:p>
-        </w:tc>
-        <w:tc>
-          <w:tcPr>
-            <w:tcW w:type="dxa" w:w="2880"/>
+            <w:tcW w:type="dxa" w:w="2160"/>
+          </w:tcPr>
+          <w:p>
+            <w:r>
+              <w:rPr>
+                <w:b w:val="0"/>
+              </w:rPr>
+              <w:t>결과 확인</w:t>
+            </w:r>
+          </w:p>
+        </w:tc>
+        <w:tc>
+          <w:tcPr>
+            <w:tcW w:type="dxa" w:w="2160"/>
+          </w:tcPr>
+          <w:p>
+            <w:r>
+              <w:rPr>
+                <w:b w:val="0"/>
+              </w:rPr>
+              <w:t>참여 인원·완료 활동·아동 소감·개선사항 기록</w:t>
+            </w:r>
+          </w:p>
+        </w:tc>
+        <w:tc>
+          <w:tcPr>
+            <w:tcW w:type="dxa" w:w="2160"/>
           </w:tcPr>
           <w:p>
             <w:r>
@@ -3293,201 +4541,9 @@
             </w:r>
           </w:p>
         </w:tc>
-      </w:tr>
-      <w:tr>
-        <w:tc>
-          <w:tcPr>
-            <w:tcW w:type="dxa" w:w="2880"/>
-          </w:tcPr>
-          <w:p>
-            <w:r>
-              <w:rPr>
-                <w:b w:val="0"/>
-              </w:rPr>
-              <w:t>날씨</w:t>
-            </w:r>
-          </w:p>
-        </w:tc>
-        <w:tc>
-          <w:tcPr>
-            <w:tcW w:type="dxa" w:w="2880"/>
-          </w:tcPr>
-          <w:p>
-            <w:r>
-              <w:rPr>
-                <w:b w:val="0"/>
-              </w:rPr>
-              <w:t>폭염·호우·낙뢰·미세먼지 때 변경할 실내 활동이 있는가?</w:t>
-            </w:r>
-          </w:p>
-        </w:tc>
-        <w:tc>
-          <w:tcPr>
-            <w:tcW w:type="dxa" w:w="2880"/>
-          </w:tcPr>
-          <w:p>
-            <w:r>
-              <w:rPr>
-                <w:b w:val="0"/>
-              </w:rPr>
-              <w:t>________</w:t>
-            </w:r>
-          </w:p>
-        </w:tc>
-      </w:tr>
-      <w:tr>
-        <w:tc>
-          <w:tcPr>
-            <w:tcW w:type="dxa" w:w="2880"/>
-          </w:tcPr>
-          <w:p>
-            <w:r>
-              <w:rPr>
-                <w:b w:val="0"/>
-              </w:rPr>
-              <w:t>건강·응급</w:t>
-            </w:r>
-          </w:p>
-        </w:tc>
-        <w:tc>
-          <w:tcPr>
-            <w:tcW w:type="dxa" w:w="2880"/>
-          </w:tcPr>
-          <w:p>
-            <w:r>
-              <w:rPr>
-                <w:b w:val="0"/>
-              </w:rPr>
-              <w:t>알레르기·복약 사항, 구급함, 비상 연락·의료기관을 확인했는가?</w:t>
-            </w:r>
-          </w:p>
-        </w:tc>
-        <w:tc>
-          <w:tcPr>
-            <w:tcW w:type="dxa" w:w="2880"/>
-          </w:tcPr>
-          <w:p>
-            <w:r>
-              <w:rPr>
-                <w:b w:val="0"/>
-              </w:rPr>
-              <w:t>________</w:t>
-            </w:r>
-          </w:p>
-        </w:tc>
-      </w:tr>
-      <w:tr>
-        <w:tc>
-          <w:tcPr>
-            <w:tcW w:type="dxa" w:w="2880"/>
-          </w:tcPr>
-          <w:p>
-            <w:r>
-              <w:rPr>
-                <w:b w:val="0"/>
-              </w:rPr>
-              <w:t>비용·운영</w:t>
-            </w:r>
-          </w:p>
-        </w:tc>
-        <w:tc>
-          <w:tcPr>
-            <w:tcW w:type="dxa" w:w="2880"/>
-          </w:tcPr>
-          <w:p>
-            <w:r>
-              <w:rPr>
-                <w:b w:val="0"/>
-              </w:rPr>
-              <w:t>교통·입장·체험 비용, 예약·취소 조건을 확인했는가?</w:t>
-            </w:r>
-          </w:p>
-        </w:tc>
-        <w:tc>
-          <w:tcPr>
-            <w:tcW w:type="dxa" w:w="2880"/>
-          </w:tcPr>
-          <w:p>
-            <w:r>
-              <w:rPr>
-                <w:b w:val="0"/>
-              </w:rPr>
-              <w:t>________</w:t>
-            </w:r>
-          </w:p>
-        </w:tc>
-      </w:tr>
-      <w:tr>
-        <w:tc>
-          <w:tcPr>
-            <w:tcW w:type="dxa" w:w="2880"/>
-          </w:tcPr>
-          <w:p>
-            <w:r>
-              <w:rPr>
-                <w:b w:val="0"/>
-              </w:rPr>
-              <w:t>보호자 안내</w:t>
-            </w:r>
-          </w:p>
-        </w:tc>
-        <w:tc>
-          <w:tcPr>
-            <w:tcW w:type="dxa" w:w="2880"/>
-          </w:tcPr>
-          <w:p>
-            <w:r>
-              <w:rPr>
-                <w:b w:val="0"/>
-              </w:rPr>
-              <w:t>일정·이동·준비물·참가 및 사진 동의를 안내했는가?</w:t>
-            </w:r>
-          </w:p>
-        </w:tc>
-        <w:tc>
-          <w:tcPr>
-            <w:tcW w:type="dxa" w:w="2880"/>
-          </w:tcPr>
-          <w:p>
-            <w:r>
-              <w:rPr>
-                <w:b w:val="0"/>
-              </w:rPr>
-              <w:t>________</w:t>
-            </w:r>
-          </w:p>
-        </w:tc>
-      </w:tr>
-      <w:tr>
-        <w:tc>
-          <w:tcPr>
-            <w:tcW w:type="dxa" w:w="2880"/>
-          </w:tcPr>
-          <w:p>
-            <w:r>
-              <w:rPr>
-                <w:b w:val="0"/>
-              </w:rPr>
-              <w:t>최종 선정</w:t>
-            </w:r>
-          </w:p>
-        </w:tc>
-        <w:tc>
-          <w:tcPr>
-            <w:tcW w:type="dxa" w:w="2880"/>
-          </w:tcPr>
-          <w:p>
-            <w:r>
-              <w:rPr>
-                <w:b w:val="0"/>
-              </w:rPr>
-              <w:t>활동 ________ / 방문 장소 ________ / 확인 담당 ________</w:t>
-            </w:r>
-          </w:p>
-        </w:tc>
-        <w:tc>
-          <w:tcPr>
-            <w:tcW w:type="dxa" w:w="2880"/>
+        <w:tc>
+          <w:tcPr>
+            <w:tcW w:type="dxa" w:w="2160"/>
           </w:tcPr>
           <w:p>
             <w:r>
@@ -3501,6 +4557,46 @@
       </w:tr>
     </w:tbl>
     <w:p/>
+    <w:p>
+      <w:r>
+        <w:rPr>
+          <w:b w:val="0"/>
+        </w:rPr>
+        <w:t>가. 개인정보 수집·이용 동의는 별도 신청·회신서에 다음과 같이 기재합니다.</w:t>
+      </w:r>
+    </w:p>
+    <w:p>
+      <w:r>
+        <w:rPr>
+          <w:b w:val="0"/>
+        </w:rPr>
+        <w:t>개인정보 수집·이용 동의: 안전한 행사 운영·비상연락을 위해 보호자 연락처 및 필요한 건강정보(민감정보는 별도 동의)를 수집·이용하며, 보유기간 ________ 후 파기합니다. 동의를 거부할 수 있으며, 거부 시 제한 사항은 ________입니다. 일반 개인정보 동의 ________ / 민감정보 별도 동의 ________.</w:t>
+      </w:r>
+    </w:p>
+    <w:p>
+      <w:r>
+        <w:rPr>
+          <w:b w:val="0"/>
+        </w:rPr>
+        <w:t>발신: (교회명) (부서명)</w:t>
+      </w:r>
+    </w:p>
+    <w:p>
+      <w:r>
+        <w:rPr>
+          <w:b w:val="0"/>
+        </w:rPr>
+        <w:t>담당: ________ / 문의처: 교회·부서 공용 연락처 ________</w:t>
+      </w:r>
+    </w:p>
+    <w:p>
+      <w:r>
+        <w:rPr>
+          <w:b w:val="0"/>
+        </w:rPr>
+        <w:t>끝.</w:t>
+      </w:r>
+    </w:p>
     <w:sectPr>
       <w:pgSz w:w="12240" w:h="15840"/>
       <w:pgMar w:top="1440" w:right="1800" w:bottom="1440" w:left="1800" w:header="720" w:footer="720" w:gutter="0"/>
